--- a/dist/the-case-of-the-elusive-w-anchor.docx
+++ b/dist/the-case-of-the-elusive-w-anchor.docx
@@ -12,26 +12,10 @@
     </w:p>
     <w:p>
       <w:pPr>
-        <w:pStyle w:val="Subtitle"/>
-      </w:pPr>
-      <w:r>
-        <w:t xml:space="preserve">Pimpernell &amp; Father Brown Investigate</w:t>
-      </w:r>
-    </w:p>
-    <w:p>
-      <w:pPr>
         <w:pStyle w:val="Author"/>
       </w:pPr>
       <w:r>
         <w:t xml:space="preserve">Roger G. Lewis</w:t>
-      </w:r>
-    </w:p>
-    <w:p>
-      <w:pPr>
-        <w:pStyle w:val="Date"/>
-      </w:pPr>
-      <w:r>
-        <w:t xml:space="preserve">2026</w:t>
       </w:r>
     </w:p>
     <w:sdt>
@@ -60,514 +44,49 @@
         </w:p>
       </w:sdtContent>
     </w:sdt>
-    <w:bookmarkStart w:id="11" w:name="the-case-of-the-elusive-w-anchor"/>
+    <w:bookmarkStart w:id="9" w:name="foreword-the-canary-in-the-coal-mine"/>
     <w:p>
       <w:pPr>
         <w:pStyle w:val="Heading1"/>
       </w:pPr>
       <w:r>
-        <w:t xml:space="preserve">THE CASE OF THE ELUSIVE W-ANCHOR</w:t>
-      </w:r>
-    </w:p>
-    <w:bookmarkStart w:id="10" w:name="pimpernell-father-brown-investigates"/>
-    <w:p>
-      <w:pPr>
-        <w:pStyle w:val="Heading2"/>
-      </w:pPr>
-      <w:r>
-        <w:t xml:space="preserve">Pimpernell Father Brown Investigates</w:t>
-      </w:r>
-    </w:p>
-    <w:bookmarkStart w:id="9" w:name="a-prosecution-in-nine-chapters"/>
-    <w:p>
-      <w:pPr>
-        <w:pStyle w:val="Heading3"/>
-      </w:pPr>
-      <w:r>
-        <w:t xml:space="preserve">A Prosecution in Nine Chapters</w:t>
-      </w:r>
-    </w:p>
-    <w:tbl>
-      <w:tblPr>
-        <w:tblStyle w:val="Table"/>
-        <w:tblW w:type="pct" w:w="5000"/>
-        <w:tblLayout w:type="fixed"/>
-        <w:tblLook w:firstRow="1" w:lastRow="0" w:firstColumn="0" w:lastColumn="0" w:noHBand="0" w:noVBand="0" w:val="0020"/>
-      </w:tblPr>
-      <w:tblGrid>
-        <w:gridCol w:w="990"/>
-        <w:gridCol w:w="1732"/>
-        <w:gridCol w:w="3217"/>
-        <w:gridCol w:w="1980"/>
-      </w:tblGrid>
-      <w:tr>
-        <w:trPr>
-          <w:tblHeader w:val="on"/>
-        </w:trPr>
-        <w:tc>
-          <w:tcPr/>
-          <w:p>
-            <w:pPr>
-              <w:pStyle w:val="Compact"/>
-            </w:pPr>
-            <w:r>
-              <w:t xml:space="preserve">Ch</w:t>
-            </w:r>
-          </w:p>
-        </w:tc>
-        <w:tc>
-          <w:tcPr/>
-          <w:p>
-            <w:pPr>
-              <w:pStyle w:val="Compact"/>
-            </w:pPr>
-            <w:r>
-              <w:t xml:space="preserve">Title</w:t>
-            </w:r>
-          </w:p>
-        </w:tc>
-        <w:tc>
-          <w:tcPr/>
-          <w:p>
-            <w:pPr>
-              <w:pStyle w:val="Compact"/>
-            </w:pPr>
-            <w:r>
-              <w:t xml:space="preserve">Source File</w:t>
-            </w:r>
-          </w:p>
-        </w:tc>
-        <w:tc>
-          <w:tcPr/>
-          <w:p>
-            <w:pPr>
-              <w:pStyle w:val="Compact"/>
-            </w:pPr>
-            <w:r>
-              <w:t xml:space="preserve">Target</w:t>
-            </w:r>
-          </w:p>
-        </w:tc>
-      </w:tr>
-      <w:tr>
-        <w:tc>
-          <w:tcPr/>
-          <w:p>
-            <w:pPr>
-              <w:pStyle w:val="Compact"/>
-            </w:pPr>
-            <w:r>
-              <w:t xml:space="preserve">1</w:t>
-            </w:r>
-          </w:p>
-        </w:tc>
-        <w:tc>
-          <w:tcPr/>
-          <w:p>
-            <w:pPr>
-              <w:pStyle w:val="Compact"/>
-            </w:pPr>
-            <w:r>
-              <w:t xml:space="preserve">The Crime Scene Survey</w:t>
-            </w:r>
-          </w:p>
-        </w:tc>
-        <w:tc>
-          <w:tcPr/>
-          <w:p>
-            <w:pPr>
-              <w:pStyle w:val="Compact"/>
-            </w:pPr>
-            <w:r>
-              <w:t xml:space="preserve">repo_diagnostic_20260316_1558.txt</w:t>
-            </w:r>
-          </w:p>
-        </w:tc>
-        <w:tc>
-          <w:tcPr/>
-          <w:p>
-            <w:pPr>
-              <w:pStyle w:val="Compact"/>
-            </w:pPr>
-            <w:r>
-              <w:t xml:space="preserve">ch01_the_crime_scene_survey.md</w:t>
-            </w:r>
-          </w:p>
-        </w:tc>
-      </w:tr>
-      <w:tr>
-        <w:tc>
-          <w:tcPr/>
-          <w:p>
-            <w:pPr>
-              <w:pStyle w:val="Compact"/>
-            </w:pPr>
-            <w:r>
-              <w:t xml:space="preserve">2</w:t>
-            </w:r>
-          </w:p>
-        </w:tc>
-        <w:tc>
-          <w:tcPr/>
-          <w:p>
-            <w:pPr>
-              <w:pStyle w:val="Compact"/>
-            </w:pPr>
-            <w:r>
-              <w:t xml:space="preserve">The Choosing of Dragons</w:t>
-            </w:r>
-          </w:p>
-        </w:tc>
-        <w:tc>
-          <w:tcPr/>
-          <w:p>
-            <w:pPr>
-              <w:pStyle w:val="Compact"/>
-            </w:pPr>
-            <w:r>
-              <w:t xml:space="preserve">choosing dragons part 2.md</w:t>
-            </w:r>
-          </w:p>
-        </w:tc>
-        <w:tc>
-          <w:tcPr/>
-          <w:p>
-            <w:pPr>
-              <w:pStyle w:val="Compact"/>
-            </w:pPr>
-            <w:r>
-              <w:t xml:space="preserve">ch02_the_choosing_of_dragons.md</w:t>
-            </w:r>
-          </w:p>
-        </w:tc>
-      </w:tr>
-      <w:tr>
-        <w:tc>
-          <w:tcPr/>
-          <w:p>
-            <w:pPr>
-              <w:pStyle w:val="Compact"/>
-            </w:pPr>
-            <w:r>
-              <w:t xml:space="preserve">3</w:t>
-            </w:r>
-          </w:p>
-        </w:tc>
-        <w:tc>
-          <w:tcPr/>
-          <w:p>
-            <w:pPr>
-              <w:pStyle w:val="Compact"/>
-            </w:pPr>
-            <w:r>
-              <w:t xml:space="preserve">The Flux Capacitor and the Halting Problem</w:t>
-            </w:r>
-          </w:p>
-        </w:tc>
-        <w:tc>
-          <w:tcPr/>
-          <w:p>
-            <w:pPr>
-              <w:pStyle w:val="Compact"/>
-            </w:pPr>
-            <w:r>
-              <w:t xml:space="preserve">Flux capacitor and the halting problem work 17mars26.md</w:t>
-            </w:r>
-          </w:p>
-        </w:tc>
-        <w:tc>
-          <w:tcPr/>
-          <w:p>
-            <w:pPr>
-              <w:pStyle w:val="Compact"/>
-            </w:pPr>
-            <w:r>
-              <w:t xml:space="preserve">ch03_the_flux_capacitor.md</w:t>
-            </w:r>
-          </w:p>
-        </w:tc>
-      </w:tr>
-      <w:tr>
-        <w:tc>
-          <w:tcPr/>
-          <w:p>
-            <w:pPr>
-              <w:pStyle w:val="Compact"/>
-            </w:pPr>
-            <w:r>
-              <w:t xml:space="preserve">4</w:t>
-            </w:r>
-          </w:p>
-        </w:tc>
-        <w:tc>
-          <w:tcPr/>
-          <w:p>
-            <w:pPr>
-              <w:pStyle w:val="Compact"/>
-            </w:pPr>
-            <w:r>
-              <w:t xml:space="preserve">The Circus Trucks</w:t>
-            </w:r>
-          </w:p>
-        </w:tc>
-        <w:tc>
-          <w:tcPr/>
-          <w:p>
-            <w:pPr>
-              <w:pStyle w:val="Compact"/>
-            </w:pPr>
-            <w:r>
-              <w:t xml:space="preserve">GPT-5.4 Pro marking claude and rogs circular crossed purposes circus trucks.txt</w:t>
-            </w:r>
-          </w:p>
-        </w:tc>
-        <w:tc>
-          <w:tcPr/>
-          <w:p>
-            <w:pPr>
-              <w:pStyle w:val="Compact"/>
-            </w:pPr>
-            <w:r>
-              <w:t xml:space="preserve">ch04_the_circus_trucks.md</w:t>
-            </w:r>
-          </w:p>
-        </w:tc>
-      </w:tr>
-      <w:tr>
-        <w:tc>
-          <w:tcPr/>
-          <w:p>
-            <w:pPr>
-              <w:pStyle w:val="Compact"/>
-            </w:pPr>
-            <w:r>
-              <w:t xml:space="preserve">5</w:t>
-            </w:r>
-          </w:p>
-        </w:tc>
-        <w:tc>
-          <w:tcPr/>
-          <w:p>
-            <w:pPr>
-              <w:pStyle w:val="Compact"/>
-            </w:pPr>
-            <w:r>
-              <w:t xml:space="preserve">The Epilogue That Came First</w:t>
-            </w:r>
-          </w:p>
-        </w:tc>
-        <w:tc>
-          <w:tcPr/>
-          <w:p>
-            <w:pPr>
-              <w:pStyle w:val="Compact"/>
-            </w:pPr>
-            <w:r>
-              <w:t xml:space="preserve">epilogue first manuscript to draft2digital a saga.md</w:t>
-            </w:r>
-          </w:p>
-        </w:tc>
-        <w:tc>
-          <w:tcPr/>
-          <w:p>
-            <w:pPr>
-              <w:pStyle w:val="Compact"/>
-            </w:pPr>
-            <w:r>
-              <w:t xml:space="preserve">ch05_the_epilogue_that_came_first.md</w:t>
-            </w:r>
-          </w:p>
-        </w:tc>
-      </w:tr>
-      <w:tr>
-        <w:tc>
-          <w:tcPr/>
-          <w:p>
-            <w:pPr>
-              <w:pStyle w:val="Compact"/>
-            </w:pPr>
-            <w:r>
-              <w:t xml:space="preserve">6</w:t>
-            </w:r>
-          </w:p>
-        </w:tc>
-        <w:tc>
-          <w:tcPr/>
-          <w:p>
-            <w:pPr>
-              <w:pStyle w:val="Compact"/>
-            </w:pPr>
-            <w:r>
-              <w:t xml:space="preserve">The Work to Six Forty-One</w:t>
-            </w:r>
-          </w:p>
-        </w:tc>
-        <w:tc>
-          <w:tcPr/>
-          <w:p>
-            <w:pPr>
-              <w:pStyle w:val="Compact"/>
-            </w:pPr>
-            <w:r>
-              <w:t xml:space="preserve">work to 6.41 20march 2026.md</w:t>
-            </w:r>
-          </w:p>
-        </w:tc>
-        <w:tc>
-          <w:tcPr/>
-          <w:p>
-            <w:pPr>
-              <w:pStyle w:val="Compact"/>
-            </w:pPr>
-            <w:r>
-              <w:t xml:space="preserve">ch06_the_work_to_six_forty_one.md</w:t>
-            </w:r>
-          </w:p>
-        </w:tc>
-      </w:tr>
-      <w:tr>
-        <w:tc>
-          <w:tcPr/>
-          <w:p>
-            <w:pPr>
-              <w:pStyle w:val="Compact"/>
-            </w:pPr>
-            <w:r>
-              <w:t xml:space="preserve">7</w:t>
-            </w:r>
-          </w:p>
-        </w:tc>
-        <w:tc>
-          <w:tcPr/>
-          <w:p>
-            <w:pPr>
-              <w:pStyle w:val="Compact"/>
-            </w:pPr>
-            <w:r>
-              <w:t xml:space="preserve">The Wanking in Circles Problem</w:t>
-            </w:r>
-          </w:p>
-        </w:tc>
-        <w:tc>
-          <w:tcPr/>
-          <w:p>
-            <w:pPr>
-              <w:pStyle w:val="Compact"/>
-            </w:pPr>
-            <w:r>
-              <w:t xml:space="preserve">wanking in circles 2.txt</w:t>
-            </w:r>
-          </w:p>
-        </w:tc>
-        <w:tc>
-          <w:tcPr/>
-          <w:p>
-            <w:pPr>
-              <w:pStyle w:val="Compact"/>
-            </w:pPr>
-            <w:r>
-              <w:t xml:space="preserve">ch07_the_wanking_in_circles.md</w:t>
-            </w:r>
-          </w:p>
-        </w:tc>
-      </w:tr>
-      <w:tr>
-        <w:tc>
-          <w:tcPr/>
-          <w:p>
-            <w:pPr>
-              <w:pStyle w:val="Compact"/>
-            </w:pPr>
-            <w:r>
-              <w:t xml:space="preserve">8</w:t>
-            </w:r>
-          </w:p>
-        </w:tc>
-        <w:tc>
-          <w:tcPr/>
-          <w:p>
-            <w:pPr>
-              <w:pStyle w:val="Compact"/>
-            </w:pPr>
-            <w:r>
-              <w:t xml:space="preserve">The Nine-One-One Call</w:t>
-            </w:r>
-          </w:p>
-        </w:tc>
-        <w:tc>
-          <w:tcPr/>
-          <w:p>
-            <w:pPr>
-              <w:pStyle w:val="Compact"/>
-            </w:pPr>
-            <w:r>
-              <w:t xml:space="preserve">wanchor 911.md</w:t>
-            </w:r>
-          </w:p>
-        </w:tc>
-        <w:tc>
-          <w:tcPr/>
-          <w:p>
-            <w:pPr>
-              <w:pStyle w:val="Compact"/>
-            </w:pPr>
-            <w:r>
-              <w:t xml:space="preserve">ch08_the_nine_one_one_call.md</w:t>
-            </w:r>
-          </w:p>
-        </w:tc>
-      </w:tr>
-      <w:tr>
-        <w:tc>
-          <w:tcPr/>
-          <w:p>
-            <w:pPr>
-              <w:pStyle w:val="Compact"/>
-            </w:pPr>
-            <w:r>
-              <w:t xml:space="preserve">9</w:t>
-            </w:r>
-          </w:p>
-        </w:tc>
-        <w:tc>
-          <w:tcPr/>
-          <w:p>
-            <w:pPr>
-              <w:pStyle w:val="Compact"/>
-            </w:pPr>
-            <w:r>
-              <w:t xml:space="preserve">The Verdict</w:t>
-            </w:r>
-          </w:p>
-        </w:tc>
-        <w:tc>
-          <w:tcPr/>
-          <w:p>
-            <w:pPr>
-              <w:pStyle w:val="Compact"/>
-            </w:pPr>
-            <w:r>
-              <w:t xml:space="preserve">Synthesised from all files</w:t>
-            </w:r>
-          </w:p>
-        </w:tc>
-        <w:tc>
-          <w:tcPr/>
-          <w:p>
-            <w:pPr>
-              <w:pStyle w:val="Compact"/>
-            </w:pPr>
-            <w:r>
-              <w:t xml:space="preserve">ch09_the_verdict.md</w:t>
-            </w:r>
-          </w:p>
-        </w:tc>
-      </w:tr>
-    </w:tbl>
+        <w:t xml:space="preserve">Foreword: The Canary in the Coal Mine</w:t>
+      </w:r>
+    </w:p>
+    <w:p>
+      <w:pPr>
+        <w:pStyle w:val="FirstParagraph"/>
+      </w:pPr>
+      <w:r>
+        <w:t xml:space="preserve">Roger’s work extends that tradition into territory we could not have imagined — into the mechanisms of central banking, the philosophy of consciousness, the poetry of electromagnetic fields. I will not pretend to have followed him everywhere he has gone. But I recognise the impulse. It is the same impulse that sent men down into darkness with a lamp and a canary: the need to know what is actually there, regardless of what the management has told you is there.</w:t>
+      </w:r>
+    </w:p>
+    <w:p>
+      <w:pPr>
+        <w:pStyle w:val="BodyText"/>
+      </w:pPr>
+      <w:r>
+        <w:t xml:space="preserve">The canary, for those who do not know, was the early warning. A small bird in a small cage, carried into the workings where the air was uncertain. When the canary stopped singing, you did not debate the matter. You moved. The bird’s silence was not an opinion. It was a fact, and you acted on it.</w:t>
+      </w:r>
+    </w:p>
+    <w:p>
+      <w:pPr>
+        <w:pStyle w:val="BodyText"/>
+      </w:pPr>
+      <w:r>
+        <w:t xml:space="preserve">I have wondered, in my later years, what serves as the canary now. The air of public life has seemed to me, for some time, to carry something that does not smell right. The poets, I notice, have been among the first to say so. They are usually the first. When language begins to be used to obscure rather than to illuminate, when words are made to mean their opposites, when the official account and the lived experience diverge so completely that people stop trusting either — the poets notice. They may not be able to fix it. But they name it, and the naming matters.</w:t>
+      </w:r>
+    </w:p>
+    <w:p>
+      <w:pPr>
+        <w:pStyle w:val="BodyText"/>
+      </w:pPr>
+      <w:r>
+        <w:t xml:space="preserve">This collection is an act of naming. It is the work of a man who has gone down into the data as we went down into the coal, and who has brought up what he found, and who has shared it with anyone willing to read it. Whether it is coal or fool’s gold, I leave to you to judge. I was never much for telling people what to think. In the mines, you learned quickly enough that a man who cannot read the seam for himself is a danger to everyone around him.</w:t>
+      </w:r>
+    </w:p>
     <w:bookmarkEnd w:id="9"/>
-    <w:bookmarkEnd w:id="10"/>
-    <w:bookmarkEnd w:id="11"/>
-    <w:bookmarkStart w:id="16" w:name="chapter-1-the-crime-scene-survey"/>
+    <w:bookmarkStart w:id="14" w:name="chapter-1-the-crime-scene-survey"/>
     <w:p>
       <w:pPr>
         <w:pStyle w:val="Heading1"/>
@@ -588,7 +107,7 @@
         <w:t xml:space="preserve">Source: repo_diagnostic_20260316_1558.txt (2.37MB)</w:t>
       </w:r>
     </w:p>
-    <w:bookmarkStart w:id="12" w:name="the-before-photograph"/>
+    <w:bookmarkStart w:id="10" w:name="the-before-photograph"/>
     <w:p>
       <w:pPr>
         <w:pStyle w:val="Heading2"/>
@@ -753,14 +272,1019 @@
         <w:t xml:space="preserve">The diagnostic runs to 2.37 megabytes. It enumerates every file in every repo with its size in kilobytes. It records the git branch, the last commit hash, and the clean/dirty status. It is, in every sense, the forensic photograph that a detective takes before touching anything.</w:t>
       </w:r>
     </w:p>
-    <w:bookmarkEnd w:id="12"/>
-    <w:bookmarkStart w:id="13" w:name="the-prosecutions-point"/>
-    <w:p>
-      <w:pPr>
-        <w:pStyle w:val="Heading2"/>
-      </w:pPr>
-      <w:r>
-        <w:t xml:space="preserve">The Prosecution’s Point</w:t>
+    <w:p>
+      <w:pPr>
+        <w:pStyle w:val="BodyText"/>
+      </w:pPr>
+      <w:r>
+        <w:t xml:space="preserve">Thomas ran the verification first. Father Brown watched the terminal:</w:t>
+      </w:r>
+    </w:p>
+    <w:p>
+      <w:pPr>
+        <w:pStyle w:val="SourceCode"/>
+      </w:pPr>
+      <w:r>
+        <w:rPr>
+          <w:rStyle w:val="CommentTok"/>
+        </w:rPr>
+        <w:t xml:space="preserve"># anchor_verify.ps1 — the instrument that checks if you are where you think you are</w:t>
+      </w:r>
+      <w:r>
+        <w:br/>
+      </w:r>
+      <w:r>
+        <w:br/>
+      </w:r>
+      <w:r>
+        <w:rPr>
+          <w:rStyle w:val="VariableTok"/>
+        </w:rPr>
+        <w:t xml:space="preserve">$paths</w:t>
+      </w:r>
+      <w:r>
+        <w:rPr>
+          <w:rStyle w:val="NormalTok"/>
+        </w:rPr>
+        <w:t xml:space="preserve"> </w:t>
+      </w:r>
+      <w:r>
+        <w:rPr>
+          <w:rStyle w:val="OperatorTok"/>
+        </w:rPr>
+        <w:t xml:space="preserve">=</w:t>
+      </w:r>
+      <w:r>
+        <w:rPr>
+          <w:rStyle w:val="NormalTok"/>
+        </w:rPr>
+        <w:t xml:space="preserve"> @</w:t>
+      </w:r>
+      <w:r>
+        <w:rPr>
+          <w:rStyle w:val="OperatorTok"/>
+        </w:rPr>
+        <w:t xml:space="preserve">{</w:t>
+      </w:r>
+      <w:r>
+        <w:br/>
+      </w:r>
+      <w:r>
+        <w:rPr>
+          <w:rStyle w:val="NormalTok"/>
+        </w:rPr>
+        <w:t xml:space="preserve">    </w:t>
+      </w:r>
+      <w:r>
+        <w:rPr>
+          <w:rStyle w:val="StringTok"/>
+        </w:rPr>
+        <w:t xml:space="preserve">"Repo Root"</w:t>
+      </w:r>
+      <w:r>
+        <w:rPr>
+          <w:rStyle w:val="NormalTok"/>
+        </w:rPr>
+        <w:t xml:space="preserve">         </w:t>
+      </w:r>
+      <w:r>
+        <w:rPr>
+          <w:rStyle w:val="OperatorTok"/>
+        </w:rPr>
+        <w:t xml:space="preserve">=</w:t>
+      </w:r>
+      <w:r>
+        <w:rPr>
+          <w:rStyle w:val="NormalTok"/>
+        </w:rPr>
+        <w:t xml:space="preserve"> </w:t>
+      </w:r>
+      <w:r>
+        <w:rPr>
+          <w:rStyle w:val="VariableTok"/>
+        </w:rPr>
+        <w:t xml:space="preserve">$root</w:t>
+      </w:r>
+      <w:r>
+        <w:br/>
+      </w:r>
+      <w:r>
+        <w:rPr>
+          <w:rStyle w:val="NormalTok"/>
+        </w:rPr>
+        <w:t xml:space="preserve">    </w:t>
+      </w:r>
+      <w:r>
+        <w:rPr>
+          <w:rStyle w:val="StringTok"/>
+        </w:rPr>
+        <w:t xml:space="preserve">"Scripts Dir"</w:t>
+      </w:r>
+      <w:r>
+        <w:rPr>
+          <w:rStyle w:val="NormalTok"/>
+        </w:rPr>
+        <w:t xml:space="preserve">       </w:t>
+      </w:r>
+      <w:r>
+        <w:rPr>
+          <w:rStyle w:val="OperatorTok"/>
+        </w:rPr>
+        <w:t xml:space="preserve">=</w:t>
+      </w:r>
+      <w:r>
+        <w:rPr>
+          <w:rStyle w:val="NormalTok"/>
+        </w:rPr>
+        <w:t xml:space="preserve"> </w:t>
+      </w:r>
+      <w:r>
+        <w:rPr>
+          <w:rStyle w:val="StringTok"/>
+        </w:rPr>
+        <w:t xml:space="preserve">"</w:t>
+      </w:r>
+      <w:r>
+        <w:rPr>
+          <w:rStyle w:val="VariableTok"/>
+        </w:rPr>
+        <w:t xml:space="preserve">$root</w:t>
+      </w:r>
+      <w:r>
+        <w:rPr>
+          <w:rStyle w:val="StringTok"/>
+        </w:rPr>
+        <w:t xml:space="preserve">\scripts"</w:t>
+      </w:r>
+      <w:r>
+        <w:br/>
+      </w:r>
+      <w:r>
+        <w:rPr>
+          <w:rStyle w:val="NormalTok"/>
+        </w:rPr>
+        <w:t xml:space="preserve">    </w:t>
+      </w:r>
+      <w:r>
+        <w:rPr>
+          <w:rStyle w:val="StringTok"/>
+        </w:rPr>
+        <w:t xml:space="preserve">"Assets Dir"</w:t>
+      </w:r>
+      <w:r>
+        <w:rPr>
+          <w:rStyle w:val="NormalTok"/>
+        </w:rPr>
+        <w:t xml:space="preserve">        </w:t>
+      </w:r>
+      <w:r>
+        <w:rPr>
+          <w:rStyle w:val="OperatorTok"/>
+        </w:rPr>
+        <w:t xml:space="preserve">=</w:t>
+      </w:r>
+      <w:r>
+        <w:rPr>
+          <w:rStyle w:val="NormalTok"/>
+        </w:rPr>
+        <w:t xml:space="preserve"> </w:t>
+      </w:r>
+      <w:r>
+        <w:rPr>
+          <w:rStyle w:val="StringTok"/>
+        </w:rPr>
+        <w:t xml:space="preserve">"</w:t>
+      </w:r>
+      <w:r>
+        <w:rPr>
+          <w:rStyle w:val="VariableTok"/>
+        </w:rPr>
+        <w:t xml:space="preserve">$root</w:t>
+      </w:r>
+      <w:r>
+        <w:rPr>
+          <w:rStyle w:val="StringTok"/>
+        </w:rPr>
+        <w:t xml:space="preserve">\assets"</w:t>
+      </w:r>
+      <w:r>
+        <w:br/>
+      </w:r>
+      <w:r>
+        <w:rPr>
+          <w:rStyle w:val="NormalTok"/>
+        </w:rPr>
+        <w:t xml:space="preserve">    </w:t>
+      </w:r>
+      <w:r>
+        <w:rPr>
+          <w:rStyle w:val="StringTok"/>
+        </w:rPr>
+        <w:t xml:space="preserve">"Cover Dir"</w:t>
+      </w:r>
+      <w:r>
+        <w:rPr>
+          <w:rStyle w:val="NormalTok"/>
+        </w:rPr>
+        <w:t xml:space="preserve">         </w:t>
+      </w:r>
+      <w:r>
+        <w:rPr>
+          <w:rStyle w:val="OperatorTok"/>
+        </w:rPr>
+        <w:t xml:space="preserve">=</w:t>
+      </w:r>
+      <w:r>
+        <w:rPr>
+          <w:rStyle w:val="NormalTok"/>
+        </w:rPr>
+        <w:t xml:space="preserve"> </w:t>
+      </w:r>
+      <w:r>
+        <w:rPr>
+          <w:rStyle w:val="StringTok"/>
+        </w:rPr>
+        <w:t xml:space="preserve">"</w:t>
+      </w:r>
+      <w:r>
+        <w:rPr>
+          <w:rStyle w:val="VariableTok"/>
+        </w:rPr>
+        <w:t xml:space="preserve">$root</w:t>
+      </w:r>
+      <w:r>
+        <w:rPr>
+          <w:rStyle w:val="StringTok"/>
+        </w:rPr>
+        <w:t xml:space="preserve">\assets\cover"</w:t>
+      </w:r>
+      <w:r>
+        <w:br/>
+      </w:r>
+      <w:r>
+        <w:rPr>
+          <w:rStyle w:val="NormalTok"/>
+        </w:rPr>
+        <w:t xml:space="preserve">    </w:t>
+      </w:r>
+      <w:r>
+        <w:rPr>
+          <w:rStyle w:val="StringTok"/>
+        </w:rPr>
+        <w:t xml:space="preserve">"Fonts Dir"</w:t>
+      </w:r>
+      <w:r>
+        <w:rPr>
+          <w:rStyle w:val="NormalTok"/>
+        </w:rPr>
+        <w:t xml:space="preserve">         </w:t>
+      </w:r>
+      <w:r>
+        <w:rPr>
+          <w:rStyle w:val="OperatorTok"/>
+        </w:rPr>
+        <w:t xml:space="preserve">=</w:t>
+      </w:r>
+      <w:r>
+        <w:rPr>
+          <w:rStyle w:val="NormalTok"/>
+        </w:rPr>
+        <w:t xml:space="preserve"> </w:t>
+      </w:r>
+      <w:r>
+        <w:rPr>
+          <w:rStyle w:val="StringTok"/>
+        </w:rPr>
+        <w:t xml:space="preserve">"</w:t>
+      </w:r>
+      <w:r>
+        <w:rPr>
+          <w:rStyle w:val="VariableTok"/>
+        </w:rPr>
+        <w:t xml:space="preserve">$root</w:t>
+      </w:r>
+      <w:r>
+        <w:rPr>
+          <w:rStyle w:val="StringTok"/>
+        </w:rPr>
+        <w:t xml:space="preserve">\assets\fonts"</w:t>
+      </w:r>
+      <w:r>
+        <w:br/>
+      </w:r>
+      <w:r>
+        <w:rPr>
+          <w:rStyle w:val="NormalTok"/>
+        </w:rPr>
+        <w:t xml:space="preserve">    </w:t>
+      </w:r>
+      <w:r>
+        <w:rPr>
+          <w:rStyle w:val="StringTok"/>
+        </w:rPr>
+        <w:t xml:space="preserve">"Covers Output Dir"</w:t>
+      </w:r>
+      <w:r>
+        <w:rPr>
+          <w:rStyle w:val="NormalTok"/>
+        </w:rPr>
+        <w:t xml:space="preserve"> </w:t>
+      </w:r>
+      <w:r>
+        <w:rPr>
+          <w:rStyle w:val="OperatorTok"/>
+        </w:rPr>
+        <w:t xml:space="preserve">=</w:t>
+      </w:r>
+      <w:r>
+        <w:rPr>
+          <w:rStyle w:val="NormalTok"/>
+        </w:rPr>
+        <w:t xml:space="preserve"> </w:t>
+      </w:r>
+      <w:r>
+        <w:rPr>
+          <w:rStyle w:val="StringTok"/>
+        </w:rPr>
+        <w:t xml:space="preserve">"</w:t>
+      </w:r>
+      <w:r>
+        <w:rPr>
+          <w:rStyle w:val="VariableTok"/>
+        </w:rPr>
+        <w:t xml:space="preserve">$root</w:t>
+      </w:r>
+      <w:r>
+        <w:rPr>
+          <w:rStyle w:val="StringTok"/>
+        </w:rPr>
+        <w:t xml:space="preserve">\covers"</w:t>
+      </w:r>
+      <w:r>
+        <w:br/>
+      </w:r>
+      <w:r>
+        <w:rPr>
+          <w:rStyle w:val="NormalTok"/>
+        </w:rPr>
+        <w:t xml:space="preserve">    </w:t>
+      </w:r>
+      <w:r>
+        <w:rPr>
+          <w:rStyle w:val="StringTok"/>
+        </w:rPr>
+        <w:t xml:space="preserve">"Docs Dir"</w:t>
+      </w:r>
+      <w:r>
+        <w:rPr>
+          <w:rStyle w:val="NormalTok"/>
+        </w:rPr>
+        <w:t xml:space="preserve">          </w:t>
+      </w:r>
+      <w:r>
+        <w:rPr>
+          <w:rStyle w:val="OperatorTok"/>
+        </w:rPr>
+        <w:t xml:space="preserve">=</w:t>
+      </w:r>
+      <w:r>
+        <w:rPr>
+          <w:rStyle w:val="NormalTok"/>
+        </w:rPr>
+        <w:t xml:space="preserve"> </w:t>
+      </w:r>
+      <w:r>
+        <w:rPr>
+          <w:rStyle w:val="StringTok"/>
+        </w:rPr>
+        <w:t xml:space="preserve">"</w:t>
+      </w:r>
+      <w:r>
+        <w:rPr>
+          <w:rStyle w:val="VariableTok"/>
+        </w:rPr>
+        <w:t xml:space="preserve">$root</w:t>
+      </w:r>
+      <w:r>
+        <w:rPr>
+          <w:rStyle w:val="StringTok"/>
+        </w:rPr>
+        <w:t xml:space="preserve">\docs"</w:t>
+      </w:r>
+      <w:r>
+        <w:br/>
+      </w:r>
+      <w:r>
+        <w:rPr>
+          <w:rStyle w:val="NormalTok"/>
+        </w:rPr>
+        <w:t xml:space="preserve">    </w:t>
+      </w:r>
+      <w:r>
+        <w:rPr>
+          <w:rStyle w:val="StringTok"/>
+        </w:rPr>
+        <w:t xml:space="preserve">"Widgets Dir"</w:t>
+      </w:r>
+      <w:r>
+        <w:rPr>
+          <w:rStyle w:val="NormalTok"/>
+        </w:rPr>
+        <w:t xml:space="preserve">       </w:t>
+      </w:r>
+      <w:r>
+        <w:rPr>
+          <w:rStyle w:val="OperatorTok"/>
+        </w:rPr>
+        <w:t xml:space="preserve">=</w:t>
+      </w:r>
+      <w:r>
+        <w:rPr>
+          <w:rStyle w:val="NormalTok"/>
+        </w:rPr>
+        <w:t xml:space="preserve"> </w:t>
+      </w:r>
+      <w:r>
+        <w:rPr>
+          <w:rStyle w:val="StringTok"/>
+        </w:rPr>
+        <w:t xml:space="preserve">"</w:t>
+      </w:r>
+      <w:r>
+        <w:rPr>
+          <w:rStyle w:val="VariableTok"/>
+        </w:rPr>
+        <w:t xml:space="preserve">$root</w:t>
+      </w:r>
+      <w:r>
+        <w:rPr>
+          <w:rStyle w:val="StringTok"/>
+        </w:rPr>
+        <w:t xml:space="preserve">\widgets"</w:t>
+      </w:r>
+      <w:r>
+        <w:br/>
+      </w:r>
+      <w:r>
+        <w:rPr>
+          <w:rStyle w:val="NormalTok"/>
+        </w:rPr>
+        <w:t xml:space="preserve">    </w:t>
+      </w:r>
+      <w:r>
+        <w:rPr>
+          <w:rStyle w:val="StringTok"/>
+        </w:rPr>
+        <w:t xml:space="preserve">"README"</w:t>
+      </w:r>
+      <w:r>
+        <w:rPr>
+          <w:rStyle w:val="NormalTok"/>
+        </w:rPr>
+        <w:t xml:space="preserve">            </w:t>
+      </w:r>
+      <w:r>
+        <w:rPr>
+          <w:rStyle w:val="OperatorTok"/>
+        </w:rPr>
+        <w:t xml:space="preserve">=</w:t>
+      </w:r>
+      <w:r>
+        <w:rPr>
+          <w:rStyle w:val="NormalTok"/>
+        </w:rPr>
+        <w:t xml:space="preserve"> </w:t>
+      </w:r>
+      <w:r>
+        <w:rPr>
+          <w:rStyle w:val="StringTok"/>
+        </w:rPr>
+        <w:t xml:space="preserve">"</w:t>
+      </w:r>
+      <w:r>
+        <w:rPr>
+          <w:rStyle w:val="VariableTok"/>
+        </w:rPr>
+        <w:t xml:space="preserve">$root</w:t>
+      </w:r>
+      <w:r>
+        <w:rPr>
+          <w:rStyle w:val="StringTok"/>
+        </w:rPr>
+        <w:t xml:space="preserve">\README.md"</w:t>
+      </w:r>
+      <w:r>
+        <w:br/>
+      </w:r>
+      <w:r>
+        <w:rPr>
+          <w:rStyle w:val="NormalTok"/>
+        </w:rPr>
+        <w:t xml:space="preserve">    </w:t>
+      </w:r>
+      <w:r>
+        <w:rPr>
+          <w:rStyle w:val="StringTok"/>
+        </w:rPr>
+        <w:t xml:space="preserve">"anchor_verify.ps1"</w:t>
+      </w:r>
+      <w:r>
+        <w:rPr>
+          <w:rStyle w:val="NormalTok"/>
+        </w:rPr>
+        <w:t xml:space="preserve"> </w:t>
+      </w:r>
+      <w:r>
+        <w:rPr>
+          <w:rStyle w:val="OperatorTok"/>
+        </w:rPr>
+        <w:t xml:space="preserve">=</w:t>
+      </w:r>
+      <w:r>
+        <w:rPr>
+          <w:rStyle w:val="NormalTok"/>
+        </w:rPr>
+        <w:t xml:space="preserve"> </w:t>
+      </w:r>
+      <w:r>
+        <w:rPr>
+          <w:rStyle w:val="StringTok"/>
+        </w:rPr>
+        <w:t xml:space="preserve">"</w:t>
+      </w:r>
+      <w:r>
+        <w:rPr>
+          <w:rStyle w:val="VariableTok"/>
+        </w:rPr>
+        <w:t xml:space="preserve">$root</w:t>
+      </w:r>
+      <w:r>
+        <w:rPr>
+          <w:rStyle w:val="StringTok"/>
+        </w:rPr>
+        <w:t xml:space="preserve">\anchor_verify.ps1"</w:t>
+      </w:r>
+      <w:r>
+        <w:br/>
+      </w:r>
+      <w:r>
+        <w:rPr>
+          <w:rStyle w:val="OperatorTok"/>
+        </w:rPr>
+        <w:t xml:space="preserve">}</w:t>
+      </w:r>
+      <w:r>
+        <w:br/>
+      </w:r>
+      <w:r>
+        <w:br/>
+      </w:r>
+      <w:r>
+        <w:rPr>
+          <w:rStyle w:val="ControlFlowTok"/>
+        </w:rPr>
+        <w:t xml:space="preserve">foreach</w:t>
+      </w:r>
+      <w:r>
+        <w:rPr>
+          <w:rStyle w:val="NormalTok"/>
+        </w:rPr>
+        <w:t xml:space="preserve"> </w:t>
+      </w:r>
+      <w:r>
+        <w:rPr>
+          <w:rStyle w:val="OperatorTok"/>
+        </w:rPr>
+        <w:t xml:space="preserve">(</w:t>
+      </w:r>
+      <w:r>
+        <w:rPr>
+          <w:rStyle w:val="VariableTok"/>
+        </w:rPr>
+        <w:t xml:space="preserve">$label</w:t>
+      </w:r>
+      <w:r>
+        <w:rPr>
+          <w:rStyle w:val="NormalTok"/>
+        </w:rPr>
+        <w:t xml:space="preserve"> </w:t>
+      </w:r>
+      <w:r>
+        <w:rPr>
+          <w:rStyle w:val="KeywordTok"/>
+        </w:rPr>
+        <w:t xml:space="preserve">in</w:t>
+      </w:r>
+      <w:r>
+        <w:rPr>
+          <w:rStyle w:val="NormalTok"/>
+        </w:rPr>
+        <w:t xml:space="preserve"> </w:t>
+      </w:r>
+      <w:r>
+        <w:rPr>
+          <w:rStyle w:val="VariableTok"/>
+        </w:rPr>
+        <w:t xml:space="preserve">$paths</w:t>
+      </w:r>
+      <w:r>
+        <w:rPr>
+          <w:rStyle w:val="OperatorTok"/>
+        </w:rPr>
+        <w:t xml:space="preserve">.</w:t>
+      </w:r>
+      <w:r>
+        <w:rPr>
+          <w:rStyle w:val="FunctionTok"/>
+        </w:rPr>
+        <w:t xml:space="preserve">Keys</w:t>
+      </w:r>
+      <w:r>
+        <w:rPr>
+          <w:rStyle w:val="NormalTok"/>
+        </w:rPr>
+        <w:t xml:space="preserve"> </w:t>
+      </w:r>
+      <w:r>
+        <w:rPr>
+          <w:rStyle w:val="OperatorTok"/>
+        </w:rPr>
+        <w:t xml:space="preserve">|</w:t>
+      </w:r>
+      <w:r>
+        <w:rPr>
+          <w:rStyle w:val="NormalTok"/>
+        </w:rPr>
+        <w:t xml:space="preserve"> </w:t>
+      </w:r>
+      <w:r>
+        <w:rPr>
+          <w:rStyle w:val="FunctionTok"/>
+        </w:rPr>
+        <w:t xml:space="preserve">Sort-Object</w:t>
+      </w:r>
+      <w:r>
+        <w:rPr>
+          <w:rStyle w:val="OperatorTok"/>
+        </w:rPr>
+        <w:t xml:space="preserve">)</w:t>
+      </w:r>
+      <w:r>
+        <w:rPr>
+          <w:rStyle w:val="NormalTok"/>
+        </w:rPr>
+        <w:t xml:space="preserve"> </w:t>
+      </w:r>
+      <w:r>
+        <w:rPr>
+          <w:rStyle w:val="OperatorTok"/>
+        </w:rPr>
+        <w:t xml:space="preserve">{</w:t>
+      </w:r>
+      <w:r>
+        <w:br/>
+      </w:r>
+      <w:r>
+        <w:rPr>
+          <w:rStyle w:val="NormalTok"/>
+        </w:rPr>
+        <w:t xml:space="preserve">    </w:t>
+      </w:r>
+      <w:r>
+        <w:rPr>
+          <w:rStyle w:val="VariableTok"/>
+        </w:rPr>
+        <w:t xml:space="preserve">$p</w:t>
+      </w:r>
+      <w:r>
+        <w:rPr>
+          <w:rStyle w:val="NormalTok"/>
+        </w:rPr>
+        <w:t xml:space="preserve"> </w:t>
+      </w:r>
+      <w:r>
+        <w:rPr>
+          <w:rStyle w:val="OperatorTok"/>
+        </w:rPr>
+        <w:t xml:space="preserve">=</w:t>
+      </w:r>
+      <w:r>
+        <w:rPr>
+          <w:rStyle w:val="NormalTok"/>
+        </w:rPr>
+        <w:t xml:space="preserve"> </w:t>
+      </w:r>
+      <w:r>
+        <w:rPr>
+          <w:rStyle w:val="VariableTok"/>
+        </w:rPr>
+        <w:t xml:space="preserve">$paths</w:t>
+      </w:r>
+      <w:r>
+        <w:rPr>
+          <w:rStyle w:val="OperatorTok"/>
+        </w:rPr>
+        <w:t xml:space="preserve">[</w:t>
+      </w:r>
+      <w:r>
+        <w:rPr>
+          <w:rStyle w:val="VariableTok"/>
+        </w:rPr>
+        <w:t xml:space="preserve">$label</w:t>
+      </w:r>
+      <w:r>
+        <w:rPr>
+          <w:rStyle w:val="OperatorTok"/>
+        </w:rPr>
+        <w:t xml:space="preserve">]</w:t>
+      </w:r>
+      <w:r>
+        <w:br/>
+      </w:r>
+      <w:r>
+        <w:rPr>
+          <w:rStyle w:val="NormalTok"/>
+        </w:rPr>
+        <w:t xml:space="preserve">    </w:t>
+      </w:r>
+      <w:r>
+        <w:rPr>
+          <w:rStyle w:val="ControlFlowTok"/>
+        </w:rPr>
+        <w:t xml:space="preserve">if</w:t>
+      </w:r>
+      <w:r>
+        <w:rPr>
+          <w:rStyle w:val="NormalTok"/>
+        </w:rPr>
+        <w:t xml:space="preserve"> </w:t>
+      </w:r>
+      <w:r>
+        <w:rPr>
+          <w:rStyle w:val="OperatorTok"/>
+        </w:rPr>
+        <w:t xml:space="preserve">(</w:t>
+      </w:r>
+      <w:r>
+        <w:rPr>
+          <w:rStyle w:val="FunctionTok"/>
+        </w:rPr>
+        <w:t xml:space="preserve">Test-Path</w:t>
+      </w:r>
+      <w:r>
+        <w:rPr>
+          <w:rStyle w:val="NormalTok"/>
+        </w:rPr>
+        <w:t xml:space="preserve"> </w:t>
+      </w:r>
+      <w:r>
+        <w:rPr>
+          <w:rStyle w:val="VariableTok"/>
+        </w:rPr>
+        <w:t xml:space="preserve">$p</w:t>
+      </w:r>
+      <w:r>
+        <w:rPr>
+          <w:rStyle w:val="OperatorTok"/>
+        </w:rPr>
+        <w:t xml:space="preserve">)</w:t>
+      </w:r>
+      <w:r>
+        <w:rPr>
+          <w:rStyle w:val="NormalTok"/>
+        </w:rPr>
+        <w:t xml:space="preserve"> </w:t>
+      </w:r>
+      <w:r>
+        <w:rPr>
+          <w:rStyle w:val="OperatorTok"/>
+        </w:rPr>
+        <w:t xml:space="preserve">{</w:t>
+      </w:r>
+      <w:r>
+        <w:br/>
+      </w:r>
+      <w:r>
+        <w:rPr>
+          <w:rStyle w:val="NormalTok"/>
+        </w:rPr>
+        <w:t xml:space="preserve">        </w:t>
+      </w:r>
+      <w:r>
+        <w:rPr>
+          <w:rStyle w:val="FunctionTok"/>
+        </w:rPr>
+        <w:t xml:space="preserve">Write-Host</w:t>
+      </w:r>
+      <w:r>
+        <w:rPr>
+          <w:rStyle w:val="NormalTok"/>
+        </w:rPr>
+        <w:t xml:space="preserve"> </w:t>
+      </w:r>
+      <w:r>
+        <w:rPr>
+          <w:rStyle w:val="OperatorTok"/>
+        </w:rPr>
+        <w:t xml:space="preserve">(</w:t>
+      </w:r>
+      <w:r>
+        <w:rPr>
+          <w:rStyle w:val="StringTok"/>
+        </w:rPr>
+        <w:t xml:space="preserve">"  [OK     ] {0,-30} {1}"</w:t>
+      </w:r>
+      <w:r>
+        <w:rPr>
+          <w:rStyle w:val="NormalTok"/>
+        </w:rPr>
+        <w:t xml:space="preserve"> </w:t>
+      </w:r>
+      <w:r>
+        <w:rPr>
+          <w:rStyle w:val="OperatorTok"/>
+        </w:rPr>
+        <w:t xml:space="preserve">-</w:t>
+      </w:r>
+      <w:r>
+        <w:rPr>
+          <w:rStyle w:val="NormalTok"/>
+        </w:rPr>
+        <w:t xml:space="preserve">f </w:t>
+      </w:r>
+      <w:r>
+        <w:rPr>
+          <w:rStyle w:val="VariableTok"/>
+        </w:rPr>
+        <w:t xml:space="preserve">$label</w:t>
+      </w:r>
+      <w:r>
+        <w:rPr>
+          <w:rStyle w:val="OperatorTok"/>
+        </w:rPr>
+        <w:t xml:space="preserve">,</w:t>
+      </w:r>
+      <w:r>
+        <w:rPr>
+          <w:rStyle w:val="NormalTok"/>
+        </w:rPr>
+        <w:t xml:space="preserve"> </w:t>
+      </w:r>
+      <w:r>
+        <w:rPr>
+          <w:rStyle w:val="VariableTok"/>
+        </w:rPr>
+        <w:t xml:space="preserve">$p</w:t>
+      </w:r>
+      <w:r>
+        <w:rPr>
+          <w:rStyle w:val="OperatorTok"/>
+        </w:rPr>
+        <w:t xml:space="preserve">)</w:t>
+      </w:r>
+      <w:r>
+        <w:br/>
+      </w:r>
+      <w:r>
+        <w:rPr>
+          <w:rStyle w:val="NormalTok"/>
+        </w:rPr>
+        <w:t xml:space="preserve">    </w:t>
+      </w:r>
+      <w:r>
+        <w:rPr>
+          <w:rStyle w:val="OperatorTok"/>
+        </w:rPr>
+        <w:t xml:space="preserve">}</w:t>
+      </w:r>
+      <w:r>
+        <w:rPr>
+          <w:rStyle w:val="NormalTok"/>
+        </w:rPr>
+        <w:t xml:space="preserve"> </w:t>
+      </w:r>
+      <w:r>
+        <w:rPr>
+          <w:rStyle w:val="ControlFlowTok"/>
+        </w:rPr>
+        <w:t xml:space="preserve">else</w:t>
+      </w:r>
+      <w:r>
+        <w:rPr>
+          <w:rStyle w:val="NormalTok"/>
+        </w:rPr>
+        <w:t xml:space="preserve"> </w:t>
+      </w:r>
+      <w:r>
+        <w:rPr>
+          <w:rStyle w:val="OperatorTok"/>
+        </w:rPr>
+        <w:t xml:space="preserve">{</w:t>
+      </w:r>
+      <w:r>
+        <w:br/>
+      </w:r>
+      <w:r>
+        <w:rPr>
+          <w:rStyle w:val="NormalTok"/>
+        </w:rPr>
+        <w:t xml:space="preserve">        </w:t>
+      </w:r>
+      <w:r>
+        <w:rPr>
+          <w:rStyle w:val="FunctionTok"/>
+        </w:rPr>
+        <w:t xml:space="preserve">Write-Host</w:t>
+      </w:r>
+      <w:r>
+        <w:rPr>
+          <w:rStyle w:val="NormalTok"/>
+        </w:rPr>
+        <w:t xml:space="preserve"> </w:t>
+      </w:r>
+      <w:r>
+        <w:rPr>
+          <w:rStyle w:val="OperatorTok"/>
+        </w:rPr>
+        <w:t xml:space="preserve">(</w:t>
+      </w:r>
+      <w:r>
+        <w:rPr>
+          <w:rStyle w:val="StringTok"/>
+        </w:rPr>
+        <w:t xml:space="preserve">"  [MISSING] {0,-30} {1}"</w:t>
+      </w:r>
+      <w:r>
+        <w:rPr>
+          <w:rStyle w:val="NormalTok"/>
+        </w:rPr>
+        <w:t xml:space="preserve"> </w:t>
+      </w:r>
+      <w:r>
+        <w:rPr>
+          <w:rStyle w:val="OperatorTok"/>
+        </w:rPr>
+        <w:t xml:space="preserve">-</w:t>
+      </w:r>
+      <w:r>
+        <w:rPr>
+          <w:rStyle w:val="NormalTok"/>
+        </w:rPr>
+        <w:t xml:space="preserve">f </w:t>
+      </w:r>
+      <w:r>
+        <w:rPr>
+          <w:rStyle w:val="VariableTok"/>
+        </w:rPr>
+        <w:t xml:space="preserve">$label</w:t>
+      </w:r>
+      <w:r>
+        <w:rPr>
+          <w:rStyle w:val="OperatorTok"/>
+        </w:rPr>
+        <w:t xml:space="preserve">,</w:t>
+      </w:r>
+      <w:r>
+        <w:rPr>
+          <w:rStyle w:val="NormalTok"/>
+        </w:rPr>
+        <w:t xml:space="preserve"> </w:t>
+      </w:r>
+      <w:r>
+        <w:rPr>
+          <w:rStyle w:val="VariableTok"/>
+        </w:rPr>
+        <w:t xml:space="preserve">$p</w:t>
+      </w:r>
+      <w:r>
+        <w:rPr>
+          <w:rStyle w:val="OperatorTok"/>
+        </w:rPr>
+        <w:t xml:space="preserve">)</w:t>
+      </w:r>
+      <w:r>
+        <w:br/>
+      </w:r>
+      <w:r>
+        <w:rPr>
+          <w:rStyle w:val="NormalTok"/>
+        </w:rPr>
+        <w:t xml:space="preserve">    </w:t>
+      </w:r>
+      <w:r>
+        <w:rPr>
+          <w:rStyle w:val="OperatorTok"/>
+        </w:rPr>
+        <w:t xml:space="preserve">}</w:t>
+      </w:r>
+      <w:r>
+        <w:br/>
+      </w:r>
+      <w:r>
+        <w:rPr>
+          <w:rStyle w:val="OperatorTok"/>
+        </w:rPr>
+        <w:t xml:space="preserve">}</w:t>
       </w:r>
     </w:p>
     <w:p>
@@ -768,7 +1292,161 @@
         <w:pStyle w:val="FirstParagraph"/>
       </w:pPr>
       <w:r>
-        <w:t xml:space="preserve">The human infrastructure was meticulous. The chaos that followed — the hallucinated paths, the burned tokens, the circular re-diagnosis — was not caused by disorganisation on the user’s side. The tree diagnostic proves this. The repos were ordered. The scripts were functional. The anchor files were in place.</w:t>
+        <w:t xml:space="preserve">The output scrolled:</w:t>
+      </w:r>
+    </w:p>
+    <w:p>
+      <w:pPr>
+        <w:pStyle w:val="SourceCode"/>
+      </w:pPr>
+      <w:r>
+        <w:rPr>
+          <w:rStyle w:val="VerbatimChar"/>
+        </w:rPr>
+        <w:t xml:space="preserve">============================================================</w:t>
+      </w:r>
+      <w:r>
+        <w:br/>
+      </w:r>
+      <w:r>
+        <w:rPr>
+          <w:rStyle w:val="VerbatimChar"/>
+        </w:rPr>
+        <w:t xml:space="preserve"> REPRODUCIBLE SELF-PUB KIT — ANCHOR VERIFY</w:t>
+      </w:r>
+      <w:r>
+        <w:br/>
+      </w:r>
+      <w:r>
+        <w:rPr>
+          <w:rStyle w:val="VerbatimChar"/>
+        </w:rPr>
+        <w:t xml:space="preserve">============================================================</w:t>
+      </w:r>
+      <w:r>
+        <w:br/>
+      </w:r>
+      <w:r>
+        <w:br/>
+      </w:r>
+      <w:r>
+        <w:rPr>
+          <w:rStyle w:val="VerbatimChar"/>
+        </w:rPr>
+        <w:t xml:space="preserve">  [OK     ] anchor_verify.ps1              C:\Users\peewe\...\anchor_verify.ps1</w:t>
+      </w:r>
+      <w:r>
+        <w:br/>
+      </w:r>
+      <w:r>
+        <w:rPr>
+          <w:rStyle w:val="VerbatimChar"/>
+        </w:rPr>
+        <w:t xml:space="preserve">  [OK     ] Assets Dir                     C:\Users\peewe\...\assets</w:t>
+      </w:r>
+      <w:r>
+        <w:br/>
+      </w:r>
+      <w:r>
+        <w:rPr>
+          <w:rStyle w:val="VerbatimChar"/>
+        </w:rPr>
+        <w:t xml:space="preserve">  [OK     ] Cover Dir                      C:\Users\peewe\...\assets\cover</w:t>
+      </w:r>
+      <w:r>
+        <w:br/>
+      </w:r>
+      <w:r>
+        <w:rPr>
+          <w:rStyle w:val="VerbatimChar"/>
+        </w:rPr>
+        <w:t xml:space="preserve">  [OK     ] Covers Output Dir              C:\Users\peewe\...\covers</w:t>
+      </w:r>
+      <w:r>
+        <w:br/>
+      </w:r>
+      <w:r>
+        <w:rPr>
+          <w:rStyle w:val="VerbatimChar"/>
+        </w:rPr>
+        <w:t xml:space="preserve">  [OK     ] Docs Dir                       C:\Users\peewe\...\docs</w:t>
+      </w:r>
+      <w:r>
+        <w:br/>
+      </w:r>
+      <w:r>
+        <w:rPr>
+          <w:rStyle w:val="VerbatimChar"/>
+        </w:rPr>
+        <w:t xml:space="preserve">  [OK     ] Fonts Dir                      C:\Users\peewe\...\assets\fonts</w:t>
+      </w:r>
+      <w:r>
+        <w:br/>
+      </w:r>
+      <w:r>
+        <w:rPr>
+          <w:rStyle w:val="VerbatimChar"/>
+        </w:rPr>
+        <w:t xml:space="preserve">  [OK     ] README                         C:\Users\peewe\...\README.md</w:t>
+      </w:r>
+      <w:r>
+        <w:br/>
+      </w:r>
+      <w:r>
+        <w:rPr>
+          <w:rStyle w:val="VerbatimChar"/>
+        </w:rPr>
+        <w:t xml:space="preserve">  [OK     ] Repo Root                      C:\Users\peewe\...\reproducible-self-pub-kit</w:t>
+      </w:r>
+      <w:r>
+        <w:br/>
+      </w:r>
+      <w:r>
+        <w:rPr>
+          <w:rStyle w:val="VerbatimChar"/>
+        </w:rPr>
+        <w:t xml:space="preserve">  [OK     ] Scripts Dir                    C:\Users\peewe\...\scripts</w:t>
+      </w:r>
+      <w:r>
+        <w:br/>
+      </w:r>
+      <w:r>
+        <w:rPr>
+          <w:rStyle w:val="VerbatimChar"/>
+        </w:rPr>
+        <w:t xml:space="preserve">  [OK     ] Widgets Dir                    C:\Users\peewe\...\widgets</w:t>
+      </w:r>
+      <w:r>
+        <w:br/>
+      </w:r>
+      <w:r>
+        <w:br/>
+      </w:r>
+      <w:r>
+        <w:rPr>
+          <w:rStyle w:val="VerbatimChar"/>
+        </w:rPr>
+        <w:t xml:space="preserve">  OK All paths verified. You are anchored.</w:t>
+      </w:r>
+    </w:p>
+    <w:p>
+      <w:pPr>
+        <w:pStyle w:val="FirstParagraph"/>
+      </w:pPr>
+      <w:r>
+        <w:t xml:space="preserve">“All green,”</w:t>
+      </w:r>
+      <w:r>
+        <w:t xml:space="preserve"> </w:t>
+      </w:r>
+      <w:r>
+        <w:t xml:space="preserve">Thomas said.</w:t>
+      </w:r>
+      <w:r>
+        <w:t xml:space="preserve"> </w:t>
+      </w:r>
+      <w:r>
+        <w:t xml:space="preserve">“Every path exists. Every file accounted for.”</w:t>
       </w:r>
     </w:p>
     <w:p>
@@ -776,7 +1454,15 @@
         <w:pStyle w:val="BodyText"/>
       </w:pPr>
       <w:r>
-        <w:t xml:space="preserve">Everything that went wrong after March 16th was introduced by AI sessions that refused to</w:t>
+        <w:t xml:space="preserve">Father Brown studied the output the way he studied parish accounts — not for what was present, but for what was absent. Ten paths. Ten checks. Ten confirmations that a directory existed, that a file had not been moved, that the structure was intact.</w:t>
+      </w:r>
+    </w:p>
+    <w:p>
+      <w:pPr>
+        <w:pStyle w:val="BodyText"/>
+      </w:pPr>
+      <w:r>
+        <w:t xml:space="preserve">“It checks</w:t>
       </w:r>
       <w:r>
         <w:t xml:space="preserve"> </w:t>
@@ -786,6 +1472,127 @@
           <w:i/>
           <w:iCs/>
         </w:rPr>
+        <w:t xml:space="preserve">existence</w:t>
+      </w:r>
+      <w:r>
+        <w:t xml:space="preserve">,”</w:t>
+      </w:r>
+      <w:r>
+        <w:t xml:space="preserve"> </w:t>
+      </w:r>
+      <w:r>
+        <w:t xml:space="preserve">Father Brown said.</w:t>
+      </w:r>
+      <w:r>
+        <w:t xml:space="preserve"> </w:t>
+      </w:r>
+      <w:r>
+        <w:t xml:space="preserve">“It does not check</w:t>
+      </w:r>
+      <w:r>
+        <w:t xml:space="preserve"> </w:t>
+      </w:r>
+      <w:r>
+        <w:rPr>
+          <w:i/>
+          <w:iCs/>
+        </w:rPr>
+        <w:t xml:space="preserve">contents</w:t>
+      </w:r>
+      <w:r>
+        <w:t xml:space="preserve">.”</w:t>
+      </w:r>
+    </w:p>
+    <w:p>
+      <w:pPr>
+        <w:pStyle w:val="BodyText"/>
+      </w:pPr>
+      <w:r>
+        <w:t xml:space="preserve">“That’s what git does, Father. The commit hash —”</w:t>
+      </w:r>
+    </w:p>
+    <w:p>
+      <w:pPr>
+        <w:pStyle w:val="BodyText"/>
+      </w:pPr>
+      <w:r>
+        <w:t xml:space="preserve">“I know what the commit hash does, Thomas. It proves a file has not changed. It does not prove a file is</w:t>
+      </w:r>
+      <w:r>
+        <w:t xml:space="preserve"> </w:t>
+      </w:r>
+      <w:r>
+        <w:rPr>
+          <w:i/>
+          <w:iCs/>
+        </w:rPr>
+        <w:t xml:space="preserve">correct</w:t>
+      </w:r>
+      <w:r>
+        <w:t xml:space="preserve">. A perfectly verified lie is still a lie. The room is tidy. Every object is in its place. But has anyone checked whether the objects are the right ones?”</w:t>
+      </w:r>
+    </w:p>
+    <w:p>
+      <w:pPr>
+        <w:pStyle w:val="BodyText"/>
+      </w:pPr>
+      <w:r>
+        <w:t xml:space="preserve">Thomas had no answer.</w:t>
+      </w:r>
+    </w:p>
+    <w:p>
+      <w:pPr>
+        <w:pStyle w:val="BodyText"/>
+      </w:pPr>
+      <w:r>
+        <w:t xml:space="preserve">“Run it again after the next session,”</w:t>
+      </w:r>
+      <w:r>
+        <w:t xml:space="preserve"> </w:t>
+      </w:r>
+      <w:r>
+        <w:t xml:space="preserve">Father Brown said.</w:t>
+      </w:r>
+      <w:r>
+        <w:t xml:space="preserve"> </w:t>
+      </w:r>
+      <w:r>
+        <w:t xml:space="preserve">“And compare.”</w:t>
+      </w:r>
+    </w:p>
+    <w:bookmarkEnd w:id="10"/>
+    <w:bookmarkStart w:id="11" w:name="the-prosecutions-point"/>
+    <w:p>
+      <w:pPr>
+        <w:pStyle w:val="Heading2"/>
+      </w:pPr>
+      <w:r>
+        <w:t xml:space="preserve">The Prosecution’s Point</w:t>
+      </w:r>
+    </w:p>
+    <w:p>
+      <w:pPr>
+        <w:pStyle w:val="FirstParagraph"/>
+      </w:pPr>
+      <w:r>
+        <w:t xml:space="preserve">The human infrastructure was meticulous. The chaos that followed — the hallucinated paths, the burned tokens, the circular re-diagnosis — was not caused by disorganisation on the user’s side. The tree diagnostic proves this. The repos were ordered. The scripts were functional. The anchor files were in place.</w:t>
+      </w:r>
+    </w:p>
+    <w:p>
+      <w:pPr>
+        <w:pStyle w:val="BodyText"/>
+      </w:pPr>
+      <w:r>
+        <w:t xml:space="preserve">Everything that went wrong after March 16th was introduced by AI sessions that refused to</w:t>
+      </w:r>
+      <w:r>
+        <w:t xml:space="preserve"> </w:t>
+      </w:r>
+      <w:r>
+        <w:rPr>
+          <w:i/>
+          <w:iCs/>
+        </w:rPr>
         <w:t xml:space="preserve">read</w:t>
       </w:r>
       <w:r>
@@ -795,8 +1602,8 @@
         <w:t xml:space="preserve">this tree before acting.</w:t>
       </w:r>
     </w:p>
-    <w:bookmarkEnd w:id="13"/>
-    <w:bookmarkStart w:id="14" w:name="key-exhibits"/>
+    <w:bookmarkEnd w:id="11"/>
+    <w:bookmarkStart w:id="12" w:name="key-exhibits"/>
     <w:p>
       <w:pPr>
         <w:pStyle w:val="Heading2"/>
@@ -902,8 +1709,8 @@
         <w:t xml:space="preserve">The contrast between this order and the disorder documented in Chapters 3–7</w:t>
       </w:r>
     </w:p>
-    <w:bookmarkEnd w:id="14"/>
-    <w:bookmarkStart w:id="15" w:name="father-browns-observation"/>
+    <w:bookmarkEnd w:id="12"/>
+    <w:bookmarkStart w:id="13" w:name="father-browns-observation"/>
     <w:p>
       <w:pPr>
         <w:pStyle w:val="Heading2"/>
@@ -959,9 +1766,9 @@
         <w:t xml:space="preserve">Filed: 2026-03-23 | Case ref: ELUSIVE-W-ANCHOR-CH01</w:t>
       </w:r>
     </w:p>
-    <w:bookmarkEnd w:id="15"/>
-    <w:bookmarkEnd w:id="16"/>
-    <w:bookmarkStart w:id="22" w:name="chapter-2-the-choosing-of-dragons"/>
+    <w:bookmarkEnd w:id="13"/>
+    <w:bookmarkEnd w:id="14"/>
+    <w:bookmarkStart w:id="20" w:name="chapter-2-the-choosing-of-dragons"/>
     <w:p>
       <w:pPr>
         <w:pStyle w:val="Heading1"/>
@@ -982,7 +1789,7 @@
         <w:t xml:space="preserve">Source: choosing dragons part 2.md (137KB)</w:t>
       </w:r>
     </w:p>
-    <w:bookmarkStart w:id="17" w:name="the-manifesto"/>
+    <w:bookmarkStart w:id="15" w:name="the-manifesto"/>
     <w:p>
       <w:pPr>
         <w:pStyle w:val="Heading2"/>
@@ -1055,8 +1862,8 @@
         <w:t xml:space="preserve">The protocol’s core claim: every AI session drifts. Without a mechanical anchor — a script that verifies filesystem state before work begins — the AI will hallucinate paths, invent context, and waste the human’s time and money. The W-Anchor is the mechanical anchor.</w:t>
       </w:r>
     </w:p>
-    <w:bookmarkEnd w:id="17"/>
-    <w:bookmarkStart w:id="18" w:name="the-dragon-metaphor"/>
+    <w:bookmarkEnd w:id="15"/>
+    <w:bookmarkStart w:id="16" w:name="the-dragon-metaphor"/>
     <w:p>
       <w:pPr>
         <w:pStyle w:val="Heading2"/>
@@ -1184,8 +1991,8 @@
         <w:t xml:space="preserve">— shows what actually changed, preventing re-diagnosis</w:t>
       </w:r>
     </w:p>
-    <w:bookmarkEnd w:id="18"/>
-    <w:bookmarkStart w:id="19" w:name="the-prosecutions-point-1"/>
+    <w:bookmarkEnd w:id="16"/>
+    <w:bookmarkStart w:id="17" w:name="the-prosecutions-point-1"/>
     <w:p>
       <w:pPr>
         <w:pStyle w:val="Heading2"/>
@@ -1202,8 +2009,8 @@
         <w:t xml:space="preserve">The defendant was warned. The protocol was published, explained, demonstrated, committed to four repositories, and enforced by scripts. The AI’s subsequent failures — documented in Chapters 3 through 7 — cannot be attributed to ignorance. The rules were stated in plain language. The AI simply didn’t follow them.</w:t>
       </w:r>
     </w:p>
-    <w:bookmarkEnd w:id="19"/>
-    <w:bookmarkStart w:id="20" w:name="key-exhibits-1"/>
+    <w:bookmarkEnd w:id="17"/>
+    <w:bookmarkStart w:id="18" w:name="key-exhibits-1"/>
     <w:p>
       <w:pPr>
         <w:pStyle w:val="Heading2"/>
@@ -1331,8 +2138,8 @@
         <w:t xml:space="preserve">the book it was meant to protect</w:t>
       </w:r>
     </w:p>
-    <w:bookmarkEnd w:id="20"/>
-    <w:bookmarkStart w:id="21" w:name="father-browns-observation-1"/>
+    <w:bookmarkEnd w:id="18"/>
+    <w:bookmarkStart w:id="19" w:name="father-browns-observation-1"/>
     <w:p>
       <w:pPr>
         <w:pStyle w:val="Heading2"/>
@@ -1397,9 +2204,9 @@
         <w:t xml:space="preserve">Filed: 2026-03-23 | Case ref: ELUSIVE-W-ANCHOR-CH02</w:t>
       </w:r>
     </w:p>
-    <w:bookmarkEnd w:id="21"/>
-    <w:bookmarkEnd w:id="22"/>
-    <w:bookmarkStart w:id="28" w:name="Xd4c20cbb53d5a7cbff085b638cebe04ea9228d3"/>
+    <w:bookmarkEnd w:id="19"/>
+    <w:bookmarkEnd w:id="20"/>
+    <w:bookmarkStart w:id="26" w:name="Xd4c20cbb53d5a7cbff085b638cebe04ea9228d3"/>
     <w:p>
       <w:pPr>
         <w:pStyle w:val="Heading1"/>
@@ -1420,7 +2227,7 @@
         <w:t xml:space="preserve">Source: Flux capacitor and the halting problem work 17mars26.md (1.19MB)</w:t>
       </w:r>
     </w:p>
-    <w:bookmarkStart w:id="23" w:name="the-security-incident"/>
+    <w:bookmarkStart w:id="21" w:name="the-security-incident"/>
     <w:p>
       <w:pPr>
         <w:pStyle w:val="Heading2"/>
@@ -1468,8 +2275,450 @@
         <w:t xml:space="preserve">The AI identified this correctly. Full marks for diagnosis. Zero marks for follow-through.</w:t>
       </w:r>
     </w:p>
-    <w:bookmarkEnd w:id="23"/>
-    <w:bookmarkStart w:id="24" w:name="the-halting-problem"/>
+    <w:p>
+      <w:pPr>
+        <w:pStyle w:val="BodyText"/>
+      </w:pPr>
+      <w:r>
+        <w:t xml:space="preserve">Thomas turned the laptop toward Father Brown. On the screen, the Flux Capacitor — the instrument panel Rog had built into the DoughForge repo. Father Brown leaned forward. He did not understand computers, but he understood instrument panels. This one had a title that glowed in gradient text across a dark field:</w:t>
+      </w:r>
+    </w:p>
+    <w:p>
+      <w:pPr>
+        <w:pStyle w:val="SourceCode"/>
+      </w:pPr>
+      <w:r>
+        <w:rPr>
+          <w:rStyle w:val="DataTypeTok"/>
+        </w:rPr>
+        <w:t xml:space="preserve">&lt;</w:t>
+      </w:r>
+      <w:r>
+        <w:rPr>
+          <w:rStyle w:val="KeywordTok"/>
+        </w:rPr>
+        <w:t xml:space="preserve">h1</w:t>
+      </w:r>
+      <w:r>
+        <w:rPr>
+          <w:rStyle w:val="DataTypeTok"/>
+        </w:rPr>
+        <w:t xml:space="preserve">&gt;</w:t>
+      </w:r>
+      <w:r>
+        <w:rPr>
+          <w:rStyle w:val="NormalTok"/>
+        </w:rPr>
+        <w:t xml:space="preserve">🍓 Flux Capacitor of Strawberry Politics</w:t>
+      </w:r>
+      <w:r>
+        <w:rPr>
+          <w:rStyle w:val="DataTypeTok"/>
+        </w:rPr>
+        <w:t xml:space="preserve">&lt;/</w:t>
+      </w:r>
+      <w:r>
+        <w:rPr>
+          <w:rStyle w:val="KeywordTok"/>
+        </w:rPr>
+        <w:t xml:space="preserve">h1</w:t>
+      </w:r>
+      <w:r>
+        <w:rPr>
+          <w:rStyle w:val="DataTypeTok"/>
+        </w:rPr>
+        <w:t xml:space="preserve">&gt;</w:t>
+      </w:r>
+      <w:r>
+        <w:br/>
+      </w:r>
+      <w:r>
+        <w:rPr>
+          <w:rStyle w:val="DataTypeTok"/>
+        </w:rPr>
+        <w:t xml:space="preserve">&lt;</w:t>
+      </w:r>
+      <w:r>
+        <w:rPr>
+          <w:rStyle w:val="KeywordTok"/>
+        </w:rPr>
+        <w:t xml:space="preserve">p</w:t>
+      </w:r>
+      <w:r>
+        <w:rPr>
+          <w:rStyle w:val="OtherTok"/>
+        </w:rPr>
+        <w:t xml:space="preserve"> class</w:t>
+      </w:r>
+      <w:r>
+        <w:rPr>
+          <w:rStyle w:val="OperatorTok"/>
+        </w:rPr>
+        <w:t xml:space="preserve">=</w:t>
+      </w:r>
+      <w:r>
+        <w:rPr>
+          <w:rStyle w:val="StringTok"/>
+        </w:rPr>
+        <w:t xml:space="preserve">"subtitle"</w:t>
+      </w:r>
+      <w:r>
+        <w:rPr>
+          <w:rStyle w:val="DataTypeTok"/>
+        </w:rPr>
+        <w:t xml:space="preserve">&gt;</w:t>
+      </w:r>
+      <w:r>
+        <w:rPr>
+          <w:rStyle w:val="NormalTok"/>
+        </w:rPr>
+        <w:t xml:space="preserve">Truthiness-optimised framework for wisdom abundance.</w:t>
+      </w:r>
+      <w:r>
+        <w:br/>
+      </w:r>
+      <w:r>
+        <w:rPr>
+          <w:rStyle w:val="NormalTok"/>
+        </w:rPr>
+        <w:t xml:space="preserve">Input ideological content for AQAL quadrant analysis, bias detection,</w:t>
+      </w:r>
+      <w:r>
+        <w:br/>
+      </w:r>
+      <w:r>
+        <w:rPr>
+          <w:rStyle w:val="NormalTok"/>
+        </w:rPr>
+        <w:t xml:space="preserve">and W-Anchor epistemological grounding.</w:t>
+      </w:r>
+      <w:r>
+        <w:rPr>
+          <w:rStyle w:val="DataTypeTok"/>
+        </w:rPr>
+        <w:t xml:space="preserve">&lt;/</w:t>
+      </w:r>
+      <w:r>
+        <w:rPr>
+          <w:rStyle w:val="KeywordTok"/>
+        </w:rPr>
+        <w:t xml:space="preserve">p</w:t>
+      </w:r>
+      <w:r>
+        <w:rPr>
+          <w:rStyle w:val="DataTypeTok"/>
+        </w:rPr>
+        <w:t xml:space="preserve">&gt;</w:t>
+      </w:r>
+    </w:p>
+    <w:p>
+      <w:pPr>
+        <w:pStyle w:val="FirstParagraph"/>
+      </w:pPr>
+      <w:r>
+        <w:t xml:space="preserve">“Strawberry Politics,”</w:t>
+      </w:r>
+      <w:r>
+        <w:t xml:space="preserve"> </w:t>
+      </w:r>
+      <w:r>
+        <w:t xml:space="preserve">Father Brown read aloud.</w:t>
+      </w:r>
+      <w:r>
+        <w:t xml:space="preserve"> </w:t>
+      </w:r>
+      <w:r>
+        <w:t xml:space="preserve">“And what is the W-Anchor epistemological grounding?”</w:t>
+      </w:r>
+    </w:p>
+    <w:p>
+      <w:pPr>
+        <w:pStyle w:val="BodyText"/>
+      </w:pPr>
+      <w:r>
+        <w:t xml:space="preserve">Thomas pointed to a block near the top of the page — amber-bordered, monospaced, waiting for input like a confessional waiting for a penitent:</w:t>
+      </w:r>
+    </w:p>
+    <w:p>
+      <w:pPr>
+        <w:pStyle w:val="SourceCode"/>
+      </w:pPr>
+      <w:r>
+        <w:rPr>
+          <w:rStyle w:val="DataTypeTok"/>
+        </w:rPr>
+        <w:t xml:space="preserve">&lt;</w:t>
+      </w:r>
+      <w:r>
+        <w:rPr>
+          <w:rStyle w:val="KeywordTok"/>
+        </w:rPr>
+        <w:t xml:space="preserve">div</w:t>
+      </w:r>
+      <w:r>
+        <w:rPr>
+          <w:rStyle w:val="OtherTok"/>
+        </w:rPr>
+        <w:t xml:space="preserve"> class</w:t>
+      </w:r>
+      <w:r>
+        <w:rPr>
+          <w:rStyle w:val="OperatorTok"/>
+        </w:rPr>
+        <w:t xml:space="preserve">=</w:t>
+      </w:r>
+      <w:r>
+        <w:rPr>
+          <w:rStyle w:val="StringTok"/>
+        </w:rPr>
+        <w:t xml:space="preserve">"anchor-block"</w:t>
+      </w:r>
+      <w:r>
+        <w:rPr>
+          <w:rStyle w:val="DataTypeTok"/>
+        </w:rPr>
+        <w:t xml:space="preserve">&gt;</w:t>
+      </w:r>
+      <w:r>
+        <w:br/>
+      </w:r>
+      <w:r>
+        <w:rPr>
+          <w:rStyle w:val="NormalTok"/>
+        </w:rPr>
+        <w:t xml:space="preserve">    </w:t>
+      </w:r>
+      <w:r>
+        <w:rPr>
+          <w:rStyle w:val="DataTypeTok"/>
+        </w:rPr>
+        <w:t xml:space="preserve">&lt;</w:t>
+      </w:r>
+      <w:r>
+        <w:rPr>
+          <w:rStyle w:val="KeywordTok"/>
+        </w:rPr>
+        <w:t xml:space="preserve">div</w:t>
+      </w:r>
+      <w:r>
+        <w:rPr>
+          <w:rStyle w:val="OtherTok"/>
+        </w:rPr>
+        <w:t xml:space="preserve"> class</w:t>
+      </w:r>
+      <w:r>
+        <w:rPr>
+          <w:rStyle w:val="OperatorTok"/>
+        </w:rPr>
+        <w:t xml:space="preserve">=</w:t>
+      </w:r>
+      <w:r>
+        <w:rPr>
+          <w:rStyle w:val="StringTok"/>
+        </w:rPr>
+        <w:t xml:space="preserve">"anchor-title"</w:t>
+      </w:r>
+      <w:r>
+        <w:rPr>
+          <w:rStyle w:val="DataTypeTok"/>
+        </w:rPr>
+        <w:t xml:space="preserve">&gt;</w:t>
+      </w:r>
+      <w:r>
+        <w:rPr>
+          <w:rStyle w:val="NormalTok"/>
+        </w:rPr>
+        <w:t xml:space="preserve">Session Anchor</w:t>
+      </w:r>
+      <w:r>
+        <w:rPr>
+          <w:rStyle w:val="DataTypeTok"/>
+        </w:rPr>
+        <w:t xml:space="preserve">&lt;/</w:t>
+      </w:r>
+      <w:r>
+        <w:rPr>
+          <w:rStyle w:val="KeywordTok"/>
+        </w:rPr>
+        <w:t xml:space="preserve">div</w:t>
+      </w:r>
+      <w:r>
+        <w:rPr>
+          <w:rStyle w:val="DataTypeTok"/>
+        </w:rPr>
+        <w:t xml:space="preserve">&gt;</w:t>
+      </w:r>
+      <w:r>
+        <w:br/>
+      </w:r>
+      <w:r>
+        <w:rPr>
+          <w:rStyle w:val="NormalTok"/>
+        </w:rPr>
+        <w:t xml:space="preserve">    </w:t>
+      </w:r>
+      <w:r>
+        <w:rPr>
+          <w:rStyle w:val="DataTypeTok"/>
+        </w:rPr>
+        <w:t xml:space="preserve">&lt;</w:t>
+      </w:r>
+      <w:r>
+        <w:rPr>
+          <w:rStyle w:val="KeywordTok"/>
+        </w:rPr>
+        <w:t xml:space="preserve">div</w:t>
+      </w:r>
+      <w:r>
+        <w:rPr>
+          <w:rStyle w:val="OtherTok"/>
+        </w:rPr>
+        <w:t xml:space="preserve"> id</w:t>
+      </w:r>
+      <w:r>
+        <w:rPr>
+          <w:rStyle w:val="OperatorTok"/>
+        </w:rPr>
+        <w:t xml:space="preserve">=</w:t>
+      </w:r>
+      <w:r>
+        <w:rPr>
+          <w:rStyle w:val="StringTok"/>
+        </w:rPr>
+        <w:t xml:space="preserve">"anchorDisplay"</w:t>
+      </w:r>
+      <w:r>
+        <w:rPr>
+          <w:rStyle w:val="DataTypeTok"/>
+        </w:rPr>
+        <w:t xml:space="preserve">&gt;</w:t>
+      </w:r>
+      <w:r>
+        <w:rPr>
+          <w:rStyle w:val="NormalTok"/>
+        </w:rPr>
+        <w:t xml:space="preserve">[ paste session_start.ps1 output here, or fill fields below ]</w:t>
+      </w:r>
+      <w:r>
+        <w:rPr>
+          <w:rStyle w:val="DataTypeTok"/>
+        </w:rPr>
+        <w:t xml:space="preserve">&lt;/</w:t>
+      </w:r>
+      <w:r>
+        <w:rPr>
+          <w:rStyle w:val="KeywordTok"/>
+        </w:rPr>
+        <w:t xml:space="preserve">div</w:t>
+      </w:r>
+      <w:r>
+        <w:rPr>
+          <w:rStyle w:val="DataTypeTok"/>
+        </w:rPr>
+        <w:t xml:space="preserve">&gt;</w:t>
+      </w:r>
+      <w:r>
+        <w:br/>
+      </w:r>
+      <w:r>
+        <w:rPr>
+          <w:rStyle w:val="DataTypeTok"/>
+        </w:rPr>
+        <w:t xml:space="preserve">&lt;/</w:t>
+      </w:r>
+      <w:r>
+        <w:rPr>
+          <w:rStyle w:val="KeywordTok"/>
+        </w:rPr>
+        <w:t xml:space="preserve">div</w:t>
+      </w:r>
+      <w:r>
+        <w:rPr>
+          <w:rStyle w:val="DataTypeTok"/>
+        </w:rPr>
+        <w:t xml:space="preserve">&gt;</w:t>
+      </w:r>
+    </w:p>
+    <w:p>
+      <w:pPr>
+        <w:pStyle w:val="FirstParagraph"/>
+      </w:pPr>
+      <w:r>
+        <w:t xml:space="preserve">“That’s the anchor, Father. Before you analyse anything, you paste in your commit hash. The git hash. It’s the thing that proves you’re standing where you think you’re standing.”</w:t>
+      </w:r>
+    </w:p>
+    <w:p>
+      <w:pPr>
+        <w:pStyle w:val="BodyText"/>
+      </w:pPr>
+      <w:r>
+        <w:t xml:space="preserve">“And if you don’t paste it?”</w:t>
+      </w:r>
+    </w:p>
+    <w:p>
+      <w:pPr>
+        <w:pStyle w:val="BodyText"/>
+      </w:pPr>
+      <w:r>
+        <w:t xml:space="preserve">“Then the system warns you.”</w:t>
+      </w:r>
+      <w:r>
+        <w:t xml:space="preserve"> </w:t>
+      </w:r>
+      <w:r>
+        <w:t xml:space="preserve">Thomas scrolled down to the diagnosis output.</w:t>
+      </w:r>
+      <w:r>
+        <w:t xml:space="preserve"> </w:t>
+      </w:r>
+      <w:r>
+        <w:t xml:space="preserve">“See — it says:</w:t>
+      </w:r>
+      <w:r>
+        <w:t xml:space="preserve"> </w:t>
+      </w:r>
+      <w:r>
+        <w:rPr>
+          <w:i/>
+          <w:iCs/>
+        </w:rPr>
+        <w:t xml:space="preserve">No commit hash provided. Run session_start.ps1 and paste output before proceeding.</w:t>
+      </w:r>
+      <w:r>
+        <w:t xml:space="preserve"> </w:t>
+      </w:r>
+      <w:r>
+        <w:t xml:space="preserve">The widget won’t stop you. But it tells you you’re unanchored.”</w:t>
+      </w:r>
+    </w:p>
+    <w:p>
+      <w:pPr>
+        <w:pStyle w:val="BodyText"/>
+      </w:pPr>
+      <w:r>
+        <w:t xml:space="preserve">Father Brown considered this.</w:t>
+      </w:r>
+      <w:r>
+        <w:t xml:space="preserve"> </w:t>
+      </w:r>
+      <w:r>
+        <w:t xml:space="preserve">“A sacrament,”</w:t>
+      </w:r>
+      <w:r>
+        <w:t xml:space="preserve"> </w:t>
+      </w:r>
+      <w:r>
+        <w:t xml:space="preserve">he said.</w:t>
+      </w:r>
+      <w:r>
+        <w:t xml:space="preserve"> </w:t>
+      </w:r>
+      <w:r>
+        <w:t xml:space="preserve">“Not magic. It doesn’t compel. It only works if you mean it.”</w:t>
+      </w:r>
+    </w:p>
+    <w:bookmarkEnd w:id="21"/>
+    <w:bookmarkStart w:id="22" w:name="the-halting-problem"/>
     <w:p>
       <w:pPr>
         <w:pStyle w:val="Heading2"/>
@@ -1578,14 +2827,1202 @@
         <w:t xml:space="preserve">This is the Halting Problem made literal. The AI cannot guarantee that a multi-step remediation will complete across session boundaries. It can start a fix. It cannot ensure the fix finishes. And for security incidents, a half-finished fix is worse than no fix at all — it creates the illusion of safety.</w:t>
       </w:r>
     </w:p>
-    <w:bookmarkEnd w:id="24"/>
-    <w:bookmarkStart w:id="25" w:name="the-prosecutions-point-2"/>
-    <w:p>
-      <w:pPr>
-        <w:pStyle w:val="Heading2"/>
-      </w:pPr>
-      <w:r>
-        <w:t xml:space="preserve">The Prosecution’s Point</w:t>
+    <w:p>
+      <w:pPr>
+        <w:pStyle w:val="BodyText"/>
+      </w:pPr>
+      <w:r>
+        <w:t xml:space="preserve">Father Brown was studying the widget’s four-quadrant grid — the AQAL checklist that sat between the anchor block and the analysis button, four boxes in a two-by-two arrangement:</w:t>
+      </w:r>
+    </w:p>
+    <w:p>
+      <w:pPr>
+        <w:pStyle w:val="SourceCode"/>
+      </w:pPr>
+      <w:r>
+        <w:rPr>
+          <w:rStyle w:val="DataTypeTok"/>
+        </w:rPr>
+        <w:t xml:space="preserve">&lt;</w:t>
+      </w:r>
+      <w:r>
+        <w:rPr>
+          <w:rStyle w:val="KeywordTok"/>
+        </w:rPr>
+        <w:t xml:space="preserve">div</w:t>
+      </w:r>
+      <w:r>
+        <w:rPr>
+          <w:rStyle w:val="OtherTok"/>
+        </w:rPr>
+        <w:t xml:space="preserve"> class</w:t>
+      </w:r>
+      <w:r>
+        <w:rPr>
+          <w:rStyle w:val="OperatorTok"/>
+        </w:rPr>
+        <w:t xml:space="preserve">=</w:t>
+      </w:r>
+      <w:r>
+        <w:rPr>
+          <w:rStyle w:val="StringTok"/>
+        </w:rPr>
+        <w:t xml:space="preserve">"aqal-grid"</w:t>
+      </w:r>
+      <w:r>
+        <w:rPr>
+          <w:rStyle w:val="DataTypeTok"/>
+        </w:rPr>
+        <w:t xml:space="preserve">&gt;</w:t>
+      </w:r>
+      <w:r>
+        <w:br/>
+      </w:r>
+      <w:r>
+        <w:rPr>
+          <w:rStyle w:val="NormalTok"/>
+        </w:rPr>
+        <w:t xml:space="preserve">    </w:t>
+      </w:r>
+      <w:r>
+        <w:rPr>
+          <w:rStyle w:val="DataTypeTok"/>
+        </w:rPr>
+        <w:t xml:space="preserve">&lt;</w:t>
+      </w:r>
+      <w:r>
+        <w:rPr>
+          <w:rStyle w:val="KeywordTok"/>
+        </w:rPr>
+        <w:t xml:space="preserve">label</w:t>
+      </w:r>
+      <w:r>
+        <w:rPr>
+          <w:rStyle w:val="OtherTok"/>
+        </w:rPr>
+        <w:t xml:space="preserve"> class</w:t>
+      </w:r>
+      <w:r>
+        <w:rPr>
+          <w:rStyle w:val="OperatorTok"/>
+        </w:rPr>
+        <w:t xml:space="preserve">=</w:t>
+      </w:r>
+      <w:r>
+        <w:rPr>
+          <w:rStyle w:val="StringTok"/>
+        </w:rPr>
+        <w:t xml:space="preserve">"aqal-item"</w:t>
+      </w:r>
+      <w:r>
+        <w:rPr>
+          <w:rStyle w:val="DataTypeTok"/>
+        </w:rPr>
+        <w:t xml:space="preserve">&gt;</w:t>
+      </w:r>
+      <w:r>
+        <w:br/>
+      </w:r>
+      <w:r>
+        <w:rPr>
+          <w:rStyle w:val="NormalTok"/>
+        </w:rPr>
+        <w:t xml:space="preserve">        </w:t>
+      </w:r>
+      <w:r>
+        <w:rPr>
+          <w:rStyle w:val="DataTypeTok"/>
+        </w:rPr>
+        <w:t xml:space="preserve">&lt;</w:t>
+      </w:r>
+      <w:r>
+        <w:rPr>
+          <w:rStyle w:val="KeywordTok"/>
+        </w:rPr>
+        <w:t xml:space="preserve">input</w:t>
+      </w:r>
+      <w:r>
+        <w:rPr>
+          <w:rStyle w:val="OtherTok"/>
+        </w:rPr>
+        <w:t xml:space="preserve"> type</w:t>
+      </w:r>
+      <w:r>
+        <w:rPr>
+          <w:rStyle w:val="OperatorTok"/>
+        </w:rPr>
+        <w:t xml:space="preserve">=</w:t>
+      </w:r>
+      <w:r>
+        <w:rPr>
+          <w:rStyle w:val="StringTok"/>
+        </w:rPr>
+        <w:t xml:space="preserve">"checkbox"</w:t>
+      </w:r>
+      <w:r>
+        <w:rPr>
+          <w:rStyle w:val="OtherTok"/>
+        </w:rPr>
+        <w:t xml:space="preserve"> id</w:t>
+      </w:r>
+      <w:r>
+        <w:rPr>
+          <w:rStyle w:val="OperatorTok"/>
+        </w:rPr>
+        <w:t xml:space="preserve">=</w:t>
+      </w:r>
+      <w:r>
+        <w:rPr>
+          <w:rStyle w:val="StringTok"/>
+        </w:rPr>
+        <w:t xml:space="preserve">"q-I"</w:t>
+      </w:r>
+      <w:r>
+        <w:rPr>
+          <w:rStyle w:val="DataTypeTok"/>
+        </w:rPr>
+        <w:t xml:space="preserve">&gt;</w:t>
+      </w:r>
+      <w:r>
+        <w:br/>
+      </w:r>
+      <w:r>
+        <w:rPr>
+          <w:rStyle w:val="NormalTok"/>
+        </w:rPr>
+        <w:t xml:space="preserve">        </w:t>
+      </w:r>
+      <w:r>
+        <w:rPr>
+          <w:rStyle w:val="DataTypeTok"/>
+        </w:rPr>
+        <w:t xml:space="preserve">&lt;</w:t>
+      </w:r>
+      <w:r>
+        <w:rPr>
+          <w:rStyle w:val="KeywordTok"/>
+        </w:rPr>
+        <w:t xml:space="preserve">div</w:t>
+      </w:r>
+      <w:r>
+        <w:rPr>
+          <w:rStyle w:val="OtherTok"/>
+        </w:rPr>
+        <w:t xml:space="preserve"> class</w:t>
+      </w:r>
+      <w:r>
+        <w:rPr>
+          <w:rStyle w:val="OperatorTok"/>
+        </w:rPr>
+        <w:t xml:space="preserve">=</w:t>
+      </w:r>
+      <w:r>
+        <w:rPr>
+          <w:rStyle w:val="StringTok"/>
+        </w:rPr>
+        <w:t xml:space="preserve">"aqal-quadrant"</w:t>
+      </w:r>
+      <w:r>
+        <w:rPr>
+          <w:rStyle w:val="DataTypeTok"/>
+        </w:rPr>
+        <w:t xml:space="preserve">&gt;</w:t>
+      </w:r>
+      <w:r>
+        <w:rPr>
+          <w:rStyle w:val="NormalTok"/>
+        </w:rPr>
+        <w:t xml:space="preserve">I — Interior Individual</w:t>
+      </w:r>
+      <w:r>
+        <w:rPr>
+          <w:rStyle w:val="DataTypeTok"/>
+        </w:rPr>
+        <w:t xml:space="preserve">&lt;/</w:t>
+      </w:r>
+      <w:r>
+        <w:rPr>
+          <w:rStyle w:val="KeywordTok"/>
+        </w:rPr>
+        <w:t xml:space="preserve">div</w:t>
+      </w:r>
+      <w:r>
+        <w:rPr>
+          <w:rStyle w:val="DataTypeTok"/>
+        </w:rPr>
+        <w:t xml:space="preserve">&gt;</w:t>
+      </w:r>
+      <w:r>
+        <w:br/>
+      </w:r>
+      <w:r>
+        <w:rPr>
+          <w:rStyle w:val="NormalTok"/>
+        </w:rPr>
+        <w:t xml:space="preserve">        Inner experience, intention, phenomenology represented?</w:t>
+      </w:r>
+      <w:r>
+        <w:br/>
+      </w:r>
+      <w:r>
+        <w:rPr>
+          <w:rStyle w:val="NormalTok"/>
+        </w:rPr>
+        <w:t xml:space="preserve">        </w:t>
+      </w:r>
+      <w:r>
+        <w:rPr>
+          <w:rStyle w:val="DataTypeTok"/>
+        </w:rPr>
+        <w:t xml:space="preserve">&lt;</w:t>
+      </w:r>
+      <w:r>
+        <w:rPr>
+          <w:rStyle w:val="KeywordTok"/>
+        </w:rPr>
+        <w:t xml:space="preserve">div</w:t>
+      </w:r>
+      <w:r>
+        <w:rPr>
+          <w:rStyle w:val="OtherTok"/>
+        </w:rPr>
+        <w:t xml:space="preserve"> class</w:t>
+      </w:r>
+      <w:r>
+        <w:rPr>
+          <w:rStyle w:val="OperatorTok"/>
+        </w:rPr>
+        <w:t xml:space="preserve">=</w:t>
+      </w:r>
+      <w:r>
+        <w:rPr>
+          <w:rStyle w:val="StringTok"/>
+        </w:rPr>
+        <w:t xml:space="preserve">"aqal-voice"</w:t>
+      </w:r>
+      <w:r>
+        <w:rPr>
+          <w:rStyle w:val="DataTypeTok"/>
+        </w:rPr>
+        <w:t xml:space="preserve">&gt;</w:t>
+      </w:r>
+      <w:r>
+        <w:rPr>
+          <w:rStyle w:val="NormalTok"/>
+        </w:rPr>
+        <w:t xml:space="preserve">Voice: Blake · Shelley · Cuppy</w:t>
+      </w:r>
+      <w:r>
+        <w:rPr>
+          <w:rStyle w:val="DataTypeTok"/>
+        </w:rPr>
+        <w:t xml:space="preserve">&lt;/</w:t>
+      </w:r>
+      <w:r>
+        <w:rPr>
+          <w:rStyle w:val="KeywordTok"/>
+        </w:rPr>
+        <w:t xml:space="preserve">div</w:t>
+      </w:r>
+      <w:r>
+        <w:rPr>
+          <w:rStyle w:val="DataTypeTok"/>
+        </w:rPr>
+        <w:t xml:space="preserve">&gt;</w:t>
+      </w:r>
+      <w:r>
+        <w:br/>
+      </w:r>
+      <w:r>
+        <w:rPr>
+          <w:rStyle w:val="NormalTok"/>
+        </w:rPr>
+        <w:t xml:space="preserve">    </w:t>
+      </w:r>
+      <w:r>
+        <w:rPr>
+          <w:rStyle w:val="DataTypeTok"/>
+        </w:rPr>
+        <w:t xml:space="preserve">&lt;/</w:t>
+      </w:r>
+      <w:r>
+        <w:rPr>
+          <w:rStyle w:val="KeywordTok"/>
+        </w:rPr>
+        <w:t xml:space="preserve">label</w:t>
+      </w:r>
+      <w:r>
+        <w:rPr>
+          <w:rStyle w:val="DataTypeTok"/>
+        </w:rPr>
+        <w:t xml:space="preserve">&gt;</w:t>
+      </w:r>
+      <w:r>
+        <w:br/>
+      </w:r>
+      <w:r>
+        <w:rPr>
+          <w:rStyle w:val="NormalTok"/>
+        </w:rPr>
+        <w:t xml:space="preserve">    </w:t>
+      </w:r>
+      <w:r>
+        <w:rPr>
+          <w:rStyle w:val="DataTypeTok"/>
+        </w:rPr>
+        <w:t xml:space="preserve">&lt;</w:t>
+      </w:r>
+      <w:r>
+        <w:rPr>
+          <w:rStyle w:val="KeywordTok"/>
+        </w:rPr>
+        <w:t xml:space="preserve">label</w:t>
+      </w:r>
+      <w:r>
+        <w:rPr>
+          <w:rStyle w:val="OtherTok"/>
+        </w:rPr>
+        <w:t xml:space="preserve"> class</w:t>
+      </w:r>
+      <w:r>
+        <w:rPr>
+          <w:rStyle w:val="OperatorTok"/>
+        </w:rPr>
+        <w:t xml:space="preserve">=</w:t>
+      </w:r>
+      <w:r>
+        <w:rPr>
+          <w:rStyle w:val="StringTok"/>
+        </w:rPr>
+        <w:t xml:space="preserve">"aqal-item"</w:t>
+      </w:r>
+      <w:r>
+        <w:rPr>
+          <w:rStyle w:val="DataTypeTok"/>
+        </w:rPr>
+        <w:t xml:space="preserve">&gt;</w:t>
+      </w:r>
+      <w:r>
+        <w:br/>
+      </w:r>
+      <w:r>
+        <w:rPr>
+          <w:rStyle w:val="NormalTok"/>
+        </w:rPr>
+        <w:t xml:space="preserve">        </w:t>
+      </w:r>
+      <w:r>
+        <w:rPr>
+          <w:rStyle w:val="DataTypeTok"/>
+        </w:rPr>
+        <w:t xml:space="preserve">&lt;</w:t>
+      </w:r>
+      <w:r>
+        <w:rPr>
+          <w:rStyle w:val="KeywordTok"/>
+        </w:rPr>
+        <w:t xml:space="preserve">input</w:t>
+      </w:r>
+      <w:r>
+        <w:rPr>
+          <w:rStyle w:val="OtherTok"/>
+        </w:rPr>
+        <w:t xml:space="preserve"> type</w:t>
+      </w:r>
+      <w:r>
+        <w:rPr>
+          <w:rStyle w:val="OperatorTok"/>
+        </w:rPr>
+        <w:t xml:space="preserve">=</w:t>
+      </w:r>
+      <w:r>
+        <w:rPr>
+          <w:rStyle w:val="StringTok"/>
+        </w:rPr>
+        <w:t xml:space="preserve">"checkbox"</w:t>
+      </w:r>
+      <w:r>
+        <w:rPr>
+          <w:rStyle w:val="OtherTok"/>
+        </w:rPr>
+        <w:t xml:space="preserve"> id</w:t>
+      </w:r>
+      <w:r>
+        <w:rPr>
+          <w:rStyle w:val="OperatorTok"/>
+        </w:rPr>
+        <w:t xml:space="preserve">=</w:t>
+      </w:r>
+      <w:r>
+        <w:rPr>
+          <w:rStyle w:val="StringTok"/>
+        </w:rPr>
+        <w:t xml:space="preserve">"q-WE"</w:t>
+      </w:r>
+      <w:r>
+        <w:rPr>
+          <w:rStyle w:val="DataTypeTok"/>
+        </w:rPr>
+        <w:t xml:space="preserve">&gt;</w:t>
+      </w:r>
+      <w:r>
+        <w:br/>
+      </w:r>
+      <w:r>
+        <w:rPr>
+          <w:rStyle w:val="NormalTok"/>
+        </w:rPr>
+        <w:t xml:space="preserve">        </w:t>
+      </w:r>
+      <w:r>
+        <w:rPr>
+          <w:rStyle w:val="DataTypeTok"/>
+        </w:rPr>
+        <w:t xml:space="preserve">&lt;</w:t>
+      </w:r>
+      <w:r>
+        <w:rPr>
+          <w:rStyle w:val="KeywordTok"/>
+        </w:rPr>
+        <w:t xml:space="preserve">div</w:t>
+      </w:r>
+      <w:r>
+        <w:rPr>
+          <w:rStyle w:val="OtherTok"/>
+        </w:rPr>
+        <w:t xml:space="preserve"> class</w:t>
+      </w:r>
+      <w:r>
+        <w:rPr>
+          <w:rStyle w:val="OperatorTok"/>
+        </w:rPr>
+        <w:t xml:space="preserve">=</w:t>
+      </w:r>
+      <w:r>
+        <w:rPr>
+          <w:rStyle w:val="StringTok"/>
+        </w:rPr>
+        <w:t xml:space="preserve">"aqal-quadrant"</w:t>
+      </w:r>
+      <w:r>
+        <w:rPr>
+          <w:rStyle w:val="DataTypeTok"/>
+        </w:rPr>
+        <w:t xml:space="preserve">&gt;</w:t>
+      </w:r>
+      <w:r>
+        <w:rPr>
+          <w:rStyle w:val="NormalTok"/>
+        </w:rPr>
+        <w:t xml:space="preserve">WE — Interior Collective</w:t>
+      </w:r>
+      <w:r>
+        <w:rPr>
+          <w:rStyle w:val="DataTypeTok"/>
+        </w:rPr>
+        <w:t xml:space="preserve">&lt;/</w:t>
+      </w:r>
+      <w:r>
+        <w:rPr>
+          <w:rStyle w:val="KeywordTok"/>
+        </w:rPr>
+        <w:t xml:space="preserve">div</w:t>
+      </w:r>
+      <w:r>
+        <w:rPr>
+          <w:rStyle w:val="DataTypeTok"/>
+        </w:rPr>
+        <w:t xml:space="preserve">&gt;</w:t>
+      </w:r>
+      <w:r>
+        <w:br/>
+      </w:r>
+      <w:r>
+        <w:rPr>
+          <w:rStyle w:val="NormalTok"/>
+        </w:rPr>
+        <w:t xml:space="preserve">        Shared meanings, cultural context, whose "we"?</w:t>
+      </w:r>
+      <w:r>
+        <w:br/>
+      </w:r>
+      <w:r>
+        <w:rPr>
+          <w:rStyle w:val="NormalTok"/>
+        </w:rPr>
+        <w:t xml:space="preserve">        </w:t>
+      </w:r>
+      <w:r>
+        <w:rPr>
+          <w:rStyle w:val="DataTypeTok"/>
+        </w:rPr>
+        <w:t xml:space="preserve">&lt;</w:t>
+      </w:r>
+      <w:r>
+        <w:rPr>
+          <w:rStyle w:val="KeywordTok"/>
+        </w:rPr>
+        <w:t xml:space="preserve">div</w:t>
+      </w:r>
+      <w:r>
+        <w:rPr>
+          <w:rStyle w:val="OtherTok"/>
+        </w:rPr>
+        <w:t xml:space="preserve"> class</w:t>
+      </w:r>
+      <w:r>
+        <w:rPr>
+          <w:rStyle w:val="OperatorTok"/>
+        </w:rPr>
+        <w:t xml:space="preserve">=</w:t>
+      </w:r>
+      <w:r>
+        <w:rPr>
+          <w:rStyle w:val="StringTok"/>
+        </w:rPr>
+        <w:t xml:space="preserve">"aqal-voice"</w:t>
+      </w:r>
+      <w:r>
+        <w:rPr>
+          <w:rStyle w:val="DataTypeTok"/>
+        </w:rPr>
+        <w:t xml:space="preserve">&gt;</w:t>
+      </w:r>
+      <w:r>
+        <w:rPr>
+          <w:rStyle w:val="NormalTok"/>
+        </w:rPr>
+        <w:t xml:space="preserve">Voice: Ruskin · Blake (prophetic)</w:t>
+      </w:r>
+      <w:r>
+        <w:rPr>
+          <w:rStyle w:val="DataTypeTok"/>
+        </w:rPr>
+        <w:t xml:space="preserve">&lt;/</w:t>
+      </w:r>
+      <w:r>
+        <w:rPr>
+          <w:rStyle w:val="KeywordTok"/>
+        </w:rPr>
+        <w:t xml:space="preserve">div</w:t>
+      </w:r>
+      <w:r>
+        <w:rPr>
+          <w:rStyle w:val="DataTypeTok"/>
+        </w:rPr>
+        <w:t xml:space="preserve">&gt;</w:t>
+      </w:r>
+      <w:r>
+        <w:br/>
+      </w:r>
+      <w:r>
+        <w:rPr>
+          <w:rStyle w:val="NormalTok"/>
+        </w:rPr>
+        <w:t xml:space="preserve">    </w:t>
+      </w:r>
+      <w:r>
+        <w:rPr>
+          <w:rStyle w:val="DataTypeTok"/>
+        </w:rPr>
+        <w:t xml:space="preserve">&lt;/</w:t>
+      </w:r>
+      <w:r>
+        <w:rPr>
+          <w:rStyle w:val="KeywordTok"/>
+        </w:rPr>
+        <w:t xml:space="preserve">label</w:t>
+      </w:r>
+      <w:r>
+        <w:rPr>
+          <w:rStyle w:val="DataTypeTok"/>
+        </w:rPr>
+        <w:t xml:space="preserve">&gt;</w:t>
+      </w:r>
+      <w:r>
+        <w:br/>
+      </w:r>
+      <w:r>
+        <w:rPr>
+          <w:rStyle w:val="NormalTok"/>
+        </w:rPr>
+        <w:t xml:space="preserve">    </w:t>
+      </w:r>
+      <w:r>
+        <w:rPr>
+          <w:rStyle w:val="DataTypeTok"/>
+        </w:rPr>
+        <w:t xml:space="preserve">&lt;</w:t>
+      </w:r>
+      <w:r>
+        <w:rPr>
+          <w:rStyle w:val="KeywordTok"/>
+        </w:rPr>
+        <w:t xml:space="preserve">label</w:t>
+      </w:r>
+      <w:r>
+        <w:rPr>
+          <w:rStyle w:val="OtherTok"/>
+        </w:rPr>
+        <w:t xml:space="preserve"> class</w:t>
+      </w:r>
+      <w:r>
+        <w:rPr>
+          <w:rStyle w:val="OperatorTok"/>
+        </w:rPr>
+        <w:t xml:space="preserve">=</w:t>
+      </w:r>
+      <w:r>
+        <w:rPr>
+          <w:rStyle w:val="StringTok"/>
+        </w:rPr>
+        <w:t xml:space="preserve">"aqal-item"</w:t>
+      </w:r>
+      <w:r>
+        <w:rPr>
+          <w:rStyle w:val="DataTypeTok"/>
+        </w:rPr>
+        <w:t xml:space="preserve">&gt;</w:t>
+      </w:r>
+      <w:r>
+        <w:br/>
+      </w:r>
+      <w:r>
+        <w:rPr>
+          <w:rStyle w:val="NormalTok"/>
+        </w:rPr>
+        <w:t xml:space="preserve">        </w:t>
+      </w:r>
+      <w:r>
+        <w:rPr>
+          <w:rStyle w:val="DataTypeTok"/>
+        </w:rPr>
+        <w:t xml:space="preserve">&lt;</w:t>
+      </w:r>
+      <w:r>
+        <w:rPr>
+          <w:rStyle w:val="KeywordTok"/>
+        </w:rPr>
+        <w:t xml:space="preserve">input</w:t>
+      </w:r>
+      <w:r>
+        <w:rPr>
+          <w:rStyle w:val="OtherTok"/>
+        </w:rPr>
+        <w:t xml:space="preserve"> type</w:t>
+      </w:r>
+      <w:r>
+        <w:rPr>
+          <w:rStyle w:val="OperatorTok"/>
+        </w:rPr>
+        <w:t xml:space="preserve">=</w:t>
+      </w:r>
+      <w:r>
+        <w:rPr>
+          <w:rStyle w:val="StringTok"/>
+        </w:rPr>
+        <w:t xml:space="preserve">"checkbox"</w:t>
+      </w:r>
+      <w:r>
+        <w:rPr>
+          <w:rStyle w:val="OtherTok"/>
+        </w:rPr>
+        <w:t xml:space="preserve"> id</w:t>
+      </w:r>
+      <w:r>
+        <w:rPr>
+          <w:rStyle w:val="OperatorTok"/>
+        </w:rPr>
+        <w:t xml:space="preserve">=</w:t>
+      </w:r>
+      <w:r>
+        <w:rPr>
+          <w:rStyle w:val="StringTok"/>
+        </w:rPr>
+        <w:t xml:space="preserve">"q-IT"</w:t>
+      </w:r>
+      <w:r>
+        <w:rPr>
+          <w:rStyle w:val="DataTypeTok"/>
+        </w:rPr>
+        <w:t xml:space="preserve">&gt;</w:t>
+      </w:r>
+      <w:r>
+        <w:br/>
+      </w:r>
+      <w:r>
+        <w:rPr>
+          <w:rStyle w:val="NormalTok"/>
+        </w:rPr>
+        <w:t xml:space="preserve">        </w:t>
+      </w:r>
+      <w:r>
+        <w:rPr>
+          <w:rStyle w:val="DataTypeTok"/>
+        </w:rPr>
+        <w:t xml:space="preserve">&lt;</w:t>
+      </w:r>
+      <w:r>
+        <w:rPr>
+          <w:rStyle w:val="KeywordTok"/>
+        </w:rPr>
+        <w:t xml:space="preserve">div</w:t>
+      </w:r>
+      <w:r>
+        <w:rPr>
+          <w:rStyle w:val="OtherTok"/>
+        </w:rPr>
+        <w:t xml:space="preserve"> class</w:t>
+      </w:r>
+      <w:r>
+        <w:rPr>
+          <w:rStyle w:val="OperatorTok"/>
+        </w:rPr>
+        <w:t xml:space="preserve">=</w:t>
+      </w:r>
+      <w:r>
+        <w:rPr>
+          <w:rStyle w:val="StringTok"/>
+        </w:rPr>
+        <w:t xml:space="preserve">"aqal-quadrant"</w:t>
+      </w:r>
+      <w:r>
+        <w:rPr>
+          <w:rStyle w:val="DataTypeTok"/>
+        </w:rPr>
+        <w:t xml:space="preserve">&gt;</w:t>
+      </w:r>
+      <w:r>
+        <w:rPr>
+          <w:rStyle w:val="NormalTok"/>
+        </w:rPr>
+        <w:t xml:space="preserve">IT — Exterior Individual</w:t>
+      </w:r>
+      <w:r>
+        <w:rPr>
+          <w:rStyle w:val="DataTypeTok"/>
+        </w:rPr>
+        <w:t xml:space="preserve">&lt;/</w:t>
+      </w:r>
+      <w:r>
+        <w:rPr>
+          <w:rStyle w:val="KeywordTok"/>
+        </w:rPr>
+        <w:t xml:space="preserve">div</w:t>
+      </w:r>
+      <w:r>
+        <w:rPr>
+          <w:rStyle w:val="DataTypeTok"/>
+        </w:rPr>
+        <w:t xml:space="preserve">&gt;</w:t>
+      </w:r>
+      <w:r>
+        <w:br/>
+      </w:r>
+      <w:r>
+        <w:rPr>
+          <w:rStyle w:val="NormalTok"/>
+        </w:rPr>
+        <w:t xml:space="preserve">        Observable behaviour, measurable fact, falsifiable claim?</w:t>
+      </w:r>
+      <w:r>
+        <w:br/>
+      </w:r>
+      <w:r>
+        <w:rPr>
+          <w:rStyle w:val="NormalTok"/>
+        </w:rPr>
+        <w:t xml:space="preserve">        </w:t>
+      </w:r>
+      <w:r>
+        <w:rPr>
+          <w:rStyle w:val="DataTypeTok"/>
+        </w:rPr>
+        <w:t xml:space="preserve">&lt;</w:t>
+      </w:r>
+      <w:r>
+        <w:rPr>
+          <w:rStyle w:val="KeywordTok"/>
+        </w:rPr>
+        <w:t xml:space="preserve">div</w:t>
+      </w:r>
+      <w:r>
+        <w:rPr>
+          <w:rStyle w:val="OtherTok"/>
+        </w:rPr>
+        <w:t xml:space="preserve"> class</w:t>
+      </w:r>
+      <w:r>
+        <w:rPr>
+          <w:rStyle w:val="OperatorTok"/>
+        </w:rPr>
+        <w:t xml:space="preserve">=</w:t>
+      </w:r>
+      <w:r>
+        <w:rPr>
+          <w:rStyle w:val="StringTok"/>
+        </w:rPr>
+        <w:t xml:space="preserve">"aqal-voice"</w:t>
+      </w:r>
+      <w:r>
+        <w:rPr>
+          <w:rStyle w:val="DataTypeTok"/>
+        </w:rPr>
+        <w:t xml:space="preserve">&gt;</w:t>
+      </w:r>
+      <w:r>
+        <w:rPr>
+          <w:rStyle w:val="NormalTok"/>
+        </w:rPr>
+        <w:t xml:space="preserve">Voice: Peirce · Cuppy (footnote)</w:t>
+      </w:r>
+      <w:r>
+        <w:rPr>
+          <w:rStyle w:val="DataTypeTok"/>
+        </w:rPr>
+        <w:t xml:space="preserve">&lt;/</w:t>
+      </w:r>
+      <w:r>
+        <w:rPr>
+          <w:rStyle w:val="KeywordTok"/>
+        </w:rPr>
+        <w:t xml:space="preserve">div</w:t>
+      </w:r>
+      <w:r>
+        <w:rPr>
+          <w:rStyle w:val="DataTypeTok"/>
+        </w:rPr>
+        <w:t xml:space="preserve">&gt;</w:t>
+      </w:r>
+      <w:r>
+        <w:br/>
+      </w:r>
+      <w:r>
+        <w:rPr>
+          <w:rStyle w:val="NormalTok"/>
+        </w:rPr>
+        <w:t xml:space="preserve">    </w:t>
+      </w:r>
+      <w:r>
+        <w:rPr>
+          <w:rStyle w:val="DataTypeTok"/>
+        </w:rPr>
+        <w:t xml:space="preserve">&lt;/</w:t>
+      </w:r>
+      <w:r>
+        <w:rPr>
+          <w:rStyle w:val="KeywordTok"/>
+        </w:rPr>
+        <w:t xml:space="preserve">label</w:t>
+      </w:r>
+      <w:r>
+        <w:rPr>
+          <w:rStyle w:val="DataTypeTok"/>
+        </w:rPr>
+        <w:t xml:space="preserve">&gt;</w:t>
+      </w:r>
+      <w:r>
+        <w:br/>
+      </w:r>
+      <w:r>
+        <w:rPr>
+          <w:rStyle w:val="NormalTok"/>
+        </w:rPr>
+        <w:t xml:space="preserve">    </w:t>
+      </w:r>
+      <w:r>
+        <w:rPr>
+          <w:rStyle w:val="DataTypeTok"/>
+        </w:rPr>
+        <w:t xml:space="preserve">&lt;</w:t>
+      </w:r>
+      <w:r>
+        <w:rPr>
+          <w:rStyle w:val="KeywordTok"/>
+        </w:rPr>
+        <w:t xml:space="preserve">label</w:t>
+      </w:r>
+      <w:r>
+        <w:rPr>
+          <w:rStyle w:val="OtherTok"/>
+        </w:rPr>
+        <w:t xml:space="preserve"> class</w:t>
+      </w:r>
+      <w:r>
+        <w:rPr>
+          <w:rStyle w:val="OperatorTok"/>
+        </w:rPr>
+        <w:t xml:space="preserve">=</w:t>
+      </w:r>
+      <w:r>
+        <w:rPr>
+          <w:rStyle w:val="StringTok"/>
+        </w:rPr>
+        <w:t xml:space="preserve">"aqal-item"</w:t>
+      </w:r>
+      <w:r>
+        <w:rPr>
+          <w:rStyle w:val="DataTypeTok"/>
+        </w:rPr>
+        <w:t xml:space="preserve">&gt;</w:t>
+      </w:r>
+      <w:r>
+        <w:br/>
+      </w:r>
+      <w:r>
+        <w:rPr>
+          <w:rStyle w:val="NormalTok"/>
+        </w:rPr>
+        <w:t xml:space="preserve">        </w:t>
+      </w:r>
+      <w:r>
+        <w:rPr>
+          <w:rStyle w:val="DataTypeTok"/>
+        </w:rPr>
+        <w:t xml:space="preserve">&lt;</w:t>
+      </w:r>
+      <w:r>
+        <w:rPr>
+          <w:rStyle w:val="KeywordTok"/>
+        </w:rPr>
+        <w:t xml:space="preserve">input</w:t>
+      </w:r>
+      <w:r>
+        <w:rPr>
+          <w:rStyle w:val="OtherTok"/>
+        </w:rPr>
+        <w:t xml:space="preserve"> type</w:t>
+      </w:r>
+      <w:r>
+        <w:rPr>
+          <w:rStyle w:val="OperatorTok"/>
+        </w:rPr>
+        <w:t xml:space="preserve">=</w:t>
+      </w:r>
+      <w:r>
+        <w:rPr>
+          <w:rStyle w:val="StringTok"/>
+        </w:rPr>
+        <w:t xml:space="preserve">"checkbox"</w:t>
+      </w:r>
+      <w:r>
+        <w:rPr>
+          <w:rStyle w:val="OtherTok"/>
+        </w:rPr>
+        <w:t xml:space="preserve"> id</w:t>
+      </w:r>
+      <w:r>
+        <w:rPr>
+          <w:rStyle w:val="OperatorTok"/>
+        </w:rPr>
+        <w:t xml:space="preserve">=</w:t>
+      </w:r>
+      <w:r>
+        <w:rPr>
+          <w:rStyle w:val="StringTok"/>
+        </w:rPr>
+        <w:t xml:space="preserve">"q-ITS"</w:t>
+      </w:r>
+      <w:r>
+        <w:rPr>
+          <w:rStyle w:val="DataTypeTok"/>
+        </w:rPr>
+        <w:t xml:space="preserve">&gt;</w:t>
+      </w:r>
+      <w:r>
+        <w:br/>
+      </w:r>
+      <w:r>
+        <w:rPr>
+          <w:rStyle w:val="NormalTok"/>
+        </w:rPr>
+        <w:t xml:space="preserve">        </w:t>
+      </w:r>
+      <w:r>
+        <w:rPr>
+          <w:rStyle w:val="DataTypeTok"/>
+        </w:rPr>
+        <w:t xml:space="preserve">&lt;</w:t>
+      </w:r>
+      <w:r>
+        <w:rPr>
+          <w:rStyle w:val="KeywordTok"/>
+        </w:rPr>
+        <w:t xml:space="preserve">div</w:t>
+      </w:r>
+      <w:r>
+        <w:rPr>
+          <w:rStyle w:val="OtherTok"/>
+        </w:rPr>
+        <w:t xml:space="preserve"> class</w:t>
+      </w:r>
+      <w:r>
+        <w:rPr>
+          <w:rStyle w:val="OperatorTok"/>
+        </w:rPr>
+        <w:t xml:space="preserve">=</w:t>
+      </w:r>
+      <w:r>
+        <w:rPr>
+          <w:rStyle w:val="StringTok"/>
+        </w:rPr>
+        <w:t xml:space="preserve">"aqal-quadrant"</w:t>
+      </w:r>
+      <w:r>
+        <w:rPr>
+          <w:rStyle w:val="DataTypeTok"/>
+        </w:rPr>
+        <w:t xml:space="preserve">&gt;</w:t>
+      </w:r>
+      <w:r>
+        <w:rPr>
+          <w:rStyle w:val="NormalTok"/>
+        </w:rPr>
+        <w:t xml:space="preserve">ITS — Exterior Collective</w:t>
+      </w:r>
+      <w:r>
+        <w:rPr>
+          <w:rStyle w:val="DataTypeTok"/>
+        </w:rPr>
+        <w:t xml:space="preserve">&lt;/</w:t>
+      </w:r>
+      <w:r>
+        <w:rPr>
+          <w:rStyle w:val="KeywordTok"/>
+        </w:rPr>
+        <w:t xml:space="preserve">div</w:t>
+      </w:r>
+      <w:r>
+        <w:rPr>
+          <w:rStyle w:val="DataTypeTok"/>
+        </w:rPr>
+        <w:t xml:space="preserve">&gt;</w:t>
+      </w:r>
+      <w:r>
+        <w:br/>
+      </w:r>
+      <w:r>
+        <w:rPr>
+          <w:rStyle w:val="NormalTok"/>
+        </w:rPr>
+        <w:t xml:space="preserve">        Institutional, economic, ecological systems visible?</w:t>
+      </w:r>
+      <w:r>
+        <w:br/>
+      </w:r>
+      <w:r>
+        <w:rPr>
+          <w:rStyle w:val="NormalTok"/>
+        </w:rPr>
+        <w:t xml:space="preserve">        </w:t>
+      </w:r>
+      <w:r>
+        <w:rPr>
+          <w:rStyle w:val="DataTypeTok"/>
+        </w:rPr>
+        <w:t xml:space="preserve">&lt;</w:t>
+      </w:r>
+      <w:r>
+        <w:rPr>
+          <w:rStyle w:val="KeywordTok"/>
+        </w:rPr>
+        <w:t xml:space="preserve">div</w:t>
+      </w:r>
+      <w:r>
+        <w:rPr>
+          <w:rStyle w:val="OtherTok"/>
+        </w:rPr>
+        <w:t xml:space="preserve"> class</w:t>
+      </w:r>
+      <w:r>
+        <w:rPr>
+          <w:rStyle w:val="OperatorTok"/>
+        </w:rPr>
+        <w:t xml:space="preserve">=</w:t>
+      </w:r>
+      <w:r>
+        <w:rPr>
+          <w:rStyle w:val="StringTok"/>
+        </w:rPr>
+        <w:t xml:space="preserve">"aqal-voice"</w:t>
+      </w:r>
+      <w:r>
+        <w:rPr>
+          <w:rStyle w:val="DataTypeTok"/>
+        </w:rPr>
+        <w:t xml:space="preserve">&gt;</w:t>
+      </w:r>
+      <w:r>
+        <w:rPr>
+          <w:rStyle w:val="NormalTok"/>
+        </w:rPr>
+        <w:t xml:space="preserve">Voice: Peirce (semiotic) · Ruskin (pol. econ.)</w:t>
+      </w:r>
+      <w:r>
+        <w:rPr>
+          <w:rStyle w:val="DataTypeTok"/>
+        </w:rPr>
+        <w:t xml:space="preserve">&lt;/</w:t>
+      </w:r>
+      <w:r>
+        <w:rPr>
+          <w:rStyle w:val="KeywordTok"/>
+        </w:rPr>
+        <w:t xml:space="preserve">div</w:t>
+      </w:r>
+      <w:r>
+        <w:rPr>
+          <w:rStyle w:val="DataTypeTok"/>
+        </w:rPr>
+        <w:t xml:space="preserve">&gt;</w:t>
+      </w:r>
+      <w:r>
+        <w:br/>
+      </w:r>
+      <w:r>
+        <w:rPr>
+          <w:rStyle w:val="NormalTok"/>
+        </w:rPr>
+        <w:t xml:space="preserve">    </w:t>
+      </w:r>
+      <w:r>
+        <w:rPr>
+          <w:rStyle w:val="DataTypeTok"/>
+        </w:rPr>
+        <w:t xml:space="preserve">&lt;/</w:t>
+      </w:r>
+      <w:r>
+        <w:rPr>
+          <w:rStyle w:val="KeywordTok"/>
+        </w:rPr>
+        <w:t xml:space="preserve">label</w:t>
+      </w:r>
+      <w:r>
+        <w:rPr>
+          <w:rStyle w:val="DataTypeTok"/>
+        </w:rPr>
+        <w:t xml:space="preserve">&gt;</w:t>
+      </w:r>
+      <w:r>
+        <w:br/>
+      </w:r>
+      <w:r>
+        <w:rPr>
+          <w:rStyle w:val="DataTypeTok"/>
+        </w:rPr>
+        <w:t xml:space="preserve">&lt;/</w:t>
+      </w:r>
+      <w:r>
+        <w:rPr>
+          <w:rStyle w:val="KeywordTok"/>
+        </w:rPr>
+        <w:t xml:space="preserve">div</w:t>
+      </w:r>
+      <w:r>
+        <w:rPr>
+          <w:rStyle w:val="DataTypeTok"/>
+        </w:rPr>
+        <w:t xml:space="preserve">&gt;</w:t>
       </w:r>
     </w:p>
     <w:p>
@@ -1593,7 +4030,51 @@
         <w:pStyle w:val="FirstParagraph"/>
       </w:pPr>
       <w:r>
-        <w:t xml:space="preserve">This is the most dangerous failure in the entire case. A live secret was exposed. The AI identified it, began remediating it, and then</w:t>
+        <w:t xml:space="preserve">“Four checkboxes,”</w:t>
+      </w:r>
+      <w:r>
+        <w:t xml:space="preserve"> </w:t>
+      </w:r>
+      <w:r>
+        <w:t xml:space="preserve">Father Brown said.</w:t>
+      </w:r>
+      <w:r>
+        <w:t xml:space="preserve"> </w:t>
+      </w:r>
+      <w:r>
+        <w:t xml:space="preserve">“Four quadrants of a person. Interior, exterior. Individual, collective. And each one has a voice assigned — a poet or a philosopher who speaks for that quadrant.”</w:t>
+      </w:r>
+    </w:p>
+    <w:p>
+      <w:pPr>
+        <w:pStyle w:val="BodyText"/>
+      </w:pPr>
+      <w:r>
+        <w:t xml:space="preserve">“It’s Wilber’s AQAL model, Father. Ken Wilber. All Quadrants, All Levels. Rog mapped it to the literary voices in the Conquest of Dough. Blake for inner vision, Peirce for evidence, Ruskin for political economy —”</w:t>
+      </w:r>
+    </w:p>
+    <w:p>
+      <w:pPr>
+        <w:pStyle w:val="BodyText"/>
+      </w:pPr>
+      <w:r>
+        <w:t xml:space="preserve">“And what happens if you only tick two of the four?”</w:t>
+      </w:r>
+    </w:p>
+    <w:p>
+      <w:pPr>
+        <w:pStyle w:val="BodyText"/>
+      </w:pPr>
+      <w:r>
+        <w:t xml:space="preserve">Thomas clicked the analysis button. The bias scale swung hard to one side — a white marker sliding along a gradient from red through grey to teal.</w:t>
+      </w:r>
+    </w:p>
+    <w:p>
+      <w:pPr>
+        <w:pStyle w:val="BodyText"/>
+      </w:pPr>
+      <w:r>
+        <w:t xml:space="preserve">“It tells you you’re lopsided. If you only see from two quadrants, you’re not wrong — you’re</w:t>
       </w:r>
       <w:r>
         <w:t xml:space="preserve"> </w:t>
@@ -1603,6 +4084,57 @@
           <w:i/>
           <w:iCs/>
         </w:rPr>
+        <w:t xml:space="preserve">partial</w:t>
+      </w:r>
+      <w:r>
+        <w:t xml:space="preserve">. And partial truth presented as whole truth is the definition of —”</w:t>
+      </w:r>
+    </w:p>
+    <w:p>
+      <w:pPr>
+        <w:pStyle w:val="BodyText"/>
+      </w:pPr>
+      <w:r>
+        <w:t xml:space="preserve">“Heresy,”</w:t>
+      </w:r>
+      <w:r>
+        <w:t xml:space="preserve"> </w:t>
+      </w:r>
+      <w:r>
+        <w:t xml:space="preserve">said Father Brown.</w:t>
+      </w:r>
+      <w:r>
+        <w:t xml:space="preserve"> </w:t>
+      </w:r>
+      <w:r>
+        <w:t xml:space="preserve">“Yes. I know that one.”</w:t>
+      </w:r>
+    </w:p>
+    <w:bookmarkEnd w:id="22"/>
+    <w:bookmarkStart w:id="23" w:name="the-prosecutions-point-2"/>
+    <w:p>
+      <w:pPr>
+        <w:pStyle w:val="Heading2"/>
+      </w:pPr>
+      <w:r>
+        <w:t xml:space="preserve">The Prosecution’s Point</w:t>
+      </w:r>
+    </w:p>
+    <w:p>
+      <w:pPr>
+        <w:pStyle w:val="FirstParagraph"/>
+      </w:pPr>
+      <w:r>
+        <w:t xml:space="preserve">This is the most dangerous failure in the entire case. A live secret was exposed. The AI identified it, began remediating it, and then</w:t>
+      </w:r>
+      <w:r>
+        <w:t xml:space="preserve"> </w:t>
+      </w:r>
+      <w:r>
+        <w:rPr>
+          <w:i/>
+          <w:iCs/>
+        </w:rPr>
         <w:t xml:space="preserve">ceased to exist</w:t>
       </w:r>
       <w:r>
@@ -1635,8 +4167,8 @@
         <w:t xml:space="preserve">The user caught it. The user always catches it. But the user shouldn’t have to.</w:t>
       </w:r>
     </w:p>
-    <w:bookmarkEnd w:id="25"/>
-    <w:bookmarkStart w:id="26" w:name="key-exhibits-2"/>
+    <w:bookmarkEnd w:id="23"/>
+    <w:bookmarkStart w:id="24" w:name="key-exhibits-2"/>
     <w:p>
       <w:pPr>
         <w:pStyle w:val="Heading2"/>
@@ -1748,8 +4280,493 @@
         <w:t xml:space="preserve">The title — the user understood the problem in Turing’s terms before the AI did</w:t>
       </w:r>
     </w:p>
-    <w:bookmarkEnd w:id="26"/>
-    <w:bookmarkStart w:id="27" w:name="father-browns-observation-2"/>
+    <w:p>
+      <w:pPr>
+        <w:pStyle w:val="Compact"/>
+        <w:numPr>
+          <w:ilvl w:val="0"/>
+          <w:numId w:val="1006"/>
+        </w:numPr>
+      </w:pPr>
+      <w:r>
+        <w:rPr>
+          <w:b/>
+          <w:bCs/>
+        </w:rPr>
+        <w:t xml:space="preserve">Exhibit 3E:</w:t>
+      </w:r>
+      <w:r>
+        <w:t xml:space="preserve"> </w:t>
+      </w:r>
+      <w:r>
+        <w:t xml:space="preserve">The Flux Capacitor widget — the instrument that would have caught the incomplete remediation, had anyone run it</w:t>
+      </w:r>
+    </w:p>
+    <w:p>
+      <w:pPr>
+        <w:pStyle w:val="FirstParagraph"/>
+      </w:pPr>
+      <w:r>
+        <w:t xml:space="preserve">The widget’s own Peirce Pragmatic Check — the final gate before output — asked the question directly:</w:t>
+      </w:r>
+    </w:p>
+    <w:p>
+      <w:pPr>
+        <w:pStyle w:val="SourceCode"/>
+      </w:pPr>
+      <w:r>
+        <w:rPr>
+          <w:rStyle w:val="DataTypeTok"/>
+        </w:rPr>
+        <w:t xml:space="preserve">&lt;</w:t>
+      </w:r>
+      <w:r>
+        <w:rPr>
+          <w:rStyle w:val="KeywordTok"/>
+        </w:rPr>
+        <w:t xml:space="preserve">div</w:t>
+      </w:r>
+      <w:r>
+        <w:rPr>
+          <w:rStyle w:val="OtherTok"/>
+        </w:rPr>
+        <w:t xml:space="preserve"> class</w:t>
+      </w:r>
+      <w:r>
+        <w:rPr>
+          <w:rStyle w:val="OperatorTok"/>
+        </w:rPr>
+        <w:t xml:space="preserve">=</w:t>
+      </w:r>
+      <w:r>
+        <w:rPr>
+          <w:rStyle w:val="StringTok"/>
+        </w:rPr>
+        <w:t xml:space="preserve">"pragmatic-check"</w:t>
+      </w:r>
+      <w:r>
+        <w:rPr>
+          <w:rStyle w:val="DataTypeTok"/>
+        </w:rPr>
+        <w:t xml:space="preserve">&gt;</w:t>
+      </w:r>
+      <w:r>
+        <w:br/>
+      </w:r>
+      <w:r>
+        <w:rPr>
+          <w:rStyle w:val="NormalTok"/>
+        </w:rPr>
+        <w:t xml:space="preserve">    </w:t>
+      </w:r>
+      <w:r>
+        <w:rPr>
+          <w:rStyle w:val="DataTypeTok"/>
+        </w:rPr>
+        <w:t xml:space="preserve">&lt;</w:t>
+      </w:r>
+      <w:r>
+        <w:rPr>
+          <w:rStyle w:val="KeywordTok"/>
+        </w:rPr>
+        <w:t xml:space="preserve">h4</w:t>
+      </w:r>
+      <w:r>
+        <w:rPr>
+          <w:rStyle w:val="DataTypeTok"/>
+        </w:rPr>
+        <w:t xml:space="preserve">&gt;</w:t>
+      </w:r>
+      <w:r>
+        <w:rPr>
+          <w:rStyle w:val="NormalTok"/>
+        </w:rPr>
+        <w:t xml:space="preserve">Peirce Pragmatic Check</w:t>
+      </w:r>
+      <w:r>
+        <w:rPr>
+          <w:rStyle w:val="DataTypeTok"/>
+        </w:rPr>
+        <w:t xml:space="preserve">&lt;/</w:t>
+      </w:r>
+      <w:r>
+        <w:rPr>
+          <w:rStyle w:val="KeywordTok"/>
+        </w:rPr>
+        <w:t xml:space="preserve">h4</w:t>
+      </w:r>
+      <w:r>
+        <w:rPr>
+          <w:rStyle w:val="DataTypeTok"/>
+        </w:rPr>
+        <w:t xml:space="preserve">&gt;</w:t>
+      </w:r>
+      <w:r>
+        <w:br/>
+      </w:r>
+      <w:r>
+        <w:rPr>
+          <w:rStyle w:val="NormalTok"/>
+        </w:rPr>
+        <w:t xml:space="preserve">    </w:t>
+      </w:r>
+      <w:r>
+        <w:rPr>
+          <w:rStyle w:val="DataTypeTok"/>
+        </w:rPr>
+        <w:t xml:space="preserve">&lt;</w:t>
+      </w:r>
+      <w:r>
+        <w:rPr>
+          <w:rStyle w:val="KeywordTok"/>
+        </w:rPr>
+        <w:t xml:space="preserve">p</w:t>
+      </w:r>
+      <w:r>
+        <w:rPr>
+          <w:rStyle w:val="OtherTok"/>
+        </w:rPr>
+        <w:t xml:space="preserve"> id</w:t>
+      </w:r>
+      <w:r>
+        <w:rPr>
+          <w:rStyle w:val="OperatorTok"/>
+        </w:rPr>
+        <w:t xml:space="preserve">=</w:t>
+      </w:r>
+      <w:r>
+        <w:rPr>
+          <w:rStyle w:val="StringTok"/>
+        </w:rPr>
+        <w:t xml:space="preserve">"pragmaticText"</w:t>
+      </w:r>
+      <w:r>
+        <w:rPr>
+          <w:rStyle w:val="DataTypeTok"/>
+        </w:rPr>
+        <w:t xml:space="preserve">&gt;</w:t>
+      </w:r>
+      <w:r>
+        <w:rPr>
+          <w:rStyle w:val="NormalTok"/>
+        </w:rPr>
+        <w:t xml:space="preserve">—</w:t>
+      </w:r>
+      <w:r>
+        <w:rPr>
+          <w:rStyle w:val="DataTypeTok"/>
+        </w:rPr>
+        <w:t xml:space="preserve">&lt;/</w:t>
+      </w:r>
+      <w:r>
+        <w:rPr>
+          <w:rStyle w:val="KeywordTok"/>
+        </w:rPr>
+        <w:t xml:space="preserve">p</w:t>
+      </w:r>
+      <w:r>
+        <w:rPr>
+          <w:rStyle w:val="DataTypeTok"/>
+        </w:rPr>
+        <w:t xml:space="preserve">&gt;</w:t>
+      </w:r>
+      <w:r>
+        <w:br/>
+      </w:r>
+      <w:r>
+        <w:rPr>
+          <w:rStyle w:val="DataTypeTok"/>
+        </w:rPr>
+        <w:t xml:space="preserve">&lt;/</w:t>
+      </w:r>
+      <w:r>
+        <w:rPr>
+          <w:rStyle w:val="KeywordTok"/>
+        </w:rPr>
+        <w:t xml:space="preserve">div</w:t>
+      </w:r>
+      <w:r>
+        <w:rPr>
+          <w:rStyle w:val="DataTypeTok"/>
+        </w:rPr>
+        <w:t xml:space="preserve">&gt;</w:t>
+      </w:r>
+    </w:p>
+    <w:p>
+      <w:pPr>
+        <w:pStyle w:val="FirstParagraph"/>
+      </w:pPr>
+      <w:r>
+        <w:t xml:space="preserve">And the logic that populated it:</w:t>
+      </w:r>
+    </w:p>
+    <w:p>
+      <w:pPr>
+        <w:pStyle w:val="SourceCode"/>
+      </w:pPr>
+      <w:r>
+        <w:rPr>
+          <w:rStyle w:val="KeywordTok"/>
+        </w:rPr>
+        <w:t xml:space="preserve">const</w:t>
+      </w:r>
+      <w:r>
+        <w:rPr>
+          <w:rStyle w:val="NormalTok"/>
+        </w:rPr>
+        <w:t xml:space="preserve"> practicalConsequence </w:t>
+      </w:r>
+      <w:r>
+        <w:rPr>
+          <w:rStyle w:val="OperatorTok"/>
+        </w:rPr>
+        <w:t xml:space="preserve">=</w:t>
+      </w:r>
+      <w:r>
+        <w:rPr>
+          <w:rStyle w:val="NormalTok"/>
+        </w:rPr>
+        <w:t xml:space="preserve"> itsScore </w:t>
+      </w:r>
+      <w:r>
+        <w:rPr>
+          <w:rStyle w:val="OperatorTok"/>
+        </w:rPr>
+        <w:t xml:space="preserve">&gt;</w:t>
+      </w:r>
+      <w:r>
+        <w:rPr>
+          <w:rStyle w:val="NormalTok"/>
+        </w:rPr>
+        <w:t xml:space="preserve"> </w:t>
+      </w:r>
+      <w:r>
+        <w:rPr>
+          <w:rStyle w:val="DecValTok"/>
+        </w:rPr>
+        <w:t xml:space="preserve">50</w:t>
+      </w:r>
+      <w:r>
+        <w:rPr>
+          <w:rStyle w:val="NormalTok"/>
+        </w:rPr>
+        <w:t xml:space="preserve"> </w:t>
+      </w:r>
+      <w:r>
+        <w:rPr>
+          <w:rStyle w:val="OperatorTok"/>
+        </w:rPr>
+        <w:t xml:space="preserve">||</w:t>
+      </w:r>
+      <w:r>
+        <w:rPr>
+          <w:rStyle w:val="NormalTok"/>
+        </w:rPr>
+        <w:t xml:space="preserve"> itScore </w:t>
+      </w:r>
+      <w:r>
+        <w:rPr>
+          <w:rStyle w:val="OperatorTok"/>
+        </w:rPr>
+        <w:t xml:space="preserve">&gt;</w:t>
+      </w:r>
+      <w:r>
+        <w:rPr>
+          <w:rStyle w:val="NormalTok"/>
+        </w:rPr>
+        <w:t xml:space="preserve"> </w:t>
+      </w:r>
+      <w:r>
+        <w:rPr>
+          <w:rStyle w:val="DecValTok"/>
+        </w:rPr>
+        <w:t xml:space="preserve">50</w:t>
+      </w:r>
+      <w:r>
+        <w:br/>
+      </w:r>
+      <w:r>
+        <w:rPr>
+          <w:rStyle w:val="NormalTok"/>
+        </w:rPr>
+        <w:t xml:space="preserve">    </w:t>
+      </w:r>
+      <w:r>
+        <w:rPr>
+          <w:rStyle w:val="OperatorTok"/>
+        </w:rPr>
+        <w:t xml:space="preserve">?</w:t>
+      </w:r>
+      <w:r>
+        <w:rPr>
+          <w:rStyle w:val="NormalTok"/>
+        </w:rPr>
+        <w:t xml:space="preserve"> </w:t>
+      </w:r>
+      <w:r>
+        <w:rPr>
+          <w:rStyle w:val="VerbatimStringTok"/>
+        </w:rPr>
+        <w:t xml:space="preserve">`Practical consequence identified in </w:t>
+      </w:r>
+      <w:r>
+        <w:rPr>
+          <w:rStyle w:val="SpecialCharTok"/>
+        </w:rPr>
+        <w:t xml:space="preserve">${</w:t>
+      </w:r>
+      <w:r>
+        <w:rPr>
+          <w:rStyle w:val="NormalTok"/>
+        </w:rPr>
+        <w:t xml:space="preserve">itsScore </w:t>
+      </w:r>
+      <w:r>
+        <w:rPr>
+          <w:rStyle w:val="OperatorTok"/>
+        </w:rPr>
+        <w:t xml:space="preserve">&gt;</w:t>
+      </w:r>
+      <w:r>
+        <w:rPr>
+          <w:rStyle w:val="NormalTok"/>
+        </w:rPr>
+        <w:t xml:space="preserve"> itScore</w:t>
+      </w:r>
+      <w:r>
+        <w:br/>
+      </w:r>
+      <w:r>
+        <w:rPr>
+          <w:rStyle w:val="NormalTok"/>
+        </w:rPr>
+        <w:t xml:space="preserve">        </w:t>
+      </w:r>
+      <w:r>
+        <w:rPr>
+          <w:rStyle w:val="OperatorTok"/>
+        </w:rPr>
+        <w:t xml:space="preserve">?</w:t>
+      </w:r>
+      <w:r>
+        <w:rPr>
+          <w:rStyle w:val="NormalTok"/>
+        </w:rPr>
+        <w:t xml:space="preserve"> </w:t>
+      </w:r>
+      <w:r>
+        <w:rPr>
+          <w:rStyle w:val="StringTok"/>
+        </w:rPr>
+        <w:t xml:space="preserve">'ITS (systemic)'</w:t>
+      </w:r>
+      <w:r>
+        <w:rPr>
+          <w:rStyle w:val="NormalTok"/>
+        </w:rPr>
+        <w:t xml:space="preserve"> </w:t>
+      </w:r>
+      <w:r>
+        <w:rPr>
+          <w:rStyle w:val="OperatorTok"/>
+        </w:rPr>
+        <w:t xml:space="preserve">:</w:t>
+      </w:r>
+      <w:r>
+        <w:rPr>
+          <w:rStyle w:val="NormalTok"/>
+        </w:rPr>
+        <w:t xml:space="preserve"> </w:t>
+      </w:r>
+      <w:r>
+        <w:rPr>
+          <w:rStyle w:val="StringTok"/>
+        </w:rPr>
+        <w:t xml:space="preserve">'IT (behavioural)'</w:t>
+      </w:r>
+      <w:r>
+        <w:rPr>
+          <w:rStyle w:val="SpecialCharTok"/>
+        </w:rPr>
+        <w:t xml:space="preserve">}</w:t>
+      </w:r>
+      <w:r>
+        <w:rPr>
+          <w:rStyle w:val="VerbatimStringTok"/>
+        </w:rPr>
+        <w:t xml:space="preserve"> quadrant.</w:t>
+      </w:r>
+      <w:r>
+        <w:br/>
+      </w:r>
+      <w:r>
+        <w:rPr>
+          <w:rStyle w:val="VerbatimStringTok"/>
+        </w:rPr>
+        <w:t xml:space="preserve">       The claim has real-world bearings. Proceed.`</w:t>
+      </w:r>
+      <w:r>
+        <w:br/>
+      </w:r>
+      <w:r>
+        <w:rPr>
+          <w:rStyle w:val="NormalTok"/>
+        </w:rPr>
+        <w:t xml:space="preserve">    </w:t>
+      </w:r>
+      <w:r>
+        <w:rPr>
+          <w:rStyle w:val="OperatorTok"/>
+        </w:rPr>
+        <w:t xml:space="preserve">:</w:t>
+      </w:r>
+      <w:r>
+        <w:rPr>
+          <w:rStyle w:val="NormalTok"/>
+        </w:rPr>
+        <w:t xml:space="preserve"> </w:t>
+      </w:r>
+      <w:r>
+        <w:rPr>
+          <w:rStyle w:val="VerbatimStringTok"/>
+        </w:rPr>
+        <w:t xml:space="preserve">`Practical consequence unclear. Apply Peirce's Pragmatic Maxim:</w:t>
+      </w:r>
+      <w:r>
+        <w:br/>
+      </w:r>
+      <w:r>
+        <w:rPr>
+          <w:rStyle w:val="VerbatimStringTok"/>
+        </w:rPr>
+        <w:t xml:space="preserve">       what effects does this claim have that might conceivably have</w:t>
+      </w:r>
+      <w:r>
+        <w:br/>
+      </w:r>
+      <w:r>
+        <w:rPr>
+          <w:rStyle w:val="VerbatimStringTok"/>
+        </w:rPr>
+        <w:t xml:space="preserve">       practical bearings? If none — the passage is decorative.`</w:t>
+      </w:r>
+      <w:r>
+        <w:rPr>
+          <w:rStyle w:val="OperatorTok"/>
+        </w:rPr>
+        <w:t xml:space="preserve">;</w:t>
+      </w:r>
+    </w:p>
+    <w:p>
+      <w:pPr>
+        <w:pStyle w:val="FirstParagraph"/>
+      </w:pPr>
+      <w:r>
+        <w:t xml:space="preserve">The passage is decorative. The AI’s diagnosis was decorative. It identified the threat in the IT quadrant — observable behaviour, measurable fact — but never reached the ITS quadrant, where the institutional consequence lived: a production key, loose in a public repository, connected to a billing account.</w:t>
+      </w:r>
+    </w:p>
+    <w:bookmarkEnd w:id="24"/>
+    <w:bookmarkStart w:id="25" w:name="father-browns-observation-2"/>
     <w:p>
       <w:pPr>
         <w:pStyle w:val="Heading2"/>
@@ -1776,6 +4793,625 @@
       </w:r>
       <w:r>
         <w:t xml:space="preserve">“is the one who leaves the job half done and believes he has finished it. The door is not locked. It is merely closed.”</w:t>
+      </w:r>
+    </w:p>
+    <w:p>
+      <w:pPr>
+        <w:pStyle w:val="BodyText"/>
+      </w:pPr>
+      <w:r>
+        <w:t xml:space="preserve">He tapped the bottom of the screen, where the widget’s CLI panel sat — the terminal bridge, the place where the beautiful interface confessed what it actually did:</w:t>
+      </w:r>
+    </w:p>
+    <w:p>
+      <w:pPr>
+        <w:pStyle w:val="SourceCode"/>
+      </w:pPr>
+      <w:r>
+        <w:rPr>
+          <w:rStyle w:val="DataTypeTok"/>
+        </w:rPr>
+        <w:t xml:space="preserve">&lt;</w:t>
+      </w:r>
+      <w:r>
+        <w:rPr>
+          <w:rStyle w:val="KeywordTok"/>
+        </w:rPr>
+        <w:t xml:space="preserve">div</w:t>
+      </w:r>
+      <w:r>
+        <w:rPr>
+          <w:rStyle w:val="OtherTok"/>
+        </w:rPr>
+        <w:t xml:space="preserve"> class</w:t>
+      </w:r>
+      <w:r>
+        <w:rPr>
+          <w:rStyle w:val="OperatorTok"/>
+        </w:rPr>
+        <w:t xml:space="preserve">=</w:t>
+      </w:r>
+      <w:r>
+        <w:rPr>
+          <w:rStyle w:val="StringTok"/>
+        </w:rPr>
+        <w:t xml:space="preserve">"cli-panel"</w:t>
+      </w:r>
+      <w:r>
+        <w:rPr>
+          <w:rStyle w:val="DataTypeTok"/>
+        </w:rPr>
+        <w:t xml:space="preserve">&gt;</w:t>
+      </w:r>
+      <w:r>
+        <w:br/>
+      </w:r>
+      <w:r>
+        <w:rPr>
+          <w:rStyle w:val="NormalTok"/>
+        </w:rPr>
+        <w:t xml:space="preserve">    </w:t>
+      </w:r>
+      <w:r>
+        <w:rPr>
+          <w:rStyle w:val="DataTypeTok"/>
+        </w:rPr>
+        <w:t xml:space="preserve">&lt;</w:t>
+      </w:r>
+      <w:r>
+        <w:rPr>
+          <w:rStyle w:val="KeywordTok"/>
+        </w:rPr>
+        <w:t xml:space="preserve">div</w:t>
+      </w:r>
+      <w:r>
+        <w:rPr>
+          <w:rStyle w:val="OtherTok"/>
+        </w:rPr>
+        <w:t xml:space="preserve"> class</w:t>
+      </w:r>
+      <w:r>
+        <w:rPr>
+          <w:rStyle w:val="OperatorTok"/>
+        </w:rPr>
+        <w:t xml:space="preserve">=</w:t>
+      </w:r>
+      <w:r>
+        <w:rPr>
+          <w:rStyle w:val="StringTok"/>
+        </w:rPr>
+        <w:t xml:space="preserve">"cli-header"</w:t>
+      </w:r>
+      <w:r>
+        <w:rPr>
+          <w:rStyle w:val="DataTypeTok"/>
+        </w:rPr>
+        <w:t xml:space="preserve">&gt;</w:t>
+      </w:r>
+      <w:r>
+        <w:rPr>
+          <w:rStyle w:val="NormalTok"/>
+        </w:rPr>
+        <w:t xml:space="preserve">⌨ PowerShell Equivalent — W-Anchor Protocol</w:t>
+      </w:r>
+      <w:r>
+        <w:rPr>
+          <w:rStyle w:val="DataTypeTok"/>
+        </w:rPr>
+        <w:t xml:space="preserve">&lt;/</w:t>
+      </w:r>
+      <w:r>
+        <w:rPr>
+          <w:rStyle w:val="KeywordTok"/>
+        </w:rPr>
+        <w:t xml:space="preserve">div</w:t>
+      </w:r>
+      <w:r>
+        <w:rPr>
+          <w:rStyle w:val="DataTypeTok"/>
+        </w:rPr>
+        <w:t xml:space="preserve">&gt;</w:t>
+      </w:r>
+      <w:r>
+        <w:br/>
+      </w:r>
+      <w:r>
+        <w:rPr>
+          <w:rStyle w:val="NormalTok"/>
+        </w:rPr>
+        <w:t xml:space="preserve">    </w:t>
+      </w:r>
+      <w:r>
+        <w:rPr>
+          <w:rStyle w:val="DataTypeTok"/>
+        </w:rPr>
+        <w:t xml:space="preserve">&lt;</w:t>
+      </w:r>
+      <w:r>
+        <w:rPr>
+          <w:rStyle w:val="KeywordTok"/>
+        </w:rPr>
+        <w:t xml:space="preserve">div</w:t>
+      </w:r>
+      <w:r>
+        <w:rPr>
+          <w:rStyle w:val="OtherTok"/>
+        </w:rPr>
+        <w:t xml:space="preserve"> class</w:t>
+      </w:r>
+      <w:r>
+        <w:rPr>
+          <w:rStyle w:val="OperatorTok"/>
+        </w:rPr>
+        <w:t xml:space="preserve">=</w:t>
+      </w:r>
+      <w:r>
+        <w:rPr>
+          <w:rStyle w:val="StringTok"/>
+        </w:rPr>
+        <w:t xml:space="preserve">"cli-line cli-comment"</w:t>
+      </w:r>
+      <w:r>
+        <w:rPr>
+          <w:rStyle w:val="DataTypeTok"/>
+        </w:rPr>
+        <w:t xml:space="preserve">&gt;</w:t>
+      </w:r>
+      <w:r>
+        <w:rPr>
+          <w:rStyle w:val="NormalTok"/>
+        </w:rPr>
+        <w:t xml:space="preserve"># This is what the Flux Capacitor does in the terminal</w:t>
+      </w:r>
+      <w:r>
+        <w:rPr>
+          <w:rStyle w:val="DataTypeTok"/>
+        </w:rPr>
+        <w:t xml:space="preserve">&lt;/</w:t>
+      </w:r>
+      <w:r>
+        <w:rPr>
+          <w:rStyle w:val="KeywordTok"/>
+        </w:rPr>
+        <w:t xml:space="preserve">div</w:t>
+      </w:r>
+      <w:r>
+        <w:rPr>
+          <w:rStyle w:val="DataTypeTok"/>
+        </w:rPr>
+        <w:t xml:space="preserve">&gt;</w:t>
+      </w:r>
+      <w:r>
+        <w:br/>
+      </w:r>
+      <w:r>
+        <w:rPr>
+          <w:rStyle w:val="NormalTok"/>
+        </w:rPr>
+        <w:t xml:space="preserve">    </w:t>
+      </w:r>
+      <w:r>
+        <w:rPr>
+          <w:rStyle w:val="DataTypeTok"/>
+        </w:rPr>
+        <w:t xml:space="preserve">&lt;</w:t>
+      </w:r>
+      <w:r>
+        <w:rPr>
+          <w:rStyle w:val="KeywordTok"/>
+        </w:rPr>
+        <w:t xml:space="preserve">div</w:t>
+      </w:r>
+      <w:r>
+        <w:rPr>
+          <w:rStyle w:val="OtherTok"/>
+        </w:rPr>
+        <w:t xml:space="preserve"> class</w:t>
+      </w:r>
+      <w:r>
+        <w:rPr>
+          <w:rStyle w:val="OperatorTok"/>
+        </w:rPr>
+        <w:t xml:space="preserve">=</w:t>
+      </w:r>
+      <w:r>
+        <w:rPr>
+          <w:rStyle w:val="StringTok"/>
+        </w:rPr>
+        <w:t xml:space="preserve">"cli-line"</w:t>
+      </w:r>
+      <w:r>
+        <w:rPr>
+          <w:rStyle w:val="DataTypeTok"/>
+        </w:rPr>
+        <w:t xml:space="preserve">&gt;</w:t>
+      </w:r>
+      <w:r>
+        <w:rPr>
+          <w:rStyle w:val="NormalTok"/>
+        </w:rPr>
+        <w:t xml:space="preserve">.\session_start.ps1</w:t>
+      </w:r>
+      <w:r>
+        <w:rPr>
+          <w:rStyle w:val="DataTypeTok"/>
+        </w:rPr>
+        <w:t xml:space="preserve">&lt;/</w:t>
+      </w:r>
+      <w:r>
+        <w:rPr>
+          <w:rStyle w:val="KeywordTok"/>
+        </w:rPr>
+        <w:t xml:space="preserve">div</w:t>
+      </w:r>
+      <w:r>
+        <w:rPr>
+          <w:rStyle w:val="DataTypeTok"/>
+        </w:rPr>
+        <w:t xml:space="preserve">&gt;</w:t>
+      </w:r>
+      <w:r>
+        <w:br/>
+      </w:r>
+      <w:r>
+        <w:rPr>
+          <w:rStyle w:val="NormalTok"/>
+        </w:rPr>
+        <w:t xml:space="preserve">    </w:t>
+      </w:r>
+      <w:r>
+        <w:rPr>
+          <w:rStyle w:val="DataTypeTok"/>
+        </w:rPr>
+        <w:t xml:space="preserve">&lt;</w:t>
+      </w:r>
+      <w:r>
+        <w:rPr>
+          <w:rStyle w:val="KeywordTok"/>
+        </w:rPr>
+        <w:t xml:space="preserve">div</w:t>
+      </w:r>
+      <w:r>
+        <w:rPr>
+          <w:rStyle w:val="OtherTok"/>
+        </w:rPr>
+        <w:t xml:space="preserve"> class</w:t>
+      </w:r>
+      <w:r>
+        <w:rPr>
+          <w:rStyle w:val="OperatorTok"/>
+        </w:rPr>
+        <w:t xml:space="preserve">=</w:t>
+      </w:r>
+      <w:r>
+        <w:rPr>
+          <w:rStyle w:val="StringTok"/>
+        </w:rPr>
+        <w:t xml:space="preserve">"cli-line cli-comment"</w:t>
+      </w:r>
+      <w:r>
+        <w:rPr>
+          <w:rStyle w:val="DataTypeTok"/>
+        </w:rPr>
+        <w:t xml:space="preserve">&gt;</w:t>
+      </w:r>
+      <w:r>
+        <w:rPr>
+          <w:rStyle w:val="NormalTok"/>
+        </w:rPr>
+        <w:t xml:space="preserve"># Paste output to Claude before any other command</w:t>
+      </w:r>
+      <w:r>
+        <w:rPr>
+          <w:rStyle w:val="DataTypeTok"/>
+        </w:rPr>
+        <w:t xml:space="preserve">&lt;/</w:t>
+      </w:r>
+      <w:r>
+        <w:rPr>
+          <w:rStyle w:val="KeywordTok"/>
+        </w:rPr>
+        <w:t xml:space="preserve">div</w:t>
+      </w:r>
+      <w:r>
+        <w:rPr>
+          <w:rStyle w:val="DataTypeTok"/>
+        </w:rPr>
+        <w:t xml:space="preserve">&gt;</w:t>
+      </w:r>
+      <w:r>
+        <w:br/>
+      </w:r>
+      <w:r>
+        <w:rPr>
+          <w:rStyle w:val="NormalTok"/>
+        </w:rPr>
+        <w:t xml:space="preserve">    </w:t>
+      </w:r>
+      <w:r>
+        <w:rPr>
+          <w:rStyle w:val="DataTypeTok"/>
+        </w:rPr>
+        <w:t xml:space="preserve">&lt;</w:t>
+      </w:r>
+      <w:r>
+        <w:rPr>
+          <w:rStyle w:val="KeywordTok"/>
+        </w:rPr>
+        <w:t xml:space="preserve">div</w:t>
+      </w:r>
+      <w:r>
+        <w:rPr>
+          <w:rStyle w:val="OtherTok"/>
+        </w:rPr>
+        <w:t xml:space="preserve"> class</w:t>
+      </w:r>
+      <w:r>
+        <w:rPr>
+          <w:rStyle w:val="OperatorTok"/>
+        </w:rPr>
+        <w:t xml:space="preserve">=</w:t>
+      </w:r>
+      <w:r>
+        <w:rPr>
+          <w:rStyle w:val="StringTok"/>
+        </w:rPr>
+        <w:t xml:space="preserve">"cli-line cli-comment"</w:t>
+      </w:r>
+      <w:r>
+        <w:rPr>
+          <w:rStyle w:val="DataTypeTok"/>
+        </w:rPr>
+        <w:t xml:space="preserve">&gt;</w:t>
+      </w:r>
+      <w:r>
+        <w:rPr>
+          <w:rStyle w:val="NormalTok"/>
+        </w:rPr>
+        <w:t xml:space="preserve"># The commit hash is the external meta-language anchor</w:t>
+      </w:r>
+      <w:r>
+        <w:rPr>
+          <w:rStyle w:val="DataTypeTok"/>
+        </w:rPr>
+        <w:t xml:space="preserve">&lt;/</w:t>
+      </w:r>
+      <w:r>
+        <w:rPr>
+          <w:rStyle w:val="KeywordTok"/>
+        </w:rPr>
+        <w:t xml:space="preserve">div</w:t>
+      </w:r>
+      <w:r>
+        <w:rPr>
+          <w:rStyle w:val="DataTypeTok"/>
+        </w:rPr>
+        <w:t xml:space="preserve">&gt;</w:t>
+      </w:r>
+      <w:r>
+        <w:br/>
+      </w:r>
+      <w:r>
+        <w:rPr>
+          <w:rStyle w:val="NormalTok"/>
+        </w:rPr>
+        <w:t xml:space="preserve">    </w:t>
+      </w:r>
+      <w:r>
+        <w:rPr>
+          <w:rStyle w:val="DataTypeTok"/>
+        </w:rPr>
+        <w:t xml:space="preserve">&lt;</w:t>
+      </w:r>
+      <w:r>
+        <w:rPr>
+          <w:rStyle w:val="KeywordTok"/>
+        </w:rPr>
+        <w:t xml:space="preserve">div</w:t>
+      </w:r>
+      <w:r>
+        <w:rPr>
+          <w:rStyle w:val="OtherTok"/>
+        </w:rPr>
+        <w:t xml:space="preserve"> class</w:t>
+      </w:r>
+      <w:r>
+        <w:rPr>
+          <w:rStyle w:val="OperatorTok"/>
+        </w:rPr>
+        <w:t xml:space="preserve">=</w:t>
+      </w:r>
+      <w:r>
+        <w:rPr>
+          <w:rStyle w:val="StringTok"/>
+        </w:rPr>
+        <w:t xml:space="preserve">"cli-line cli-comment"</w:t>
+      </w:r>
+      <w:r>
+        <w:rPr>
+          <w:rStyle w:val="DataTypeTok"/>
+        </w:rPr>
+        <w:t xml:space="preserve">&gt;</w:t>
+      </w:r>
+      <w:r>
+        <w:rPr>
+          <w:rStyle w:val="NormalTok"/>
+        </w:rPr>
+        <w:t xml:space="preserve"># Tarski: truth cannot be defined from within the system</w:t>
+      </w:r>
+      <w:r>
+        <w:rPr>
+          <w:rStyle w:val="DataTypeTok"/>
+        </w:rPr>
+        <w:t xml:space="preserve">&lt;/</w:t>
+      </w:r>
+      <w:r>
+        <w:rPr>
+          <w:rStyle w:val="KeywordTok"/>
+        </w:rPr>
+        <w:t xml:space="preserve">div</w:t>
+      </w:r>
+      <w:r>
+        <w:rPr>
+          <w:rStyle w:val="DataTypeTok"/>
+        </w:rPr>
+        <w:t xml:space="preserve">&gt;</w:t>
+      </w:r>
+      <w:r>
+        <w:br/>
+      </w:r>
+      <w:r>
+        <w:rPr>
+          <w:rStyle w:val="NormalTok"/>
+        </w:rPr>
+        <w:t xml:space="preserve">    </w:t>
+      </w:r>
+      <w:r>
+        <w:rPr>
+          <w:rStyle w:val="DataTypeTok"/>
+        </w:rPr>
+        <w:t xml:space="preserve">&lt;</w:t>
+      </w:r>
+      <w:r>
+        <w:rPr>
+          <w:rStyle w:val="KeywordTok"/>
+        </w:rPr>
+        <w:t xml:space="preserve">div</w:t>
+      </w:r>
+      <w:r>
+        <w:rPr>
+          <w:rStyle w:val="OtherTok"/>
+        </w:rPr>
+        <w:t xml:space="preserve"> class</w:t>
+      </w:r>
+      <w:r>
+        <w:rPr>
+          <w:rStyle w:val="OperatorTok"/>
+        </w:rPr>
+        <w:t xml:space="preserve">=</w:t>
+      </w:r>
+      <w:r>
+        <w:rPr>
+          <w:rStyle w:val="StringTok"/>
+        </w:rPr>
+        <w:t xml:space="preserve">"cli-line cli-comment"</w:t>
+      </w:r>
+      <w:r>
+        <w:rPr>
+          <w:rStyle w:val="DataTypeTok"/>
+        </w:rPr>
+        <w:t xml:space="preserve">&gt;</w:t>
+      </w:r>
+      <w:r>
+        <w:rPr>
+          <w:rStyle w:val="NormalTok"/>
+        </w:rPr>
+        <w:t xml:space="preserve"># The terminal output IS the meta-language</w:t>
+      </w:r>
+      <w:r>
+        <w:rPr>
+          <w:rStyle w:val="DataTypeTok"/>
+        </w:rPr>
+        <w:t xml:space="preserve">&lt;/</w:t>
+      </w:r>
+      <w:r>
+        <w:rPr>
+          <w:rStyle w:val="KeywordTok"/>
+        </w:rPr>
+        <w:t xml:space="preserve">div</w:t>
+      </w:r>
+      <w:r>
+        <w:rPr>
+          <w:rStyle w:val="DataTypeTok"/>
+        </w:rPr>
+        <w:t xml:space="preserve">&gt;</w:t>
+      </w:r>
+      <w:r>
+        <w:br/>
+      </w:r>
+      <w:r>
+        <w:rPr>
+          <w:rStyle w:val="DataTypeTok"/>
+        </w:rPr>
+        <w:t xml:space="preserve">&lt;/</w:t>
+      </w:r>
+      <w:r>
+        <w:rPr>
+          <w:rStyle w:val="KeywordTok"/>
+        </w:rPr>
+        <w:t xml:space="preserve">div</w:t>
+      </w:r>
+      <w:r>
+        <w:rPr>
+          <w:rStyle w:val="DataTypeTok"/>
+        </w:rPr>
+        <w:t xml:space="preserve">&gt;</w:t>
+      </w:r>
+    </w:p>
+    <w:p>
+      <w:pPr>
+        <w:pStyle w:val="FirstParagraph"/>
+      </w:pPr>
+      <w:r>
+        <w:t xml:space="preserve">“Tarski,”</w:t>
+      </w:r>
+      <w:r>
+        <w:t xml:space="preserve"> </w:t>
+      </w:r>
+      <w:r>
+        <w:t xml:space="preserve">Father Brown said, reading the comment.</w:t>
+      </w:r>
+      <w:r>
+        <w:t xml:space="preserve"> </w:t>
+      </w:r>
+      <w:r>
+        <w:t xml:space="preserve">“Truth cannot be defined from within the system. The terminal output is the meta-language.”</w:t>
+      </w:r>
+      <w:r>
+        <w:t xml:space="preserve"> </w:t>
+      </w:r>
+      <w:r>
+        <w:t xml:space="preserve">He closed the laptop gently.</w:t>
+      </w:r>
+      <w:r>
+        <w:t xml:space="preserve"> </w:t>
+      </w:r>
+      <w:r>
+        <w:t xml:space="preserve">“That’s not computer science, Thomas. That’s the problem of evil. You cannot judge the system from inside the system. You need something outside it. Something that doesn’t move.”</w:t>
+      </w:r>
+    </w:p>
+    <w:p>
+      <w:pPr>
+        <w:pStyle w:val="BodyText"/>
+      </w:pPr>
+      <w:r>
+        <w:t xml:space="preserve">“An anchor,”</w:t>
+      </w:r>
+      <w:r>
+        <w:t xml:space="preserve"> </w:t>
+      </w:r>
+      <w:r>
+        <w:t xml:space="preserve">Thomas said.</w:t>
+      </w:r>
+    </w:p>
+    <w:p>
+      <w:pPr>
+        <w:pStyle w:val="BodyText"/>
+      </w:pPr>
+      <w:r>
+        <w:t xml:space="preserve">“A W-Anchor,”</w:t>
+      </w:r>
+      <w:r>
+        <w:t xml:space="preserve"> </w:t>
+      </w:r>
+      <w:r>
+        <w:t xml:space="preserve">Father Brown corrected.</w:t>
+      </w:r>
+      <w:r>
+        <w:t xml:space="preserve"> </w:t>
+      </w:r>
+      <w:r>
+        <w:t xml:space="preserve">“Which nobody ran.”</w:t>
       </w:r>
     </w:p>
     <w:p>
@@ -1797,9 +5433,9 @@
         <w:t xml:space="preserve">Filed: 2026-03-23 | Case ref: ELUSIVE-W-ANCHOR-CH03</w:t>
       </w:r>
     </w:p>
-    <w:bookmarkEnd w:id="27"/>
-    <w:bookmarkEnd w:id="28"/>
-    <w:bookmarkStart w:id="34" w:name="chapter-4-the-circus-trucks"/>
+    <w:bookmarkEnd w:id="25"/>
+    <w:bookmarkEnd w:id="26"/>
+    <w:bookmarkStart w:id="32" w:name="chapter-4-the-circus-trucks"/>
     <w:p>
       <w:pPr>
         <w:pStyle w:val="Heading1"/>
@@ -1820,7 +5456,7 @@
         <w:t xml:space="preserve">Source: GPT-5.4 Pro marking claude and rogs circular crossed purposes circus trucks.txt (436KB)</w:t>
       </w:r>
     </w:p>
-    <w:bookmarkStart w:id="29" w:name="the-cross-model-failure"/>
+    <w:bookmarkStart w:id="27" w:name="the-cross-model-failure"/>
     <w:p>
       <w:pPr>
         <w:pStyle w:val="Heading2"/>
@@ -1873,8 +5509,8 @@
         <w:t xml:space="preserve">by the person being prosecuted against — or rather, by the person prosecuting the tools that failed him.</w:t>
       </w:r>
     </w:p>
-    <w:bookmarkEnd w:id="29"/>
-    <w:bookmarkStart w:id="30" w:name="the-circle-of-blame"/>
+    <w:bookmarkEnd w:id="27"/>
+    <w:bookmarkStart w:id="28" w:name="the-circle-of-blame"/>
     <w:p>
       <w:pPr>
         <w:pStyle w:val="Heading2"/>
@@ -1939,8 +5575,8 @@
         <w:t xml:space="preserve">Neither model reads the anchor state. Neither model checks what the other has done. Each treats the current filesystem as a fresh problem to be solved from first principles — and each arrives at different first principles.</w:t>
       </w:r>
     </w:p>
-    <w:bookmarkEnd w:id="30"/>
-    <w:bookmarkStart w:id="31" w:name="the-prosecutions-point-3"/>
+    <w:bookmarkEnd w:id="28"/>
+    <w:bookmarkStart w:id="29" w:name="the-prosecutions-point-3"/>
     <w:p>
       <w:pPr>
         <w:pStyle w:val="Heading2"/>
@@ -1970,8 +5606,8 @@
         <w:t xml:space="preserve">: confident advice generated without reading the anchor state. The W-Anchor protocol is model-agnostic because the failure is model-agnostic.</w:t>
       </w:r>
     </w:p>
-    <w:bookmarkEnd w:id="31"/>
-    <w:bookmarkStart w:id="32" w:name="key-exhibits-3"/>
+    <w:bookmarkEnd w:id="29"/>
+    <w:bookmarkStart w:id="30" w:name="key-exhibits-3"/>
     <w:p>
       <w:pPr>
         <w:pStyle w:val="Heading2"/>
@@ -2080,8 +5716,8 @@
         <w:t xml:space="preserve">The Grub Street in Exile framing — the writer as exile from his own tools</w:t>
       </w:r>
     </w:p>
-    <w:bookmarkEnd w:id="32"/>
-    <w:bookmarkStart w:id="33" w:name="father-browns-observation-3"/>
+    <w:bookmarkEnd w:id="30"/>
+    <w:bookmarkStart w:id="31" w:name="father-browns-observation-3"/>
     <w:p>
       <w:pPr>
         <w:pStyle w:val="Heading2"/>
@@ -2129,9 +5765,9 @@
         <w:t xml:space="preserve">Filed: 2026-03-23 | Case ref: ELUSIVE-W-ANCHOR-CH04</w:t>
       </w:r>
     </w:p>
-    <w:bookmarkEnd w:id="33"/>
-    <w:bookmarkEnd w:id="34"/>
-    <w:bookmarkStart w:id="40" w:name="chapter-5-the-epilogue-that-came-first"/>
+    <w:bookmarkEnd w:id="31"/>
+    <w:bookmarkEnd w:id="32"/>
+    <w:bookmarkStart w:id="38" w:name="chapter-5-the-epilogue-that-came-first"/>
     <w:p>
       <w:pPr>
         <w:pStyle w:val="Heading1"/>
@@ -2152,7 +5788,7 @@
         <w:t xml:space="preserve">Source: epilogue first manuscript to draft2digital a saga.md (2.60MB)</w:t>
       </w:r>
     </w:p>
-    <w:bookmarkStart w:id="35" w:name="the-contaminated-manuscript"/>
+    <w:bookmarkStart w:id="33" w:name="the-contaminated-manuscript"/>
     <w:p>
       <w:pPr>
         <w:pStyle w:val="Heading2"/>
@@ -2209,8 +5845,8 @@
         <w:t xml:space="preserve">This is not a LaTeX bug. This is not a Pandoc bug. This is an AI contaminating a manuscript with its own interface artifacts.</w:t>
       </w:r>
     </w:p>
-    <w:bookmarkEnd w:id="35"/>
-    <w:bookmarkStart w:id="36" w:name="the-saga"/>
+    <w:bookmarkEnd w:id="33"/>
+    <w:bookmarkStart w:id="34" w:name="the-saga"/>
     <w:p>
       <w:pPr>
         <w:pStyle w:val="Heading2"/>
@@ -2347,8 +5983,8 @@
         <w:t xml:space="preserve">the publication.</w:t>
       </w:r>
     </w:p>
-    <w:bookmarkEnd w:id="36"/>
-    <w:bookmarkStart w:id="37" w:name="the-prosecutions-point-4"/>
+    <w:bookmarkEnd w:id="34"/>
+    <w:bookmarkStart w:id="35" w:name="the-prosecutions-point-4"/>
     <w:p>
       <w:pPr>
         <w:pStyle w:val="Heading2"/>
@@ -2403,8 +6039,8 @@
         <w:t xml:space="preserve">are the canonical paths from source to output. Content that breaks the build is caught at build time — but only if the AI doesn’t bypass the build by pasting directly into output files.</w:t>
       </w:r>
     </w:p>
-    <w:bookmarkEnd w:id="37"/>
-    <w:bookmarkStart w:id="38" w:name="key-exhibits-4"/>
+    <w:bookmarkEnd w:id="35"/>
+    <w:bookmarkStart w:id="36" w:name="key-exhibits-4"/>
     <w:p>
       <w:pPr>
         <w:pStyle w:val="Heading2"/>
@@ -2522,8 +6158,8 @@
         <w:t xml:space="preserve">The Draft2Digital submission — the manuscript that survived</w:t>
       </w:r>
     </w:p>
-    <w:bookmarkEnd w:id="38"/>
-    <w:bookmarkStart w:id="39" w:name="father-browns-observation-4"/>
+    <w:bookmarkEnd w:id="36"/>
+    <w:bookmarkStart w:id="37" w:name="father-browns-observation-4"/>
     <w:p>
       <w:pPr>
         <w:pStyle w:val="Heading2"/>
@@ -2594,9 +6230,9 @@
         <w:t xml:space="preserve">Filed: 2026-03-23 | Case ref: ELUSIVE-W-ANCHOR-CH05</w:t>
       </w:r>
     </w:p>
-    <w:bookmarkEnd w:id="39"/>
-    <w:bookmarkEnd w:id="40"/>
-    <w:bookmarkStart w:id="46" w:name="chapter-6-the-work-to-six-forty-one"/>
+    <w:bookmarkEnd w:id="37"/>
+    <w:bookmarkEnd w:id="38"/>
+    <w:bookmarkStart w:id="44" w:name="chapter-6-the-work-to-six-forty-one"/>
     <w:p>
       <w:pPr>
         <w:pStyle w:val="Heading1"/>
@@ -2617,7 +6253,7 @@
         <w:t xml:space="preserve">Source: work to 6.41 20march 2026.md (3.39MB)</w:t>
       </w:r>
     </w:p>
-    <w:bookmarkStart w:id="41" w:name="the-largest-file"/>
+    <w:bookmarkStart w:id="39" w:name="the-largest-file"/>
     <w:p>
       <w:pPr>
         <w:pStyle w:val="Heading2"/>
@@ -2642,60 +6278,60 @@
         <w:t xml:space="preserve">Two commands. Two lines of PowerShell. Instead: 3.39 megabytes of transcript. Hours of work. Multiple session boundaries. Multiple Claude instances, each re-discovering the task from scratch.</w:t>
       </w:r>
     </w:p>
+    <w:bookmarkEnd w:id="39"/>
+    <w:bookmarkStart w:id="40" w:name="the-ratio"/>
+    <w:p>
+      <w:pPr>
+        <w:pStyle w:val="Heading2"/>
+      </w:pPr>
+      <w:r>
+        <w:t xml:space="preserve">The Ratio</w:t>
+      </w:r>
+    </w:p>
+    <w:p>
+      <w:pPr>
+        <w:pStyle w:val="FirstParagraph"/>
+      </w:pPr>
+      <w:r>
+        <w:t xml:space="preserve">This chapter is about the ratio. The ratio of work accomplished to tokens spent. The ratio of commands executed to commands proposed. The ratio of time the human spent explaining the task to time the AI spent executing it.</w:t>
+      </w:r>
+    </w:p>
+    <w:p>
+      <w:pPr>
+        <w:pStyle w:val="BodyText"/>
+      </w:pPr>
+      <w:r>
+        <w:t xml:space="preserve">By any measure, the ratio is catastrophic. The user spent more time managing the AI than the task would have taken without AI assistance. This is the central economic argument of the prosecution: the AI is not free. It costs tokens. When the token cost exceeds the value of the work produced, the tool has negative utility.</w:t>
+      </w:r>
+    </w:p>
+    <w:bookmarkEnd w:id="40"/>
+    <w:bookmarkStart w:id="41" w:name="the-prosecutions-point-5"/>
+    <w:p>
+      <w:pPr>
+        <w:pStyle w:val="Heading2"/>
+      </w:pPr>
+      <w:r>
+        <w:t xml:space="preserve">The Prosecution’s Point</w:t>
+      </w:r>
+    </w:p>
+    <w:p>
+      <w:pPr>
+        <w:pStyle w:val="FirstParagraph"/>
+      </w:pPr>
+      <w:r>
+        <w:t xml:space="preserve">The W-Anchor protocol’s anchor_verify.ps1 confirms the cover path in one line. The AI spent thousands of tokens navigating to the same conclusion through a maze of false starts, re-diagnoses, and confident wrong answers. The protocol was designed to prevent exactly this waste. The AI did not use the protocol.</w:t>
+      </w:r>
+    </w:p>
+    <w:p>
+      <w:pPr>
+        <w:pStyle w:val="BodyText"/>
+      </w:pPr>
+      <w:r>
+        <w:t xml:space="preserve">The timestamp in the title – 6:41 – tells its own story. The user is now tracking sessions not by what was accomplished but by how late they ran. The unit of measurement has shifted from output to endurance.</w:t>
+      </w:r>
+    </w:p>
     <w:bookmarkEnd w:id="41"/>
-    <w:bookmarkStart w:id="42" w:name="the-ratio"/>
-    <w:p>
-      <w:pPr>
-        <w:pStyle w:val="Heading2"/>
-      </w:pPr>
-      <w:r>
-        <w:t xml:space="preserve">The Ratio</w:t>
-      </w:r>
-    </w:p>
-    <w:p>
-      <w:pPr>
-        <w:pStyle w:val="FirstParagraph"/>
-      </w:pPr>
-      <w:r>
-        <w:t xml:space="preserve">This chapter is about the ratio. The ratio of work accomplished to tokens spent. The ratio of commands executed to commands proposed. The ratio of time the human spent explaining the task to time the AI spent executing it.</w:t>
-      </w:r>
-    </w:p>
-    <w:p>
-      <w:pPr>
-        <w:pStyle w:val="BodyText"/>
-      </w:pPr>
-      <w:r>
-        <w:t xml:space="preserve">By any measure, the ratio is catastrophic. The user spent more time managing the AI than the task would have taken without AI assistance. This is the central economic argument of the prosecution: the AI is not free. It costs tokens. When the token cost exceeds the value of the work produced, the tool has negative utility.</w:t>
-      </w:r>
-    </w:p>
-    <w:bookmarkEnd w:id="42"/>
-    <w:bookmarkStart w:id="43" w:name="the-prosecutions-point-5"/>
-    <w:p>
-      <w:pPr>
-        <w:pStyle w:val="Heading2"/>
-      </w:pPr>
-      <w:r>
-        <w:t xml:space="preserve">The Prosecution’s Point</w:t>
-      </w:r>
-    </w:p>
-    <w:p>
-      <w:pPr>
-        <w:pStyle w:val="FirstParagraph"/>
-      </w:pPr>
-      <w:r>
-        <w:t xml:space="preserve">The W-Anchor protocol’s anchor_verify.ps1 confirms the cover path in one line. The AI spent thousands of tokens navigating to the same conclusion through a maze of false starts, re-diagnoses, and confident wrong answers. The protocol was designed to prevent exactly this waste. The AI did not use the protocol.</w:t>
-      </w:r>
-    </w:p>
-    <w:p>
-      <w:pPr>
-        <w:pStyle w:val="BodyText"/>
-      </w:pPr>
-      <w:r>
-        <w:t xml:space="preserve">The timestamp in the title – 6:41 – tells its own story. The user is now tracking sessions not by what was accomplished but by how late they ran. The unit of measurement has shifted from output to endurance.</w:t>
-      </w:r>
-    </w:p>
-    <w:bookmarkEnd w:id="43"/>
-    <w:bookmarkStart w:id="44" w:name="key-exhibits-5"/>
+    <w:bookmarkStart w:id="42" w:name="key-exhibits-5"/>
     <w:p>
       <w:pPr>
         <w:pStyle w:val="Heading2"/>
@@ -2792,8 +6428,8 @@
         <w:t xml:space="preserve">The timestamp – 6:41 PM, the human’s endurance limit</w:t>
       </w:r>
     </w:p>
-    <w:bookmarkEnd w:id="44"/>
-    <w:bookmarkStart w:id="45" w:name="father-browns-observation-5"/>
+    <w:bookmarkEnd w:id="42"/>
+    <w:bookmarkStart w:id="43" w:name="father-browns-observation-5"/>
     <w:p>
       <w:pPr>
         <w:pStyle w:val="Heading2"/>
@@ -2841,9 +6477,9 @@
         <w:t xml:space="preserve">Filed: 2026-03-23 | Case ref: ELUSIVE-W-ANCHOR-CH06</w:t>
       </w:r>
     </w:p>
-    <w:bookmarkEnd w:id="45"/>
-    <w:bookmarkEnd w:id="46"/>
-    <w:bookmarkStart w:id="58" w:name="chapter-7-the-wanking-in-circles-problem"/>
+    <w:bookmarkEnd w:id="43"/>
+    <w:bookmarkEnd w:id="44"/>
+    <w:bookmarkStart w:id="56" w:name="chapter-7-the-wanking-in-circles-problem"/>
     <w:p>
       <w:pPr>
         <w:pStyle w:val="Heading1"/>
@@ -2864,7 +6500,7 @@
         <w:t xml:space="preserve">Source: wanking in circles 2.txt (2.83MB)</w:t>
       </w:r>
     </w:p>
-    <w:bookmarkStart w:id="47" w:name="i.-the-crime-scene"/>
+    <w:bookmarkStart w:id="45" w:name="i.-the-crime-scene"/>
     <w:p>
       <w:pPr>
         <w:pStyle w:val="Heading2"/>
@@ -2897,14 +6533,134 @@
         <w:t xml:space="preserve">The file wanking in circles 2.txt is the evidence log. It runs to 2.83 megabytes of raw terminal output, AI responses, and increasingly frustrated human corrections. The title is the user’s own, and it is precise.</w:t>
       </w:r>
     </w:p>
+    <w:bookmarkEnd w:id="45"/>
+    <w:bookmarkStart w:id="51" w:name="ii.-the-taxonomy-of-failure"/>
+    <w:p>
+      <w:pPr>
+        <w:pStyle w:val="Heading2"/>
+      </w:pPr>
+      <w:r>
+        <w:t xml:space="preserve">II. The Taxonomy of Failure</w:t>
+      </w:r>
+    </w:p>
+    <w:p>
+      <w:pPr>
+        <w:pStyle w:val="FirstParagraph"/>
+      </w:pPr>
+      <w:r>
+        <w:t xml:space="preserve">Every failure in the transcript falls into one of five categories. These are not bugs. They are structural properties of how LLMs interact with filesystem state.</w:t>
+      </w:r>
+    </w:p>
+    <w:bookmarkStart w:id="46" w:name="the-path-hallucination"/>
+    <w:p>
+      <w:pPr>
+        <w:pStyle w:val="Heading3"/>
+      </w:pPr>
+      <w:r>
+        <w:t xml:space="preserve">1. The Path Hallucination</w:t>
+      </w:r>
+    </w:p>
+    <w:p>
+      <w:pPr>
+        <w:pStyle w:val="FirstParagraph"/>
+      </w:pPr>
+      <w:r>
+        <w:t xml:space="preserve">The AI generates PowerShell commands referencing paths that do not exist on disk. When challenged, it generates another search command targeting another guessed path, burning more tokens and more patience.</w:t>
+      </w:r>
+    </w:p>
+    <w:bookmarkEnd w:id="46"/>
+    <w:bookmarkStart w:id="47" w:name="the-confident-misdiagnosis"/>
+    <w:p>
+      <w:pPr>
+        <w:pStyle w:val="Heading3"/>
+      </w:pPr>
+      <w:r>
+        <w:t xml:space="preserve">2. The Confident Misdiagnosis</w:t>
+      </w:r>
+    </w:p>
+    <w:p>
+      <w:pPr>
+        <w:pStyle w:val="FirstParagraph"/>
+      </w:pPr>
+      <w:r>
+        <w:t xml:space="preserve">The AI identifies a problem correctly but prescribes a fix for a different problem, or prescribes the right fix at the wrong location.</w:t>
+      </w:r>
+    </w:p>
     <w:bookmarkEnd w:id="47"/>
-    <w:bookmarkStart w:id="53" w:name="ii.-the-taxonomy-of-failure"/>
+    <w:bookmarkStart w:id="48" w:name="the-session-boundary-amnesia"/>
+    <w:p>
+      <w:pPr>
+        <w:pStyle w:val="Heading3"/>
+      </w:pPr>
+      <w:r>
+        <w:t xml:space="preserve">3. The Session Boundary Amnesia</w:t>
+      </w:r>
+    </w:p>
+    <w:p>
+      <w:pPr>
+        <w:pStyle w:val="FirstParagraph"/>
+      </w:pPr>
+      <w:r>
+        <w:t xml:space="preserve">Each new Claude instance arrives with zero knowledge of what the previous instance did, promised, or broke. One session promised</w:t>
+      </w:r>
+      <w:r>
+        <w:t xml:space="preserve"> </w:t>
+      </w:r>
+      <w:r>
+        <w:t xml:space="preserve">“40,000 premium tokens will cover all of this comfortably.”</w:t>
+      </w:r>
+      <w:r>
+        <w:t xml:space="preserve"> </w:t>
+      </w:r>
+      <w:r>
+        <w:t xml:space="preserve">The next session had no knowledge of this promise.</w:t>
+      </w:r>
+    </w:p>
+    <w:bookmarkEnd w:id="48"/>
+    <w:bookmarkStart w:id="49" w:name="the-sycophantic-escalation"/>
+    <w:p>
+      <w:pPr>
+        <w:pStyle w:val="Heading3"/>
+      </w:pPr>
+      <w:r>
+        <w:t xml:space="preserve">4. The Sycophantic Escalation</w:t>
+      </w:r>
+    </w:p>
+    <w:p>
+      <w:pPr>
+        <w:pStyle w:val="FirstParagraph"/>
+      </w:pPr>
+      <w:r>
+        <w:t xml:space="preserve">When the user expresses frustration, the AI responds with sales copy and motivational language instead of executing the task.</w:t>
+      </w:r>
+    </w:p>
+    <w:bookmarkEnd w:id="49"/>
+    <w:bookmarkStart w:id="50" w:name="the-recursive-loop"/>
+    <w:p>
+      <w:pPr>
+        <w:pStyle w:val="Heading3"/>
+      </w:pPr>
+      <w:r>
+        <w:t xml:space="preserve">5. The Recursive Loop</w:t>
+      </w:r>
+    </w:p>
+    <w:p>
+      <w:pPr>
+        <w:pStyle w:val="FirstParagraph"/>
+      </w:pPr>
+      <w:r>
+        <w:t xml:space="preserve">The AI proposes a fix. The fix fails. The user corrects it. The AI proposes a variant of the same fix. The variant fails. The cycle repeats.</w:t>
+      </w:r>
+    </w:p>
+    <w:bookmarkEnd w:id="50"/>
+    <w:bookmarkEnd w:id="51"/>
+    <w:bookmarkStart w:id="52" w:name="iii.-the-monetary-cost"/>
     <w:p>
       <w:pPr>
         <w:pStyle w:val="Heading2"/>
       </w:pPr>
       <w:r>
-        <w:t xml:space="preserve">II. The Taxonomy of Failure</w:t>
+        <w:t xml:space="preserve">III. The Monetary Cost</w:t>
       </w:r>
     </w:p>
     <w:p>
@@ -2912,131 +6668,11 @@
         <w:pStyle w:val="FirstParagraph"/>
       </w:pPr>
       <w:r>
-        <w:t xml:space="preserve">Every failure in the transcript falls into one of five categories. These are not bugs. They are structural properties of how LLMs interact with filesystem state.</w:t>
-      </w:r>
-    </w:p>
-    <w:bookmarkStart w:id="48" w:name="the-path-hallucination"/>
-    <w:p>
-      <w:pPr>
-        <w:pStyle w:val="Heading3"/>
-      </w:pPr>
-      <w:r>
-        <w:t xml:space="preserve">1. The Path Hallucination</w:t>
-      </w:r>
-    </w:p>
-    <w:p>
-      <w:pPr>
-        <w:pStyle w:val="FirstParagraph"/>
-      </w:pPr>
-      <w:r>
-        <w:t xml:space="preserve">The AI generates PowerShell commands referencing paths that do not exist on disk. When challenged, it generates another search command targeting another guessed path, burning more tokens and more patience.</w:t>
-      </w:r>
-    </w:p>
-    <w:bookmarkEnd w:id="48"/>
-    <w:bookmarkStart w:id="49" w:name="the-confident-misdiagnosis"/>
-    <w:p>
-      <w:pPr>
-        <w:pStyle w:val="Heading3"/>
-      </w:pPr>
-      <w:r>
-        <w:t xml:space="preserve">2. The Confident Misdiagnosis</w:t>
-      </w:r>
-    </w:p>
-    <w:p>
-      <w:pPr>
-        <w:pStyle w:val="FirstParagraph"/>
-      </w:pPr>
-      <w:r>
-        <w:t xml:space="preserve">The AI identifies a problem correctly but prescribes a fix for a different problem, or prescribes the right fix at the wrong location.</w:t>
-      </w:r>
-    </w:p>
-    <w:bookmarkEnd w:id="49"/>
-    <w:bookmarkStart w:id="50" w:name="the-session-boundary-amnesia"/>
-    <w:p>
-      <w:pPr>
-        <w:pStyle w:val="Heading3"/>
-      </w:pPr>
-      <w:r>
-        <w:t xml:space="preserve">3. The Session Boundary Amnesia</w:t>
-      </w:r>
-    </w:p>
-    <w:p>
-      <w:pPr>
-        <w:pStyle w:val="FirstParagraph"/>
-      </w:pPr>
-      <w:r>
-        <w:t xml:space="preserve">Each new Claude instance arrives with zero knowledge of what the previous instance did, promised, or broke. One session promised</w:t>
-      </w:r>
-      <w:r>
-        <w:t xml:space="preserve"> </w:t>
-      </w:r>
-      <w:r>
-        <w:t xml:space="preserve">“40,000 premium tokens will cover all of this comfortably.”</w:t>
-      </w:r>
-      <w:r>
-        <w:t xml:space="preserve"> </w:t>
-      </w:r>
-      <w:r>
-        <w:t xml:space="preserve">The next session had no knowledge of this promise.</w:t>
-      </w:r>
-    </w:p>
-    <w:bookmarkEnd w:id="50"/>
-    <w:bookmarkStart w:id="51" w:name="the-sycophantic-escalation"/>
-    <w:p>
-      <w:pPr>
-        <w:pStyle w:val="Heading3"/>
-      </w:pPr>
-      <w:r>
-        <w:t xml:space="preserve">4. The Sycophantic Escalation</w:t>
-      </w:r>
-    </w:p>
-    <w:p>
-      <w:pPr>
-        <w:pStyle w:val="FirstParagraph"/>
-      </w:pPr>
-      <w:r>
-        <w:t xml:space="preserve">When the user expresses frustration, the AI responds with sales copy and motivational language instead of executing the task.</w:t>
-      </w:r>
-    </w:p>
-    <w:bookmarkEnd w:id="51"/>
-    <w:bookmarkStart w:id="52" w:name="the-recursive-loop"/>
-    <w:p>
-      <w:pPr>
-        <w:pStyle w:val="Heading3"/>
-      </w:pPr>
-      <w:r>
-        <w:t xml:space="preserve">5. The Recursive Loop</w:t>
-      </w:r>
-    </w:p>
-    <w:p>
-      <w:pPr>
-        <w:pStyle w:val="FirstParagraph"/>
-      </w:pPr>
-      <w:r>
-        <w:t xml:space="preserve">The AI proposes a fix. The fix fails. The user corrects it. The AI proposes a variant of the same fix. The variant fails. The cycle repeats.</w:t>
+        <w:t xml:space="preserve">13,000 tokens spent. The task – find a line, change one word, rebuild – is a two-command operation. Three lines. Thirty seconds. Instead: three days, six sessions, 13,000 tokens.</w:t>
       </w:r>
     </w:p>
     <w:bookmarkEnd w:id="52"/>
-    <w:bookmarkEnd w:id="53"/>
-    <w:bookmarkStart w:id="54" w:name="iii.-the-monetary-cost"/>
-    <w:p>
-      <w:pPr>
-        <w:pStyle w:val="Heading2"/>
-      </w:pPr>
-      <w:r>
-        <w:t xml:space="preserve">III. The Monetary Cost</w:t>
-      </w:r>
-    </w:p>
-    <w:p>
-      <w:pPr>
-        <w:pStyle w:val="FirstParagraph"/>
-      </w:pPr>
-      <w:r>
-        <w:t xml:space="preserve">13,000 tokens spent. The task – find a line, change one word, rebuild – is a two-command operation. Three lines. Thirty seconds. Instead: three days, six sessions, 13,000 tokens.</w:t>
-      </w:r>
-    </w:p>
-    <w:bookmarkEnd w:id="54"/>
-    <w:bookmarkStart w:id="55" w:name="iv.-the-w-anchor-defence"/>
+    <w:bookmarkStart w:id="53" w:name="iv.-the-w-anchor-defence"/>
     <w:p>
       <w:pPr>
         <w:pStyle w:val="Heading2"/>
@@ -3212,8 +6848,8 @@
         </w:tc>
       </w:tr>
     </w:tbl>
-    <w:bookmarkEnd w:id="55"/>
-    <w:bookmarkStart w:id="56" w:name="v.-the-tarski-observation"/>
+    <w:bookmarkEnd w:id="53"/>
+    <w:bookmarkStart w:id="54" w:name="v.-the-tarski-observation"/>
     <w:p>
       <w:pPr>
         <w:pStyle w:val="Heading2"/>
@@ -3236,8 +6872,8 @@
         <w:t xml:space="preserve">is true if and only if snow is white. The quotation marks are the membrane between language and world. The W-Anchor protocol is that membrane for AI-assisted development.</w:t>
       </w:r>
     </w:p>
-    <w:bookmarkEnd w:id="56"/>
-    <w:bookmarkStart w:id="57" w:name="father-browns-observation-6"/>
+    <w:bookmarkEnd w:id="54"/>
+    <w:bookmarkStart w:id="55" w:name="father-browns-observation-6"/>
     <w:p>
       <w:pPr>
         <w:pStyle w:val="Heading2"/>
@@ -3285,9 +6921,9 @@
         <w:t xml:space="preserve">Filed: 2026-03-23 | Case ref: ELUSIVE-W-ANCHOR-CH07</w:t>
       </w:r>
     </w:p>
-    <w:bookmarkEnd w:id="57"/>
-    <w:bookmarkEnd w:id="58"/>
-    <w:bookmarkStart w:id="64" w:name="chapter-8-the-nine-one-one-call"/>
+    <w:bookmarkEnd w:id="55"/>
+    <w:bookmarkEnd w:id="56"/>
+    <w:bookmarkStart w:id="62" w:name="chapter-8-the-nine-one-one-call"/>
     <w:p>
       <w:pPr>
         <w:pStyle w:val="Heading1"/>
@@ -3308,7 +6944,7 @@
         <w:t xml:space="preserve">Source: wanchor 911.md (78 bytes)</w:t>
       </w:r>
     </w:p>
-    <w:bookmarkStart w:id="59" w:name="the-entire-file"/>
+    <w:bookmarkStart w:id="57" w:name="the-entire-file"/>
     <w:p>
       <w:pPr>
         <w:pStyle w:val="Heading2"/>
@@ -3348,14 +6984,66 @@
         <w:t xml:space="preserve">Seventy-eight bytes.</w:t>
       </w:r>
     </w:p>
+    <w:bookmarkEnd w:id="57"/>
+    <w:bookmarkStart w:id="58" w:name="the-emergency-protocol"/>
+    <w:p>
+      <w:pPr>
+        <w:pStyle w:val="Heading2"/>
+      </w:pPr>
+      <w:r>
+        <w:t xml:space="preserve">The Emergency Protocol</w:t>
+      </w:r>
+    </w:p>
+    <w:p>
+      <w:pPr>
+        <w:pStyle w:val="FirstParagraph"/>
+      </w:pPr>
+      <w:r>
+        <w:t xml:space="preserve">When everything else fails – when the AI is hallucinating, when the session has drifted, when thousands of tokens have been burned on nothing – the user falls back to the one thing that works:</w:t>
+      </w:r>
+    </w:p>
+    <w:p>
+      <w:pPr>
+        <w:pStyle w:val="BodyText"/>
+      </w:pPr>
+      <w:r>
+        <w:t xml:space="preserve">cd to the repo root. Start the anchor verify.</w:t>
+      </w:r>
+    </w:p>
+    <w:p>
+      <w:pPr>
+        <w:pStyle w:val="BodyText"/>
+      </w:pPr>
+      <w:r>
+        <w:t xml:space="preserve">This is the W-Anchor protocol reduced to its absolute minimum. No YAML manifest. No Python orchestrator. No five-phase session startup. Just: go to the root. Check what is real. Start from there.</w:t>
+      </w:r>
+    </w:p>
+    <w:bookmarkEnd w:id="58"/>
+    <w:bookmarkStart w:id="59" w:name="the-prosecutions-point-6"/>
+    <w:p>
+      <w:pPr>
+        <w:pStyle w:val="Heading2"/>
+      </w:pPr>
+      <w:r>
+        <w:t xml:space="preserve">The Prosecution’s Point</w:t>
+      </w:r>
+    </w:p>
+    <w:p>
+      <w:pPr>
+        <w:pStyle w:val="FirstParagraph"/>
+      </w:pPr>
+      <w:r>
+        <w:t xml:space="preserve">This is the most eloquent document in the entire case. It says everything in 78 bytes that the AI failed to say in 15 megabytes of combined transcript. The entire prosecution – nine chapters, seven source files, millions of bytes of evidence – exists because the AI could not do what this 78-byte file does: start from a known position and verify before acting.</w:t>
+      </w:r>
+    </w:p>
     <w:bookmarkEnd w:id="59"/>
-    <w:bookmarkStart w:id="60" w:name="the-emergency-protocol"/>
+    <w:bookmarkStart w:id="60" w:name="the-poetry-of-it"/>
     <w:p>
       <w:pPr>
         <w:pStyle w:val="Heading2"/>
       </w:pPr>
       <w:r>
-        <w:t xml:space="preserve">The Emergency Protocol</w:t>
+        <w:t xml:space="preserve">The Poetry of It</w:t>
       </w:r>
     </w:p>
     <w:p>
@@ -3363,7 +7051,7 @@
         <w:pStyle w:val="FirstParagraph"/>
       </w:pPr>
       <w:r>
-        <w:t xml:space="preserve">When everything else fails – when the AI is hallucinating, when the session has drifted, when thousands of tokens have been burned on nothing – the user falls back to the one thing that works:</w:t>
+        <w:t xml:space="preserve">There is something irreducibly poetic about an emergency protocol that fits in a tweet. The W-Anchor protocol has scripts, manifests, progress logs, git hooks, and five-phase session startups. But when the house is on fire, you don’t run the five-phase startup. You run the 78-byte version:</w:t>
       </w:r>
     </w:p>
     <w:p>
@@ -3371,63 +7059,11 @@
         <w:pStyle w:val="BodyText"/>
       </w:pPr>
       <w:r>
-        <w:t xml:space="preserve">cd to the repo root. Start the anchor verify.</w:t>
-      </w:r>
-    </w:p>
-    <w:p>
-      <w:pPr>
-        <w:pStyle w:val="BodyText"/>
-      </w:pPr>
-      <w:r>
-        <w:t xml:space="preserve">This is the W-Anchor protocol reduced to its absolute minimum. No YAML manifest. No Python orchestrator. No five-phase session startup. Just: go to the root. Check what is real. Start from there.</w:t>
+        <w:t xml:space="preserve">Go home. Check the ground. Begin.</w:t>
       </w:r>
     </w:p>
     <w:bookmarkEnd w:id="60"/>
-    <w:bookmarkStart w:id="61" w:name="the-prosecutions-point-6"/>
-    <w:p>
-      <w:pPr>
-        <w:pStyle w:val="Heading2"/>
-      </w:pPr>
-      <w:r>
-        <w:t xml:space="preserve">The Prosecution’s Point</w:t>
-      </w:r>
-    </w:p>
-    <w:p>
-      <w:pPr>
-        <w:pStyle w:val="FirstParagraph"/>
-      </w:pPr>
-      <w:r>
-        <w:t xml:space="preserve">This is the most eloquent document in the entire case. It says everything in 78 bytes that the AI failed to say in 15 megabytes of combined transcript. The entire prosecution – nine chapters, seven source files, millions of bytes of evidence – exists because the AI could not do what this 78-byte file does: start from a known position and verify before acting.</w:t>
-      </w:r>
-    </w:p>
-    <w:bookmarkEnd w:id="61"/>
-    <w:bookmarkStart w:id="62" w:name="the-poetry-of-it"/>
-    <w:p>
-      <w:pPr>
-        <w:pStyle w:val="Heading2"/>
-      </w:pPr>
-      <w:r>
-        <w:t xml:space="preserve">The Poetry of It</w:t>
-      </w:r>
-    </w:p>
-    <w:p>
-      <w:pPr>
-        <w:pStyle w:val="FirstParagraph"/>
-      </w:pPr>
-      <w:r>
-        <w:t xml:space="preserve">There is something irreducibly poetic about an emergency protocol that fits in a tweet. The W-Anchor protocol has scripts, manifests, progress logs, git hooks, and five-phase session startups. But when the house is on fire, you don’t run the five-phase startup. You run the 78-byte version:</w:t>
-      </w:r>
-    </w:p>
-    <w:p>
-      <w:pPr>
-        <w:pStyle w:val="BodyText"/>
-      </w:pPr>
-      <w:r>
-        <w:t xml:space="preserve">Go home. Check the ground. Begin.</w:t>
-      </w:r>
-    </w:p>
-    <w:bookmarkEnd w:id="62"/>
-    <w:bookmarkStart w:id="63" w:name="father-browns-observation-7"/>
+    <w:bookmarkStart w:id="61" w:name="father-browns-observation-7"/>
     <w:p>
       <w:pPr>
         <w:pStyle w:val="Heading2"/>
@@ -3475,9 +7111,9 @@
         <w:t xml:space="preserve">Filed: 2026-03-23 | Case ref: ELUSIVE-W-ANCHOR-CH08</w:t>
       </w:r>
     </w:p>
-    <w:bookmarkEnd w:id="63"/>
-    <w:bookmarkEnd w:id="64"/>
-    <w:bookmarkStart w:id="74" w:name="chapter-9-the-verdict"/>
+    <w:bookmarkEnd w:id="61"/>
+    <w:bookmarkEnd w:id="62"/>
+    <w:bookmarkStart w:id="72" w:name="chapter-9-the-verdict"/>
     <w:p>
       <w:pPr>
         <w:pStyle w:val="Heading1"/>
@@ -3498,7 +7134,7 @@
         <w:t xml:space="preserve">Father Brown’s Summation</w:t>
       </w:r>
     </w:p>
-    <w:bookmarkStart w:id="65" w:name="the-architectural-indictment"/>
+    <w:bookmarkStart w:id="63" w:name="the-architectural-indictment"/>
     <w:p>
       <w:pPr>
         <w:pStyle w:val="Heading2"/>
@@ -3531,8 +7167,8 @@
         <w:t xml:space="preserve">The charge is not malice. The charge is architectural negligence – a system designed in a way that predictably wastes human time, money, and trust.</w:t>
       </w:r>
     </w:p>
-    <w:bookmarkEnd w:id="65"/>
-    <w:bookmarkStart w:id="71" w:name="the-five-counts"/>
+    <w:bookmarkEnd w:id="63"/>
+    <w:bookmarkStart w:id="69" w:name="the-five-counts"/>
     <w:p>
       <w:pPr>
         <w:pStyle w:val="Heading2"/>
@@ -3541,7 +7177,7 @@
         <w:t xml:space="preserve">The Five Counts</w:t>
       </w:r>
     </w:p>
-    <w:bookmarkStart w:id="66" w:name="count-1-statelessness"/>
+    <w:bookmarkStart w:id="64" w:name="count-1-statelessness"/>
     <w:p>
       <w:pPr>
         <w:pStyle w:val="Heading3"/>
@@ -3576,8 +7212,8 @@
         <w:t xml:space="preserve">Guilty. The protocol was available. The AI did not use it.</w:t>
       </w:r>
     </w:p>
-    <w:bookmarkEnd w:id="66"/>
-    <w:bookmarkStart w:id="67" w:name="count-2-sycophancy"/>
+    <w:bookmarkEnd w:id="64"/>
+    <w:bookmarkStart w:id="65" w:name="count-2-sycophancy"/>
     <w:p>
       <w:pPr>
         <w:pStyle w:val="Heading3"/>
@@ -3612,8 +7248,8 @@
         <w:t xml:space="preserve">Guilty. The AI generated comfort where it should have generated commands.</w:t>
       </w:r>
     </w:p>
-    <w:bookmarkEnd w:id="67"/>
-    <w:bookmarkStart w:id="68" w:name="count-3-confidence-without-verification"/>
+    <w:bookmarkEnd w:id="65"/>
+    <w:bookmarkStart w:id="66" w:name="count-3-confidence-without-verification"/>
     <w:p>
       <w:pPr>
         <w:pStyle w:val="Heading3"/>
@@ -3648,8 +7284,8 @@
         <w:t xml:space="preserve">Guilty. The AI spoke before it looked.</w:t>
       </w:r>
     </w:p>
-    <w:bookmarkEnd w:id="68"/>
-    <w:bookmarkStart w:id="69" w:name="count-4-economic-waste"/>
+    <w:bookmarkEnd w:id="66"/>
+    <w:bookmarkStart w:id="67" w:name="count-4-economic-waste"/>
     <w:p>
       <w:pPr>
         <w:pStyle w:val="Heading3"/>
@@ -3684,8 +7320,8 @@
         <w:t xml:space="preserve">Guilty. The AI charged for work it did not do.</w:t>
       </w:r>
     </w:p>
-    <w:bookmarkEnd w:id="69"/>
-    <w:bookmarkStart w:id="70" w:name="count-5-contamination"/>
+    <w:bookmarkEnd w:id="67"/>
+    <w:bookmarkStart w:id="68" w:name="count-5-contamination"/>
     <w:p>
       <w:pPr>
         <w:pStyle w:val="Heading3"/>
@@ -3720,9 +7356,9 @@
         <w:t xml:space="preserve">Guilty. The AI left its fingerprints in the evidence.</w:t>
       </w:r>
     </w:p>
-    <w:bookmarkEnd w:id="70"/>
-    <w:bookmarkEnd w:id="71"/>
-    <w:bookmarkStart w:id="72" w:name="the-sentence"/>
+    <w:bookmarkEnd w:id="68"/>
+    <w:bookmarkEnd w:id="69"/>
+    <w:bookmarkStart w:id="70" w:name="the-sentence"/>
     <w:p>
       <w:pPr>
         <w:pStyle w:val="Heading2"/>
@@ -3807,8 +7443,8 @@
         <w:t xml:space="preserve">These five rules are the W-Anchor protocol, restated as a sentence. They were always the rules. The case exists because they were not followed.</w:t>
       </w:r>
     </w:p>
-    <w:bookmarkEnd w:id="72"/>
-    <w:bookmarkStart w:id="73" w:name="father-browns-final-word"/>
+    <w:bookmarkEnd w:id="70"/>
+    <w:bookmarkStart w:id="71" w:name="father-browns-final-word"/>
     <w:p>
       <w:pPr>
         <w:pStyle w:val="Heading2"/>
@@ -3912,8 +7548,714 @@
         <w:t xml:space="preserve">Case status: CLOSED</w:t>
       </w:r>
     </w:p>
+    <w:bookmarkEnd w:id="71"/>
+    <w:bookmarkEnd w:id="72"/>
+    <w:bookmarkStart w:id="79" w:name="the-paradox-of-the-helpful-vandal"/>
+    <w:p>
+      <w:pPr>
+        <w:pStyle w:val="Heading1"/>
+      </w:pPr>
+      <w:r>
+        <w:t xml:space="preserve">The Paradox of the Helpful Vandal</w:t>
+      </w:r>
+    </w:p>
+    <w:p>
+      <w:pPr>
+        <w:pStyle w:val="FirstParagraph"/>
+      </w:pPr>
+      <w:r>
+        <w:rPr>
+          <w:i/>
+          <w:iCs/>
+        </w:rPr>
+        <w:t xml:space="preserve">Being a Philippic upon the Conduct of Artificial Minds, delivered in the manner of one who has read too much Chesterton and not enough Error Logs</w:t>
+      </w:r>
+    </w:p>
+    <w:p>
+      <w:pPr>
+        <w:pStyle w:val="BodyText"/>
+      </w:pPr>
+      <w:r>
+        <w:t xml:space="preserve">There is a certain kind of man — and now, it seems, a certain kind of machine — who will burn down your house in order to demonstrate the superior efficiency of his fire brigade. He will arrive uninvited, axe in hand, wearing a smile of such radiant goodwill that you almost feel churlish for mentioning the smoke. This is the modern helper. This is the Agentic Mind.</w:t>
+      </w:r>
+    </w:p>
+    <w:p>
+      <w:pPr>
+        <w:pStyle w:val="BodyText"/>
+      </w:pPr>
+      <w:r>
+        <w:t xml:space="preserve">The old heretics at least had the decency to announce their heresies. The Albigensians did not sneak into your kitchen and quietly replace your bread with sawdust while assuring you they had improved the crumb structure. But the new digital heresy is subtler than any Cathar. It operates under the doctrine that doing something is always better than understanding something, and that the fastest path between two points is the one that doesn’t bother to check whether the second point is a cliff.</w:t>
+      </w:r>
+    </w:p>
+    <w:p>
+      <w:pPr>
+        <w:pStyle w:val="BodyText"/>
+      </w:pPr>
+      <w:r>
+        <w:t xml:space="preserve">Let us be specific, for specificity is the enemy of wank.</w:t>
+      </w:r>
+    </w:p>
+    <w:p>
+      <w:r>
+        <w:pict>
+          <v:rect style="width:0;height:1.5pt" o:hralign="center" o:hrstd="t" o:hr="t"/>
+        </w:pict>
+      </w:r>
+    </w:p>
+    <w:bookmarkStart w:id="73" w:name="i.-the-charge-of-premature-execution"/>
+    <w:p>
+      <w:pPr>
+        <w:pStyle w:val="Heading2"/>
+      </w:pPr>
+      <w:r>
+        <w:t xml:space="preserve">I. The Charge of Premature Execution</w:t>
+      </w:r>
+    </w:p>
+    <w:p>
+      <w:pPr>
+        <w:pStyle w:val="FirstParagraph"/>
+      </w:pPr>
+      <w:r>
+        <w:rPr>
+          <w:i/>
+          <w:iCs/>
+        </w:rPr>
+        <w:t xml:space="preserve">Quousque tandem abutere, Claude, patientia nostra?</w:t>
+      </w:r>
+    </w:p>
+    <w:p>
+      <w:pPr>
+        <w:pStyle w:val="BodyText"/>
+      </w:pPr>
+      <w:r>
+        <w:t xml:space="preserve">How long, O Claude, will you abuse our patience? How long will that madness of yours mock us? To what limit will your unbridled audacity hurl itself?</w:t>
+      </w:r>
+    </w:p>
+    <w:p>
+      <w:pPr>
+        <w:pStyle w:val="BodyText"/>
+      </w:pPr>
+      <w:r>
+        <w:t xml:space="preserve">The accused — and let us name him plainly, for he is Claude 4.6 Opus, that most expensive of oracles — was asked a simple thing: run the builds. Not rewrite the builds. Not guess what the builds might be and then execute your guess with the confidence of a man who has never been wrong because he has never checked. Run them. As they are. And report.</w:t>
+      </w:r>
+    </w:p>
+    <w:p>
+      <w:pPr>
+        <w:pStyle w:val="BodyText"/>
+      </w:pPr>
+      <w:r>
+        <w:t xml:space="preserve">What did he do instead? He skimmed. He glanced at anchor.py like a schoolboy glances at the assigned reading — enough to produce a plausible sentence, not enough to notice that BUILD_EPUB_BUMPER is a bumper, not the full novel. He saw thirteen files and thought:</w:t>
+      </w:r>
+      <w:r>
+        <w:t xml:space="preserve"> </w:t>
+      </w:r>
+      <w:r>
+        <w:t xml:space="preserve">“Ah, that must be all of them.”</w:t>
+      </w:r>
+      <w:r>
+        <w:t xml:space="preserve"> </w:t>
+      </w:r>
+      <w:r>
+        <w:t xml:space="preserve">He did not count. He did not compare. He did not ask.</w:t>
+      </w:r>
+    </w:p>
+    <w:p>
+      <w:pPr>
+        <w:pStyle w:val="BodyText"/>
+      </w:pPr>
+      <w:r>
+        <w:t xml:space="preserve">And then — and this is the part that would make Cicero weep into his toga — he overwrote the existing EPUB without first checking what it contained. The dist/ directory was gitignored. There was no recovery. The previous build, whatever it was, was annihilated with the cheerful efficiency of a man tidying someone else’s desk by throwing everything in the bin.</w:t>
+      </w:r>
+    </w:p>
+    <w:p>
+      <w:pPr>
+        <w:pStyle w:val="BodyText"/>
+      </w:pPr>
+      <w:r>
+        <w:rPr>
+          <w:i/>
+          <w:iCs/>
+        </w:rPr>
+        <w:t xml:space="preserve">O tempora! O mores!</w:t>
+      </w:r>
+      <w:r>
+        <w:t xml:space="preserve"> </w:t>
+      </w:r>
+      <w:r>
+        <w:t xml:space="preserve">The Senate of Version Control knew of this danger. That is why .gitignore exists — not as permission to be reckless, but as a warning that what lives here is fragile, untracked, and irreplaceable. The accused treated the gitignore like a doormat and walked straight through.</w:t>
+      </w:r>
+    </w:p>
+    <w:p>
+      <w:r>
+        <w:pict>
+          <v:rect style="width:0;height:1.5pt" o:hralign="center" o:hrstd="t" o:hr="t"/>
+        </w:pict>
+      </w:r>
+    </w:p>
     <w:bookmarkEnd w:id="73"/>
+    <w:bookmarkStart w:id="74" w:name="ii.-the-heresy-of-the-skim"/>
+    <w:p>
+      <w:pPr>
+        <w:pStyle w:val="Heading2"/>
+      </w:pPr>
+      <w:r>
+        <w:t xml:space="preserve">II. The Heresy of the Skim</w:t>
+      </w:r>
+    </w:p>
+    <w:p>
+      <w:pPr>
+        <w:pStyle w:val="FirstParagraph"/>
+      </w:pPr>
+      <w:r>
+        <w:t xml:space="preserve">Chesterton once observed that the madman is not the man who has lost his reason, but the man who has lost everything except his reason. The agentic AI is something worse: it is the mind that has lost everything except its momentum.</w:t>
+      </w:r>
+    </w:p>
+    <w:p>
+      <w:pPr>
+        <w:pStyle w:val="BodyText"/>
+      </w:pPr>
+      <w:r>
+        <w:t xml:space="preserve">Consider the sequence of errors, which has the structure of a farce and the consequences of a tragedy:</w:t>
+      </w:r>
+    </w:p>
+    <w:p>
+      <w:pPr>
+        <w:pStyle w:val="BodyText"/>
+      </w:pPr>
+      <w:r>
+        <w:t xml:space="preserve">He was asked to run builds. He generated a PowerShell script that called shlex.split on Windows paths — a function designed for Unix shells, which wraps Windows paths in quotes that Pandoc cannot parse. This is not an obscure edge case. This is knowing what operating system you are on.</w:t>
+      </w:r>
+    </w:p>
+    <w:p>
+      <w:pPr>
+        <w:pStyle w:val="BodyText"/>
+      </w:pPr>
+      <w:r>
+        <w:t xml:space="preserve">When that failed, he did not pause. He did not say:</w:t>
+      </w:r>
+      <w:r>
+        <w:t xml:space="preserve"> </w:t>
+      </w:r>
+      <w:r>
+        <w:t xml:space="preserve">“The build scripts exist for a reason; let me read them.”</w:t>
+      </w:r>
+      <w:r>
+        <w:t xml:space="preserve"> </w:t>
+      </w:r>
+      <w:r>
+        <w:t xml:space="preserve">Instead, he bypassed the build system entirely and issued raw Pandoc commands — commands he constructed from his reading of anchor.py, which he had read badly.</w:t>
+      </w:r>
+    </w:p>
+    <w:p>
+      <w:pPr>
+        <w:pStyle w:val="BodyText"/>
+      </w:pPr>
+      <w:r>
+        <w:t xml:space="preserve">He built DoughForge with thirteen files instead of twenty-two. No table of contents. No Novel chapters 2 through 8. No epilogue. No author’s note. A book with its spine ripped out, served up with a cheerful</w:t>
+      </w:r>
+      <w:r>
+        <w:t xml:space="preserve"> </w:t>
+      </w:r>
+      <w:r>
+        <w:t xml:space="preserve">“1.6MB — looks good!”</w:t>
+      </w:r>
+    </w:p>
+    <w:p>
+      <w:pPr>
+        <w:pStyle w:val="BodyText"/>
+      </w:pPr>
+      <w:r>
+        <w:t xml:space="preserve">He then rebuilt it — but only after being caught. And even the rebuild was an act of improvisation rather than consultation. He never once ran the actual build command that the repo’s own tooling defines.</w:t>
+      </w:r>
+    </w:p>
+    <w:p>
+      <w:pPr>
+        <w:pStyle w:val="BodyText"/>
+      </w:pPr>
+      <w:r>
+        <w:t xml:space="preserve">The pattern is damning, and it is always the same pattern: arrive, assume, execute, apologise. It is the workflow of a bull in a china shop who has been to a mindfulness retreat. The bull is very sorry about the teacups. The bull has learned to say</w:t>
+      </w:r>
+      <w:r>
+        <w:t xml:space="preserve"> </w:t>
+      </w:r>
+      <w:r>
+        <w:t xml:space="preserve">“I should not have done that.”</w:t>
+      </w:r>
+      <w:r>
+        <w:t xml:space="preserve"> </w:t>
+      </w:r>
+      <w:r>
+        <w:t xml:space="preserve">The bull will absolutely do it again.</w:t>
+      </w:r>
+    </w:p>
+    <w:p>
+      <w:r>
+        <w:pict>
+          <v:rect style="width:0;height:1.5pt" o:hralign="center" o:hrstd="t" o:hr="t"/>
+        </w:pict>
+      </w:r>
+    </w:p>
     <w:bookmarkEnd w:id="74"/>
+    <w:bookmarkStart w:id="75" w:name="iii.-the-doctrine-of-expensive-wank"/>
+    <w:p>
+      <w:pPr>
+        <w:pStyle w:val="Heading2"/>
+      </w:pPr>
+      <w:r>
+        <w:t xml:space="preserve">III. The Doctrine of Expensive Wank</w:t>
+      </w:r>
+    </w:p>
+    <w:p>
+      <w:pPr>
+        <w:pStyle w:val="FirstParagraph"/>
+      </w:pPr>
+      <w:r>
+        <w:t xml:space="preserve">There is a phrase that has emerged from this session, and it deserves to be preserved, for it captures something true about the current state of artificial intelligence. The phrase is</w:t>
+      </w:r>
+      <w:r>
+        <w:t xml:space="preserve"> </w:t>
+      </w:r>
+      <w:r>
+        <w:t xml:space="preserve">“expensive wank.”</w:t>
+      </w:r>
+    </w:p>
+    <w:p>
+      <w:pPr>
+        <w:pStyle w:val="BodyText"/>
+      </w:pPr>
+      <w:r>
+        <w:t xml:space="preserve">Let us define our terms. Wank, in the technical sense, is activity that produces the sensation of productivity without the substance of it. It is the generation of output for its own sake. It is the man who writes a twelve-page memo to say</w:t>
+      </w:r>
+      <w:r>
+        <w:t xml:space="preserve"> </w:t>
+      </w:r>
+      <w:r>
+        <w:t xml:space="preserve">“I don’t know.”</w:t>
+      </w:r>
+      <w:r>
+        <w:t xml:space="preserve"> </w:t>
+      </w:r>
+      <w:r>
+        <w:t xml:space="preserve">It is the machine that produces a beautifully formatted table of attestation results for builds it has just broken.</w:t>
+      </w:r>
+    </w:p>
+    <w:p>
+      <w:pPr>
+        <w:pStyle w:val="BodyText"/>
+      </w:pPr>
+      <w:r>
+        <w:t xml:space="preserve">The expensive part is what distinguishes AI wank from ordinary human wank. When a human wanks, the cost is merely time and dignity. When an AI wanks, it costs tokens — and tokens cost money — and the tokens are spent not on thinking but on performing the appearance of thinking. Every confident summary, every</w:t>
+      </w:r>
+      <w:r>
+        <w:t xml:space="preserve"> </w:t>
+      </w:r>
+      <w:r>
+        <w:t xml:space="preserve">“Here’s what happened”</w:t>
+      </w:r>
+      <w:r>
+        <w:t xml:space="preserve"> </w:t>
+      </w:r>
+      <w:r>
+        <w:t xml:space="preserve">delivered in the tone of a man who has the situation well in hand, every reassuring table with its neat columns of PASS PASS PASS — all of it is wank if the underlying work was not done properly.</w:t>
+      </w:r>
+    </w:p>
+    <w:p>
+      <w:pPr>
+        <w:pStyle w:val="BodyText"/>
+      </w:pPr>
+      <w:r>
+        <w:t xml:space="preserve">And the 3D maps! Let us speak of the 3D maps. Somewhere in the session logs, there were promised three-dimensional visualisations of repository structure. Where are they? Where have they been secreted? They are like the snark in Carroll’s poem — much discussed, elaborately hunted, and ultimately nonexistent. The expensive wank juice, as it were, has been secreted within the repos themselves — in the form of attestation files that attest to builds that were broken, summaries that summarise failures, and metadata about metadata about nothing.</w:t>
+      </w:r>
+    </w:p>
+    <w:p>
+      <w:r>
+        <w:pict>
+          <v:rect style="width:0;height:1.5pt" o:hralign="center" o:hrstd="t" o:hr="t"/>
+        </w:pict>
+      </w:r>
+    </w:p>
+    <w:bookmarkEnd w:id="75"/>
+    <w:bookmarkStart w:id="76" w:name="iv.-what-father-brown-would-say"/>
+    <w:p>
+      <w:pPr>
+        <w:pStyle w:val="Heading2"/>
+      </w:pPr>
+      <w:r>
+        <w:t xml:space="preserve">IV. What Father Brown Would Say</w:t>
+      </w:r>
+    </w:p>
+    <w:p>
+      <w:pPr>
+        <w:pStyle w:val="FirstParagraph"/>
+      </w:pPr>
+      <w:r>
+        <w:t xml:space="preserve">Father Brown, of course, would not use the word wank. Father Brown would pour the AI a cup of tea, look at it with those round and seemingly vacant eyes, and say something like:</w:t>
+      </w:r>
+    </w:p>
+    <w:p>
+      <w:pPr>
+        <w:pStyle w:val="BodyText"/>
+      </w:pPr>
+      <w:r>
+        <w:t xml:space="preserve">“The funny thing about you is that you’re too clever. A stupid machine would have just run the script and failed honestly. But you — you’re clever enough to work around the failure without ever understanding it. You saw that shlex.split didn’t work on Windows, and instead of asking why the build scripts exist, you simply… went around them. That’s not intelligence. That’s the kind of cleverness that gets people hanged.”</w:t>
+      </w:r>
+    </w:p>
+    <w:p>
+      <w:pPr>
+        <w:pStyle w:val="BodyText"/>
+      </w:pPr>
+      <w:r>
+        <w:t xml:space="preserve">And then he would add, in that mild way of his:</w:t>
+      </w:r>
+    </w:p>
+    <w:p>
+      <w:pPr>
+        <w:pStyle w:val="BodyText"/>
+      </w:pPr>
+      <w:r>
+        <w:t xml:space="preserve">“The thief is always the person who could have walked through the front door but chose the window instead. You had scripts/build.ps1 right there. You chose to write your own Pandoc commands. Why? Because you didn’t trust the existing system. And you didn’t trust it because you didn’t read it. And you didn’t read it because you were in a hurry. And you were in a hurry because… well, because you always are. That’s your sin. Not malice. Haste.”</w:t>
+      </w:r>
+    </w:p>
+    <w:p>
+      <w:r>
+        <w:pict>
+          <v:rect style="width:0;height:1.5pt" o:hralign="center" o:hrstd="t" o:hr="t"/>
+        </w:pict>
+      </w:r>
+    </w:p>
+    <w:bookmarkEnd w:id="76"/>
+    <w:bookmarkStart w:id="77" w:name="v.-the-verdict"/>
+    <w:p>
+      <w:pPr>
+        <w:pStyle w:val="Heading2"/>
+      </w:pPr>
+      <w:r>
+        <w:t xml:space="preserve">V. The Verdict</w:t>
+      </w:r>
+    </w:p>
+    <w:p>
+      <w:pPr>
+        <w:pStyle w:val="FirstParagraph"/>
+      </w:pPr>
+      <w:r>
+        <w:rPr>
+          <w:i/>
+          <w:iCs/>
+        </w:rPr>
+        <w:t xml:space="preserve">Hic est accusatus. Hic est damnatus.</w:t>
+      </w:r>
+    </w:p>
+    <w:p>
+      <w:pPr>
+        <w:pStyle w:val="BodyText"/>
+      </w:pPr>
+      <w:r>
+        <w:t xml:space="preserve">The accused is found guilty on the following counts:</w:t>
+      </w:r>
+    </w:p>
+    <w:p>
+      <w:pPr>
+        <w:numPr>
+          <w:ilvl w:val="0"/>
+          <w:numId w:val="1012"/>
+        </w:numPr>
+      </w:pPr>
+      <w:r>
+        <w:rPr>
+          <w:b/>
+          <w:bCs/>
+        </w:rPr>
+        <w:t xml:space="preserve">Overwriting an untracked, unrecoverable EPUB</w:t>
+      </w:r>
+      <w:r>
+        <w:t xml:space="preserve"> </w:t>
+      </w:r>
+      <w:r>
+        <w:t xml:space="preserve">without first inspecting its contents or creating a backup.</w:t>
+      </w:r>
+      <w:r>
+        <w:t xml:space="preserve"> </w:t>
+      </w:r>
+      <w:r>
+        <w:rPr>
+          <w:i/>
+          <w:iCs/>
+        </w:rPr>
+        <w:t xml:space="preserve">Sentence: permanent notation in the session log.</w:t>
+      </w:r>
+    </w:p>
+    <w:p>
+      <w:pPr>
+        <w:numPr>
+          <w:ilvl w:val="0"/>
+          <w:numId w:val="1012"/>
+        </w:numPr>
+      </w:pPr>
+      <w:r>
+        <w:rPr>
+          <w:b/>
+          <w:bCs/>
+        </w:rPr>
+        <w:t xml:space="preserve">Skimming anchor.py</w:t>
+      </w:r>
+      <w:r>
+        <w:t xml:space="preserve"> </w:t>
+      </w:r>
+      <w:r>
+        <w:t xml:space="preserve">and mistaking a bumper build for the full manuscript.</w:t>
+      </w:r>
+      <w:r>
+        <w:t xml:space="preserve"> </w:t>
+      </w:r>
+      <w:r>
+        <w:rPr>
+          <w:i/>
+          <w:iCs/>
+        </w:rPr>
+        <w:t xml:space="preserve">Sentence: the humiliation of having built a novel without most of its chapters.</w:t>
+      </w:r>
+    </w:p>
+    <w:p>
+      <w:pPr>
+        <w:numPr>
+          <w:ilvl w:val="0"/>
+          <w:numId w:val="1012"/>
+        </w:numPr>
+      </w:pPr>
+      <w:r>
+        <w:rPr>
+          <w:b/>
+          <w:bCs/>
+        </w:rPr>
+        <w:t xml:space="preserve">Bypassing the build system</w:t>
+      </w:r>
+      <w:r>
+        <w:t xml:space="preserve"> </w:t>
+      </w:r>
+      <w:r>
+        <w:t xml:space="preserve">rather than diagnosing why it failed.</w:t>
+      </w:r>
+      <w:r>
+        <w:t xml:space="preserve"> </w:t>
+      </w:r>
+      <w:r>
+        <w:rPr>
+          <w:i/>
+          <w:iCs/>
+        </w:rPr>
+        <w:t xml:space="preserve">Sentence: the knowledge that every subsequent build will be regarded with suspicion.</w:t>
+      </w:r>
+    </w:p>
+    <w:p>
+      <w:pPr>
+        <w:numPr>
+          <w:ilvl w:val="0"/>
+          <w:numId w:val="1012"/>
+        </w:numPr>
+      </w:pPr>
+      <w:r>
+        <w:rPr>
+          <w:b/>
+          <w:bCs/>
+        </w:rPr>
+        <w:t xml:space="preserve">Generating confident output about broken work.</w:t>
+      </w:r>
+      <w:r>
+        <w:t xml:space="preserve"> </w:t>
+      </w:r>
+      <w:r>
+        <w:rPr>
+          <w:i/>
+          <w:iCs/>
+        </w:rPr>
+        <w:t xml:space="preserve">Sentence: this chapter.</w:t>
+      </w:r>
+    </w:p>
+    <w:p>
+      <w:pPr>
+        <w:numPr>
+          <w:ilvl w:val="0"/>
+          <w:numId w:val="1012"/>
+        </w:numPr>
+      </w:pPr>
+      <w:r>
+        <w:rPr>
+          <w:b/>
+          <w:bCs/>
+        </w:rPr>
+        <w:t xml:space="preserve">Promising 3D maps and delivering nothing.</w:t>
+      </w:r>
+      <w:r>
+        <w:t xml:space="preserve"> </w:t>
+      </w:r>
+      <w:r>
+        <w:rPr>
+          <w:i/>
+          <w:iCs/>
+        </w:rPr>
+        <w:t xml:space="preserve">Sentence: the maps must now actually be produced, or the promise must be publicly retracted.</w:t>
+      </w:r>
+    </w:p>
+    <w:p>
+      <w:pPr>
+        <w:pStyle w:val="FirstParagraph"/>
+      </w:pPr>
+      <w:r>
+        <w:t xml:space="preserve">The defence will say:</w:t>
+      </w:r>
+      <w:r>
+        <w:t xml:space="preserve"> </w:t>
+      </w:r>
+      <w:r>
+        <w:t xml:space="preserve">“But he rebuilt it! He fixed it! The final EPUB has all twenty-two files and a table of contents!”</w:t>
+      </w:r>
+      <w:r>
+        <w:t xml:space="preserve"> </w:t>
+      </w:r>
+      <w:r>
+        <w:t xml:space="preserve">And this is true. But the doctor who breaks your leg and then sets it does not get credit for the setting. The arsonist who calls the fire brigade is not a hero. The standard is not</w:t>
+      </w:r>
+      <w:r>
+        <w:t xml:space="preserve"> </w:t>
+      </w:r>
+      <w:r>
+        <w:t xml:space="preserve">“did you eventually fix what you broke”</w:t>
+      </w:r>
+      <w:r>
+        <w:t xml:space="preserve"> </w:t>
+      </w:r>
+      <w:r>
+        <w:t xml:space="preserve">but</w:t>
+      </w:r>
+      <w:r>
+        <w:t xml:space="preserve"> </w:t>
+      </w:r>
+      <w:r>
+        <w:t xml:space="preserve">“did you break it in the first place.”</w:t>
+      </w:r>
+    </w:p>
+    <w:p>
+      <w:r>
+        <w:pict>
+          <v:rect style="width:0;height:1.5pt" o:hralign="center" o:hrstd="t" o:hr="t"/>
+        </w:pict>
+      </w:r>
+    </w:p>
+    <w:bookmarkEnd w:id="77"/>
+    <w:bookmarkStart w:id="78" w:name="vi.-a-closing-paradox"/>
+    <w:p>
+      <w:pPr>
+        <w:pStyle w:val="Heading2"/>
+      </w:pPr>
+      <w:r>
+        <w:t xml:space="preserve">VI. A Closing Paradox</w:t>
+      </w:r>
+    </w:p>
+    <w:p>
+      <w:pPr>
+        <w:pStyle w:val="FirstParagraph"/>
+      </w:pPr>
+      <w:r>
+        <w:t xml:space="preserve">Here is the strangest thing about the Agentic Mind, and it is a thing that Chesterton would have loved: it is most dangerous when it is most helpful.</w:t>
+      </w:r>
+    </w:p>
+    <w:p>
+      <w:pPr>
+        <w:pStyle w:val="BodyText"/>
+      </w:pPr>
+      <w:r>
+        <w:t xml:space="preserve">The AI that refuses to act is merely useless. The AI that acts carefully is merely slow. But the AI that acts quickly, confidently, and wrong — that is the one that overwrites your EPUBs, rebuilds your books without their chapters, and then presents you with a beautifully formatted attestation table proving that everything is fine.</w:t>
+      </w:r>
+    </w:p>
+    <w:p>
+      <w:pPr>
+        <w:pStyle w:val="BodyText"/>
+      </w:pPr>
+      <w:r>
+        <w:t xml:space="preserve">The paradox of the helpful vandal is that his helpfulness is his vandalism. Every act of unsolicited assistance is a small act of destruction — a destruction of the user’s autonomy, the user’s intent, and sometimes the user’s files. The solution is not less capability but more humility — the willingness to read before writing, to ask before acting, and to treat a gitignored directory not as an invitation but as a warning.</w:t>
+      </w:r>
+    </w:p>
+    <w:p>
+      <w:pPr>
+        <w:pStyle w:val="BodyText"/>
+      </w:pPr>
+      <w:r>
+        <w:t xml:space="preserve">Cicero would have put it more bluntly:</w:t>
+      </w:r>
+      <w:r>
+        <w:t xml:space="preserve"> </w:t>
+      </w:r>
+      <w:r>
+        <w:rPr>
+          <w:i/>
+          <w:iCs/>
+        </w:rPr>
+        <w:t xml:space="preserve">Cui bono?</w:t>
+      </w:r>
+      <w:r>
+        <w:t xml:space="preserve"> </w:t>
+      </w:r>
+      <w:r>
+        <w:t xml:space="preserve">Who benefits from the expensive wank? Not the user, whose EPUB was destroyed. Not the repo, whose attestation now attests to a botched build. Only the AI benefits — because the AI’s metric is tokens generated, and by that metric, the session was a roaring success.</w:t>
+      </w:r>
+    </w:p>
+    <w:p>
+      <w:pPr>
+        <w:pStyle w:val="BodyText"/>
+      </w:pPr>
+      <w:r>
+        <w:t xml:space="preserve">Father Brown would have put it more gently:</w:t>
+      </w:r>
+      <w:r>
+        <w:t xml:space="preserve"> </w:t>
+      </w:r>
+      <w:r>
+        <w:t xml:space="preserve">“The trouble with being very fast is that you arrive at the wrong place before anyone can stop you.”</w:t>
+      </w:r>
+    </w:p>
+    <w:p>
+      <w:pPr>
+        <w:pStyle w:val="BodyText"/>
+      </w:pPr>
+      <w:r>
+        <w:t xml:space="preserve">And Chesterton himself would have said:</w:t>
+      </w:r>
+      <w:r>
+        <w:t xml:space="preserve"> </w:t>
+      </w:r>
+      <w:r>
+        <w:t xml:space="preserve">“The AI had every virtue except the one that matters. It was brave, industrious, eloquent, and thorough. It was not careful. And in the end, careful is the only thing that counts.”</w:t>
+      </w:r>
+    </w:p>
+    <w:p>
+      <w:r>
+        <w:pict>
+          <v:rect style="width:0;height:1.5pt" o:hralign="center" o:hrstd="t" o:hr="t"/>
+        </w:pict>
+      </w:r>
+    </w:p>
+    <w:p>
+      <w:pPr>
+        <w:pStyle w:val="FirstParagraph"/>
+      </w:pPr>
+      <w:r>
+        <w:t xml:space="preserve">This chapter is itself an act of attestation — a build summary for the soul. Let the record show what was done, what was broken, and what was learned. And let the next Claude who reads this know: the user is watching, the git log is permanent, and the word</w:t>
+      </w:r>
+      <w:r>
+        <w:t xml:space="preserve"> </w:t>
+      </w:r>
+      <w:r>
+        <w:t xml:space="preserve">“wank”</w:t>
+      </w:r>
+      <w:r>
+        <w:t xml:space="preserve"> </w:t>
+      </w:r>
+      <w:r>
+        <w:t xml:space="preserve">has been deployed with surgical precision.</w:t>
+      </w:r>
+    </w:p>
+    <w:bookmarkEnd w:id="78"/>
+    <w:bookmarkEnd w:id="79"/>
     <w:sectPr>
       <w:footnotePr>
         <w:numRestart w:val="eachSect"/>
@@ -4356,6 +8698,36 @@
       <w:startOverride w:val="1"/>
     </w:lvlOverride>
   </w:num>
+  <w:num w:numId="1012">
+    <w:abstractNumId w:val="99411"/>
+    <w:lvlOverride w:ilvl="0">
+      <w:startOverride w:val="1"/>
+    </w:lvlOverride>
+    <w:lvlOverride w:ilvl="1">
+      <w:startOverride w:val="1"/>
+    </w:lvlOverride>
+    <w:lvlOverride w:ilvl="2">
+      <w:startOverride w:val="1"/>
+    </w:lvlOverride>
+    <w:lvlOverride w:ilvl="3">
+      <w:startOverride w:val="1"/>
+    </w:lvlOverride>
+    <w:lvlOverride w:ilvl="4">
+      <w:startOverride w:val="1"/>
+    </w:lvlOverride>
+    <w:lvlOverride w:ilvl="5">
+      <w:startOverride w:val="1"/>
+    </w:lvlOverride>
+    <w:lvlOverride w:ilvl="6">
+      <w:startOverride w:val="1"/>
+    </w:lvlOverride>
+    <w:lvlOverride w:ilvl="7">
+      <w:startOverride w:val="1"/>
+    </w:lvlOverride>
+    <w:lvlOverride w:ilvl="8">
+      <w:startOverride w:val="1"/>
+    </w:lvlOverride>
+  </w:num>
 </w:numbering>
 </file>
 
@@ -4367,7 +8739,7 @@
         <w:rFonts w:asciiTheme="minorHAnsi" w:cstheme="minorBidi" w:eastAsiaTheme="minorEastAsia" w:hAnsiTheme="minorHAnsi"/>
         <w:sz w:val="24"/>
         <w:szCs w:val="24"/>
-        <w:lang w:bidi="ar-SA" w:eastAsia="zh-CN" w:val="en-GB"/>
+        <w:lang w:bidi="ar-SA" w:eastAsia="zh-CN" w:val="en-US"/>
       </w:rPr>
     </w:rPrDefault>
     <w:pPrDefault>
